--- a/יומן פרויקט.docx
+++ b/יומן פרויקט.docx
@@ -10879,7 +10879,7 @@
           <w:numId w:val="26"/>
         </w:numPr>
         <w:rPr>
-          <w:rFonts w:asciiTheme="majorBidi" w:hAnsiTheme="majorBidi" w:cstheme="majorBidi" w:hint="cs"/>
+          <w:rFonts w:asciiTheme="majorBidi" w:hAnsiTheme="majorBidi" w:cstheme="majorBidi"/>
           <w:rtl/>
         </w:rPr>
       </w:pPr>
@@ -11895,7 +11895,7 @@
           <w:numId w:val="26"/>
         </w:numPr>
         <w:rPr>
-          <w:rFonts w:asciiTheme="majorBidi" w:hAnsiTheme="majorBidi" w:cstheme="majorBidi" w:hint="cs"/>
+          <w:rFonts w:asciiTheme="majorBidi" w:hAnsiTheme="majorBidi" w:cstheme="majorBidi"/>
           <w:rtl/>
         </w:rPr>
       </w:pPr>
@@ -12215,20 +12215,298 @@
           <w:rtl/>
         </w:rPr>
       </w:pPr>
+      <w:r>
+        <w:rPr>
+          <w:rFonts w:asciiTheme="majorBidi" w:hAnsiTheme="majorBidi" w:cs="Times New Roman" w:hint="cs"/>
+          <w:rtl/>
+        </w:rPr>
+        <w:lastRenderedPageBreak/>
+        <w:t>תאריך</w:t>
+      </w:r>
+      <w:r>
+        <w:rPr>
+          <w:rFonts w:asciiTheme="majorBidi" w:hAnsiTheme="majorBidi" w:cs="Times New Roman"/>
+          <w:rtl/>
+        </w:rPr>
+        <w:t xml:space="preserve">: 5 </w:t>
+      </w:r>
+      <w:r>
+        <w:rPr>
+          <w:rFonts w:asciiTheme="majorBidi" w:hAnsiTheme="majorBidi" w:cs="Times New Roman" w:hint="cs"/>
+          <w:rtl/>
+        </w:rPr>
+        <w:t>באוקטובר</w:t>
+      </w:r>
+      <w:r>
+        <w:rPr>
+          <w:rFonts w:asciiTheme="majorBidi" w:hAnsiTheme="majorBidi" w:cs="Times New Roman"/>
+          <w:rtl/>
+        </w:rPr>
+        <w:t xml:space="preserve"> 2026</w:t>
+      </w:r>
     </w:p>
     <w:p>
       <w:pPr>
         <w:rPr>
           <w:rFonts w:asciiTheme="majorBidi" w:hAnsiTheme="majorBidi" w:cstheme="majorBidi"/>
-          <w:rtl/>
-        </w:rPr>
-      </w:pPr>
-      <w:r>
-        <w:rPr>
-          <w:rFonts w:asciiTheme="majorBidi" w:hAnsiTheme="majorBidi" w:cstheme="majorBidi" w:hint="cs"/>
-          <w:rtl/>
-        </w:rPr>
-        <w:t>להמשך</w:t>
+          <w:u w:val="single"/>
+          <w:rtl/>
+        </w:rPr>
+      </w:pPr>
+      <w:r>
+        <w:rPr>
+          <w:rFonts w:asciiTheme="majorBidi" w:hAnsiTheme="majorBidi" w:cs="Times New Roman" w:hint="cs"/>
+          <w:u w:val="single"/>
+          <w:rtl/>
+        </w:rPr>
+        <w:t>סטטוס</w:t>
+      </w:r>
+      <w:r>
+        <w:rPr>
+          <w:rFonts w:asciiTheme="majorBidi" w:hAnsiTheme="majorBidi" w:cs="Times New Roman"/>
+          <w:u w:val="single"/>
+          <w:rtl/>
+        </w:rPr>
+        <w:t xml:space="preserve">: </w:t>
+      </w:r>
+      <w:r>
+        <w:rPr>
+          <w:rFonts w:asciiTheme="majorBidi" w:hAnsiTheme="majorBidi" w:cs="Times New Roman" w:hint="cs"/>
+          <w:u w:val="single"/>
+          <w:rtl/>
+        </w:rPr>
+        <w:t>שדרוג</w:t>
+      </w:r>
+      <w:r>
+        <w:rPr>
+          <w:rFonts w:asciiTheme="majorBidi" w:hAnsiTheme="majorBidi" w:cs="Times New Roman"/>
+          <w:u w:val="single"/>
+          <w:rtl/>
+        </w:rPr>
+        <w:t xml:space="preserve"> </w:t>
+      </w:r>
+      <w:r>
+        <w:rPr>
+          <w:rFonts w:asciiTheme="majorBidi" w:hAnsiTheme="majorBidi" w:cs="Times New Roman" w:hint="cs"/>
+          <w:u w:val="single"/>
+          <w:rtl/>
+        </w:rPr>
+        <w:t>סוכן</w:t>
+      </w:r>
+      <w:r>
+        <w:rPr>
+          <w:rFonts w:asciiTheme="majorBidi" w:hAnsiTheme="majorBidi" w:cs="Times New Roman"/>
+          <w:u w:val="single"/>
+          <w:rtl/>
+        </w:rPr>
+        <w:t xml:space="preserve"> </w:t>
+      </w:r>
+      <w:r>
+        <w:rPr>
+          <w:rFonts w:asciiTheme="majorBidi" w:hAnsiTheme="majorBidi" w:cs="Times New Roman" w:hint="cs"/>
+          <w:u w:val="single"/>
+          <w:rtl/>
+        </w:rPr>
+        <w:t>ה</w:t>
+      </w:r>
+      <w:r>
+        <w:rPr>
+          <w:rFonts w:asciiTheme="majorBidi" w:hAnsiTheme="majorBidi" w:cs="Times New Roman"/>
+          <w:u w:val="single"/>
+          <w:rtl/>
+        </w:rPr>
+        <w:t>-</w:t>
+      </w:r>
+      <w:r>
+        <w:rPr>
+          <w:rFonts w:asciiTheme="majorBidi" w:hAnsiTheme="majorBidi" w:cstheme="majorBidi"/>
+          <w:u w:val="single"/>
+        </w:rPr>
+        <w:t>AI</w:t>
+      </w:r>
+      <w:r>
+        <w:rPr>
+          <w:rFonts w:asciiTheme="majorBidi" w:hAnsiTheme="majorBidi" w:cs="Times New Roman"/>
+          <w:u w:val="single"/>
+          <w:rtl/>
+        </w:rPr>
+        <w:t xml:space="preserve">, </w:t>
+      </w:r>
+      <w:r>
+        <w:rPr>
+          <w:rFonts w:asciiTheme="majorBidi" w:hAnsiTheme="majorBidi" w:cs="Times New Roman" w:hint="cs"/>
+          <w:u w:val="single"/>
+          <w:rtl/>
+        </w:rPr>
+        <w:t>ארגון</w:t>
+      </w:r>
+      <w:r>
+        <w:rPr>
+          <w:rFonts w:asciiTheme="majorBidi" w:hAnsiTheme="majorBidi" w:cs="Times New Roman"/>
+          <w:u w:val="single"/>
+          <w:rtl/>
+        </w:rPr>
+        <w:t xml:space="preserve"> </w:t>
+      </w:r>
+      <w:r>
+        <w:rPr>
+          <w:rFonts w:asciiTheme="majorBidi" w:hAnsiTheme="majorBidi" w:cs="Times New Roman" w:hint="cs"/>
+          <w:u w:val="single"/>
+          <w:rtl/>
+        </w:rPr>
+        <w:t>תיקיות</w:t>
+      </w:r>
+      <w:r>
+        <w:rPr>
+          <w:rFonts w:asciiTheme="majorBidi" w:hAnsiTheme="majorBidi" w:cs="Times New Roman"/>
+          <w:u w:val="single"/>
+          <w:rtl/>
+        </w:rPr>
+        <w:t xml:space="preserve"> </w:t>
+      </w:r>
+      <w:r>
+        <w:rPr>
+          <w:rFonts w:asciiTheme="majorBidi" w:hAnsiTheme="majorBidi" w:cs="Times New Roman" w:hint="cs"/>
+          <w:u w:val="single"/>
+          <w:rtl/>
+        </w:rPr>
+        <w:t>הפרויקט</w:t>
+      </w:r>
+      <w:r>
+        <w:rPr>
+          <w:rFonts w:asciiTheme="majorBidi" w:hAnsiTheme="majorBidi" w:cs="Times New Roman"/>
+          <w:u w:val="single"/>
+          <w:rtl/>
+        </w:rPr>
+        <w:t xml:space="preserve">, </w:t>
+      </w:r>
+      <w:r>
+        <w:rPr>
+          <w:rFonts w:asciiTheme="majorBidi" w:hAnsiTheme="majorBidi" w:cs="Times New Roman" w:hint="cs"/>
+          <w:u w:val="single"/>
+          <w:rtl/>
+        </w:rPr>
+        <w:t>הוספת</w:t>
+      </w:r>
+      <w:r>
+        <w:rPr>
+          <w:rFonts w:asciiTheme="majorBidi" w:hAnsiTheme="majorBidi" w:cs="Times New Roman"/>
+          <w:u w:val="single"/>
+          <w:rtl/>
+        </w:rPr>
+        <w:t xml:space="preserve"> </w:t>
+      </w:r>
+      <w:r>
+        <w:rPr>
+          <w:rFonts w:asciiTheme="majorBidi" w:hAnsiTheme="majorBidi" w:cs="Times New Roman" w:hint="cs"/>
+          <w:u w:val="single"/>
+          <w:rtl/>
+        </w:rPr>
+        <w:t>ממשק</w:t>
+      </w:r>
+      <w:r>
+        <w:rPr>
+          <w:rFonts w:asciiTheme="majorBidi" w:hAnsiTheme="majorBidi" w:cs="Times New Roman"/>
+          <w:u w:val="single"/>
+          <w:rtl/>
+        </w:rPr>
+        <w:t xml:space="preserve"> </w:t>
+      </w:r>
+      <w:r>
+        <w:rPr>
+          <w:rFonts w:asciiTheme="majorBidi" w:hAnsiTheme="majorBidi" w:cs="Times New Roman" w:hint="cs"/>
+          <w:u w:val="single"/>
+          <w:rtl/>
+        </w:rPr>
+        <w:t>עריכה</w:t>
+      </w:r>
+      <w:r>
+        <w:rPr>
+          <w:rFonts w:asciiTheme="majorBidi" w:hAnsiTheme="majorBidi" w:cs="Times New Roman"/>
+          <w:u w:val="single"/>
+          <w:rtl/>
+        </w:rPr>
+        <w:t xml:space="preserve"> </w:t>
+      </w:r>
+      <w:r>
+        <w:rPr>
+          <w:rFonts w:asciiTheme="majorBidi" w:hAnsiTheme="majorBidi" w:cs="Times New Roman" w:hint="cs"/>
+          <w:u w:val="single"/>
+          <w:rtl/>
+        </w:rPr>
+        <w:t>ומחיקה</w:t>
+      </w:r>
+      <w:r>
+        <w:rPr>
+          <w:rFonts w:asciiTheme="majorBidi" w:hAnsiTheme="majorBidi" w:cs="Times New Roman"/>
+          <w:u w:val="single"/>
+          <w:rtl/>
+        </w:rPr>
+        <w:t xml:space="preserve"> </w:t>
+      </w:r>
+      <w:r>
+        <w:rPr>
+          <w:rFonts w:asciiTheme="majorBidi" w:hAnsiTheme="majorBidi" w:cs="Times New Roman" w:hint="cs"/>
+          <w:u w:val="single"/>
+          <w:rtl/>
+        </w:rPr>
+        <w:t>חי</w:t>
+      </w:r>
+      <w:r>
+        <w:rPr>
+          <w:rFonts w:asciiTheme="majorBidi" w:hAnsiTheme="majorBidi" w:cs="Times New Roman"/>
+          <w:u w:val="single"/>
+          <w:rtl/>
+        </w:rPr>
+        <w:t xml:space="preserve">, </w:t>
+      </w:r>
+      <w:r>
+        <w:rPr>
+          <w:rFonts w:asciiTheme="majorBidi" w:hAnsiTheme="majorBidi" w:cs="Times New Roman" w:hint="cs"/>
+          <w:u w:val="single"/>
+          <w:rtl/>
+        </w:rPr>
+        <w:t>ותיקוני</w:t>
+      </w:r>
+      <w:r>
+        <w:rPr>
+          <w:rFonts w:asciiTheme="majorBidi" w:hAnsiTheme="majorBidi" w:cs="Times New Roman"/>
+          <w:u w:val="single"/>
+          <w:rtl/>
+        </w:rPr>
+        <w:t xml:space="preserve"> </w:t>
+      </w:r>
+      <w:r>
+        <w:rPr>
+          <w:rFonts w:asciiTheme="majorBidi" w:hAnsiTheme="majorBidi" w:cs="Times New Roman" w:hint="cs"/>
+          <w:u w:val="single"/>
+          <w:rtl/>
+        </w:rPr>
+        <w:t>תאימות</w:t>
+      </w:r>
+      <w:r>
+        <w:rPr>
+          <w:rFonts w:asciiTheme="majorBidi" w:hAnsiTheme="majorBidi" w:cs="Times New Roman"/>
+          <w:u w:val="single"/>
+          <w:rtl/>
+        </w:rPr>
+        <w:t xml:space="preserve"> </w:t>
+      </w:r>
+      <w:r>
+        <w:rPr>
+          <w:rFonts w:asciiTheme="majorBidi" w:hAnsiTheme="majorBidi" w:cs="Times New Roman" w:hint="cs"/>
+          <w:u w:val="single"/>
+          <w:rtl/>
+        </w:rPr>
+        <w:t>ועיצוב</w:t>
+      </w:r>
+      <w:r>
+        <w:rPr>
+          <w:rFonts w:asciiTheme="majorBidi" w:hAnsiTheme="majorBidi" w:cs="Times New Roman"/>
+          <w:u w:val="single"/>
+          <w:rtl/>
+        </w:rPr>
+        <w:t>.</w:t>
       </w:r>
     </w:p>
     <w:p>
@@ -12240,72 +12518,3774 @@
       </w:pPr>
       <w:r>
         <w:rPr>
-          <w:rFonts w:asciiTheme="majorBidi" w:hAnsiTheme="majorBidi" w:cstheme="majorBidi" w:hint="cs"/>
-          <w:rtl/>
-        </w:rPr>
-        <w:t>לשים בממשק גם אופציה של הוספה של משפט לקורות חיים בכללים (שיהיה כמובן לתמיד)</w:t>
-      </w:r>
-      <w:r>
-        <w:rPr>
-          <w:rFonts w:asciiTheme="majorBidi" w:hAnsiTheme="majorBidi" w:cstheme="majorBidi"/>
-          <w:rtl/>
-        </w:rPr>
-        <w:br/>
-      </w:r>
-      <w:r>
-        <w:rPr>
-          <w:rFonts w:asciiTheme="majorBidi" w:hAnsiTheme="majorBidi" w:cstheme="majorBidi" w:hint="cs"/>
-          <w:rtl/>
-        </w:rPr>
-        <w:t xml:space="preserve">וגם אופציה להסרה של משהו </w:t>
-      </w:r>
-      <w:proofErr w:type="spellStart"/>
-      <w:r>
-        <w:rPr>
-          <w:rFonts w:asciiTheme="majorBidi" w:hAnsiTheme="majorBidi" w:cstheme="majorBidi" w:hint="cs"/>
-          <w:rtl/>
-        </w:rPr>
-        <w:t>ואו</w:t>
-      </w:r>
-      <w:proofErr w:type="spellEnd"/>
-      <w:r>
-        <w:rPr>
-          <w:rFonts w:asciiTheme="majorBidi" w:hAnsiTheme="majorBidi" w:cstheme="majorBidi" w:hint="cs"/>
-          <w:rtl/>
-        </w:rPr>
-        <w:t xml:space="preserve"> החלפה </w:t>
+          <w:rFonts w:asciiTheme="majorBidi" w:hAnsiTheme="majorBidi" w:cs="Times New Roman"/>
+          <w:rtl/>
+        </w:rPr>
+        <w:t xml:space="preserve">1. </w:t>
+      </w:r>
+      <w:r>
+        <w:rPr>
+          <w:rFonts w:asciiTheme="majorBidi" w:hAnsiTheme="majorBidi" w:cs="Times New Roman" w:hint="cs"/>
+          <w:rtl/>
+        </w:rPr>
+        <w:t>דיוק</w:t>
+      </w:r>
+      <w:r>
+        <w:rPr>
+          <w:rFonts w:asciiTheme="majorBidi" w:hAnsiTheme="majorBidi" w:cs="Times New Roman"/>
+          <w:rtl/>
+        </w:rPr>
+        <w:t xml:space="preserve"> </w:t>
+      </w:r>
+      <w:r>
+        <w:rPr>
+          <w:rFonts w:asciiTheme="majorBidi" w:hAnsiTheme="majorBidi" w:cs="Times New Roman" w:hint="cs"/>
+          <w:rtl/>
+        </w:rPr>
+        <w:t>ושדרוג</w:t>
+      </w:r>
+      <w:r>
+        <w:rPr>
+          <w:rFonts w:asciiTheme="majorBidi" w:hAnsiTheme="majorBidi" w:cs="Times New Roman"/>
+          <w:rtl/>
+        </w:rPr>
+        <w:t xml:space="preserve"> </w:t>
+      </w:r>
+      <w:r>
+        <w:rPr>
+          <w:rFonts w:asciiTheme="majorBidi" w:hAnsiTheme="majorBidi" w:cs="Times New Roman" w:hint="cs"/>
+          <w:rtl/>
+        </w:rPr>
+        <w:t>סוכן</w:t>
+      </w:r>
+      <w:r>
+        <w:rPr>
+          <w:rFonts w:asciiTheme="majorBidi" w:hAnsiTheme="majorBidi" w:cs="Times New Roman"/>
+          <w:rtl/>
+        </w:rPr>
+        <w:t xml:space="preserve"> </w:t>
+      </w:r>
+      <w:r>
+        <w:rPr>
+          <w:rFonts w:asciiTheme="majorBidi" w:hAnsiTheme="majorBidi" w:cs="Times New Roman" w:hint="cs"/>
+          <w:rtl/>
+        </w:rPr>
+        <w:t>ה</w:t>
+      </w:r>
+      <w:r>
+        <w:rPr>
+          <w:rFonts w:asciiTheme="majorBidi" w:hAnsiTheme="majorBidi" w:cs="Times New Roman"/>
+          <w:rtl/>
+        </w:rPr>
+        <w:t>-</w:t>
+      </w:r>
+      <w:r>
+        <w:rPr>
+          <w:rFonts w:asciiTheme="majorBidi" w:hAnsiTheme="majorBidi" w:cstheme="majorBidi"/>
+        </w:rPr>
+        <w:t xml:space="preserve">AI </w:t>
       </w:r>
     </w:p>
     <w:p>
       <w:pPr>
-        <w:rPr>
-          <w:rFonts w:asciiTheme="majorBidi" w:hAnsiTheme="majorBidi" w:cstheme="majorBidi"/>
-          <w:rtl/>
-        </w:rPr>
-      </w:pPr>
-      <w:r>
-        <w:rPr>
-          <w:rFonts w:asciiTheme="majorBidi" w:hAnsiTheme="majorBidi" w:cstheme="majorBidi" w:hint="cs"/>
-          <w:rtl/>
-        </w:rPr>
-        <w:t xml:space="preserve">לשים את כל הקורות חיים שהוא מייצר בתקיה אחד לקורות חיים כדי שלא יהיה </w:t>
+        <w:pStyle w:val="a9"/>
+        <w:numPr>
+          <w:ilvl w:val="0"/>
+          <w:numId w:val="27"/>
+        </w:numPr>
+        <w:rPr>
+          <w:rFonts w:asciiTheme="majorBidi" w:hAnsiTheme="majorBidi" w:cstheme="majorBidi"/>
+          <w:rtl/>
+        </w:rPr>
+      </w:pPr>
+      <w:r>
+        <w:rPr>
+          <w:rFonts w:asciiTheme="majorBidi" w:hAnsiTheme="majorBidi" w:cs="Times New Roman" w:hint="cs"/>
+          <w:rtl/>
+        </w:rPr>
+        <w:t>פתרון</w:t>
+      </w:r>
+      <w:r>
+        <w:rPr>
+          <w:rFonts w:asciiTheme="majorBidi" w:hAnsiTheme="majorBidi" w:cs="Times New Roman"/>
+          <w:rtl/>
+        </w:rPr>
+        <w:t xml:space="preserve"> </w:t>
+      </w:r>
+      <w:r>
+        <w:rPr>
+          <w:rFonts w:asciiTheme="majorBidi" w:hAnsiTheme="majorBidi" w:cs="Times New Roman" w:hint="cs"/>
+          <w:rtl/>
+        </w:rPr>
+        <w:t>בעיית</w:t>
+      </w:r>
+      <w:r>
+        <w:rPr>
+          <w:rFonts w:asciiTheme="majorBidi" w:hAnsiTheme="majorBidi" w:cs="Times New Roman"/>
+          <w:rtl/>
+        </w:rPr>
+        <w:t xml:space="preserve"> </w:t>
+      </w:r>
+      <w:r>
+        <w:rPr>
+          <w:rFonts w:asciiTheme="majorBidi" w:hAnsiTheme="majorBidi" w:cs="Times New Roman" w:hint="cs"/>
+          <w:rtl/>
+        </w:rPr>
+        <w:t>גוף</w:t>
+      </w:r>
+      <w:r>
+        <w:rPr>
+          <w:rFonts w:asciiTheme="majorBidi" w:hAnsiTheme="majorBidi" w:cs="Times New Roman"/>
+          <w:rtl/>
+        </w:rPr>
+        <w:t xml:space="preserve"> </w:t>
+      </w:r>
+      <w:r>
+        <w:rPr>
+          <w:rFonts w:asciiTheme="majorBidi" w:hAnsiTheme="majorBidi" w:cs="Times New Roman" w:hint="cs"/>
+          <w:rtl/>
+        </w:rPr>
+        <w:t>שלישי</w:t>
+      </w:r>
+      <w:r>
+        <w:rPr>
+          <w:rFonts w:asciiTheme="majorBidi" w:hAnsiTheme="majorBidi" w:cs="Times New Roman"/>
+          <w:rtl/>
+        </w:rPr>
+        <w:t xml:space="preserve">: </w:t>
+      </w:r>
+      <w:r>
+        <w:rPr>
+          <w:rFonts w:asciiTheme="majorBidi" w:hAnsiTheme="majorBidi" w:cs="Times New Roman" w:hint="cs"/>
+          <w:rtl/>
+        </w:rPr>
+        <w:t>חידוד</w:t>
+      </w:r>
+      <w:r>
+        <w:rPr>
+          <w:rFonts w:asciiTheme="majorBidi" w:hAnsiTheme="majorBidi" w:cs="Times New Roman"/>
+          <w:rtl/>
+        </w:rPr>
+        <w:t xml:space="preserve"> </w:t>
+      </w:r>
+      <w:r>
+        <w:rPr>
+          <w:rFonts w:asciiTheme="majorBidi" w:hAnsiTheme="majorBidi" w:cs="Times New Roman" w:hint="cs"/>
+          <w:rtl/>
+        </w:rPr>
+        <w:t>הנחיות</w:t>
+      </w:r>
+      <w:r>
+        <w:rPr>
+          <w:rFonts w:asciiTheme="majorBidi" w:hAnsiTheme="majorBidi" w:cs="Times New Roman"/>
+          <w:rtl/>
+        </w:rPr>
+        <w:t xml:space="preserve"> </w:t>
       </w:r>
       <w:proofErr w:type="spellStart"/>
       <w:r>
         <w:rPr>
-          <w:rFonts w:asciiTheme="majorBidi" w:hAnsiTheme="majorBidi" w:cstheme="majorBidi" w:hint="cs"/>
-          <w:rtl/>
-        </w:rPr>
-        <w:t>בלאגן</w:t>
+          <w:rFonts w:asciiTheme="majorBidi" w:hAnsiTheme="majorBidi" w:cs="Times New Roman" w:hint="cs"/>
+          <w:rtl/>
+        </w:rPr>
+        <w:t>הפרומפט</w:t>
       </w:r>
       <w:proofErr w:type="spellEnd"/>
+      <w:r>
+        <w:rPr>
+          <w:rFonts w:asciiTheme="majorBidi" w:hAnsiTheme="majorBidi" w:cs="Times New Roman"/>
+          <w:rtl/>
+        </w:rPr>
+        <w:t xml:space="preserve"> </w:t>
+      </w:r>
+      <w:r>
+        <w:rPr>
+          <w:rFonts w:asciiTheme="majorBidi" w:hAnsiTheme="majorBidi" w:cs="Times New Roman" w:hint="cs"/>
+          <w:rtl/>
+        </w:rPr>
+        <w:t>לסוכן</w:t>
+      </w:r>
+      <w:r>
+        <w:rPr>
+          <w:rFonts w:asciiTheme="majorBidi" w:hAnsiTheme="majorBidi" w:cs="Times New Roman"/>
+          <w:rtl/>
+        </w:rPr>
+        <w:t xml:space="preserve"> </w:t>
+      </w:r>
+      <w:r>
+        <w:rPr>
+          <w:rFonts w:asciiTheme="majorBidi" w:hAnsiTheme="majorBidi" w:cs="Times New Roman" w:hint="cs"/>
+          <w:rtl/>
+        </w:rPr>
+        <w:t>כך</w:t>
+      </w:r>
+      <w:r>
+        <w:rPr>
+          <w:rFonts w:asciiTheme="majorBidi" w:hAnsiTheme="majorBidi" w:cs="Times New Roman"/>
+          <w:rtl/>
+        </w:rPr>
+        <w:t xml:space="preserve"> </w:t>
+      </w:r>
+      <w:r>
+        <w:rPr>
+          <w:rFonts w:asciiTheme="majorBidi" w:hAnsiTheme="majorBidi" w:cs="Times New Roman" w:hint="cs"/>
+          <w:rtl/>
+        </w:rPr>
+        <w:t>שימנע</w:t>
+      </w:r>
+      <w:r>
+        <w:rPr>
+          <w:rFonts w:asciiTheme="majorBidi" w:hAnsiTheme="majorBidi" w:cs="Times New Roman"/>
+          <w:rtl/>
+        </w:rPr>
+        <w:t xml:space="preserve"> </w:t>
+      </w:r>
+      <w:r>
+        <w:rPr>
+          <w:rFonts w:asciiTheme="majorBidi" w:hAnsiTheme="majorBidi" w:cs="Times New Roman" w:hint="cs"/>
+          <w:rtl/>
+        </w:rPr>
+        <w:t>לחלוטין</w:t>
+      </w:r>
+      <w:r>
+        <w:rPr>
+          <w:rFonts w:asciiTheme="majorBidi" w:hAnsiTheme="majorBidi" w:cs="Times New Roman"/>
+          <w:rtl/>
+        </w:rPr>
+        <w:t xml:space="preserve"> </w:t>
+      </w:r>
+      <w:r>
+        <w:rPr>
+          <w:rFonts w:asciiTheme="majorBidi" w:hAnsiTheme="majorBidi" w:cs="Times New Roman" w:hint="cs"/>
+          <w:rtl/>
+        </w:rPr>
+        <w:t>משימוש</w:t>
+      </w:r>
+      <w:r>
+        <w:rPr>
+          <w:rFonts w:asciiTheme="majorBidi" w:hAnsiTheme="majorBidi" w:cs="Times New Roman"/>
+          <w:rtl/>
+        </w:rPr>
+        <w:t xml:space="preserve"> </w:t>
+      </w:r>
+      <w:r>
+        <w:rPr>
+          <w:rFonts w:asciiTheme="majorBidi" w:hAnsiTheme="majorBidi" w:cs="Times New Roman" w:hint="cs"/>
+          <w:rtl/>
+        </w:rPr>
+        <w:t>בכינויי</w:t>
+      </w:r>
+      <w:r>
+        <w:rPr>
+          <w:rFonts w:asciiTheme="majorBidi" w:hAnsiTheme="majorBidi" w:cs="Times New Roman"/>
+          <w:rtl/>
+        </w:rPr>
+        <w:t xml:space="preserve"> </w:t>
+      </w:r>
+      <w:r>
+        <w:rPr>
+          <w:rFonts w:asciiTheme="majorBidi" w:hAnsiTheme="majorBidi" w:cs="Times New Roman" w:hint="cs"/>
+          <w:rtl/>
+        </w:rPr>
+        <w:t>גוף</w:t>
+      </w:r>
+      <w:r>
+        <w:rPr>
+          <w:rFonts w:asciiTheme="majorBidi" w:hAnsiTheme="majorBidi" w:cs="Times New Roman"/>
+          <w:rtl/>
+        </w:rPr>
+        <w:t xml:space="preserve"> </w:t>
+      </w:r>
+      <w:r>
+        <w:rPr>
+          <w:rFonts w:asciiTheme="majorBidi" w:hAnsiTheme="majorBidi" w:cs="Times New Roman" w:hint="cs"/>
+          <w:rtl/>
+        </w:rPr>
+        <w:t>שלישי</w:t>
+      </w:r>
+      <w:r>
+        <w:rPr>
+          <w:rFonts w:asciiTheme="majorBidi" w:hAnsiTheme="majorBidi" w:cs="Times New Roman"/>
+          <w:rtl/>
+        </w:rPr>
+        <w:t xml:space="preserve"> </w:t>
+      </w:r>
+      <w:r>
+        <w:rPr>
+          <w:rFonts w:asciiTheme="majorBidi" w:hAnsiTheme="majorBidi" w:cs="Times New Roman" w:hint="cs"/>
+          <w:rtl/>
+        </w:rPr>
+        <w:t>או</w:t>
+      </w:r>
+      <w:r>
+        <w:rPr>
+          <w:rFonts w:asciiTheme="majorBidi" w:hAnsiTheme="majorBidi" w:cs="Times New Roman"/>
+          <w:rtl/>
+        </w:rPr>
+        <w:t xml:space="preserve"> </w:t>
+      </w:r>
+      <w:r>
+        <w:rPr>
+          <w:rFonts w:asciiTheme="majorBidi" w:hAnsiTheme="majorBidi" w:cs="Times New Roman" w:hint="cs"/>
+          <w:rtl/>
+        </w:rPr>
+        <w:t>לוכסנים</w:t>
+      </w:r>
+      <w:r>
+        <w:rPr>
+          <w:rFonts w:asciiTheme="majorBidi" w:hAnsiTheme="majorBidi" w:cs="Times New Roman"/>
+          <w:rtl/>
+        </w:rPr>
+        <w:t xml:space="preserve"> </w:t>
+      </w:r>
+      <w:r>
+        <w:rPr>
+          <w:rFonts w:asciiTheme="majorBidi" w:hAnsiTheme="majorBidi" w:cs="Times New Roman" w:hint="cs"/>
+          <w:rtl/>
+        </w:rPr>
+        <w:t>מגדריים</w:t>
+      </w:r>
+      <w:r>
+        <w:rPr>
+          <w:rFonts w:asciiTheme="majorBidi" w:hAnsiTheme="majorBidi" w:cs="Times New Roman"/>
+          <w:rtl/>
+        </w:rPr>
+        <w:t xml:space="preserve">. </w:t>
+      </w:r>
+      <w:r>
+        <w:rPr>
+          <w:rFonts w:asciiTheme="majorBidi" w:hAnsiTheme="majorBidi" w:cs="Times New Roman" w:hint="cs"/>
+          <w:rtl/>
+        </w:rPr>
+        <w:t>הניסוח</w:t>
+      </w:r>
+      <w:r>
+        <w:rPr>
+          <w:rFonts w:asciiTheme="majorBidi" w:hAnsiTheme="majorBidi" w:cs="Times New Roman"/>
+          <w:rtl/>
+        </w:rPr>
+        <w:t xml:space="preserve"> </w:t>
+      </w:r>
+      <w:r>
+        <w:rPr>
+          <w:rFonts w:asciiTheme="majorBidi" w:hAnsiTheme="majorBidi" w:cs="Times New Roman" w:hint="cs"/>
+          <w:rtl/>
+        </w:rPr>
+        <w:t>הוגדר</w:t>
+      </w:r>
+      <w:r>
+        <w:rPr>
+          <w:rFonts w:asciiTheme="majorBidi" w:hAnsiTheme="majorBidi" w:cs="Times New Roman"/>
+          <w:rtl/>
+        </w:rPr>
+        <w:t xml:space="preserve"> </w:t>
+      </w:r>
+      <w:r>
+        <w:rPr>
+          <w:rFonts w:asciiTheme="majorBidi" w:hAnsiTheme="majorBidi" w:cs="Times New Roman" w:hint="cs"/>
+          <w:rtl/>
+        </w:rPr>
+        <w:t>כגוף</w:t>
+      </w:r>
+      <w:r>
+        <w:rPr>
+          <w:rFonts w:asciiTheme="majorBidi" w:hAnsiTheme="majorBidi" w:cs="Times New Roman"/>
+          <w:rtl/>
+        </w:rPr>
+        <w:t xml:space="preserve"> </w:t>
+      </w:r>
+      <w:r>
+        <w:rPr>
+          <w:rFonts w:asciiTheme="majorBidi" w:hAnsiTheme="majorBidi" w:cs="Times New Roman" w:hint="cs"/>
+          <w:rtl/>
+        </w:rPr>
+        <w:t>ראשון</w:t>
+      </w:r>
+      <w:r>
+        <w:rPr>
+          <w:rFonts w:asciiTheme="majorBidi" w:hAnsiTheme="majorBidi" w:cs="Times New Roman"/>
+          <w:rtl/>
+        </w:rPr>
+        <w:t xml:space="preserve"> </w:t>
+      </w:r>
+      <w:r>
+        <w:rPr>
+          <w:rFonts w:asciiTheme="majorBidi" w:hAnsiTheme="majorBidi" w:cs="Times New Roman" w:hint="cs"/>
+          <w:rtl/>
+        </w:rPr>
+        <w:t>נסתר</w:t>
+      </w:r>
+      <w:r>
+        <w:rPr>
+          <w:rFonts w:asciiTheme="majorBidi" w:hAnsiTheme="majorBidi" w:cs="Times New Roman"/>
+          <w:rtl/>
+        </w:rPr>
+        <w:t xml:space="preserve"> </w:t>
+      </w:r>
+      <w:r>
+        <w:rPr>
+          <w:rFonts w:asciiTheme="majorBidi" w:hAnsiTheme="majorBidi" w:cs="Times New Roman" w:hint="cs"/>
+          <w:rtl/>
+        </w:rPr>
+        <w:t>מקצועי</w:t>
+      </w:r>
+      <w:r>
+        <w:rPr>
+          <w:rFonts w:asciiTheme="majorBidi" w:hAnsiTheme="majorBidi" w:cs="Times New Roman"/>
+          <w:rtl/>
+        </w:rPr>
+        <w:t xml:space="preserve"> </w:t>
+      </w:r>
+      <w:r>
+        <w:rPr>
+          <w:rFonts w:asciiTheme="majorBidi" w:hAnsiTheme="majorBidi" w:cs="Times New Roman" w:hint="cs"/>
+          <w:rtl/>
+        </w:rPr>
+        <w:t>וישיר</w:t>
+      </w:r>
+      <w:r>
+        <w:rPr>
+          <w:rFonts w:asciiTheme="majorBidi" w:hAnsiTheme="majorBidi" w:cs="Times New Roman"/>
+          <w:rtl/>
+        </w:rPr>
+        <w:t xml:space="preserve"> </w:t>
+      </w:r>
+      <w:r>
+        <w:rPr>
+          <w:rFonts w:asciiTheme="majorBidi" w:hAnsiTheme="majorBidi" w:cs="Times New Roman" w:hint="cs"/>
+          <w:rtl/>
+        </w:rPr>
+        <w:t>כמקובל</w:t>
+      </w:r>
+      <w:r>
+        <w:rPr>
+          <w:rFonts w:asciiTheme="majorBidi" w:hAnsiTheme="majorBidi" w:cs="Times New Roman"/>
+          <w:rtl/>
+        </w:rPr>
+        <w:t xml:space="preserve"> </w:t>
+      </w:r>
+      <w:r>
+        <w:rPr>
+          <w:rFonts w:asciiTheme="majorBidi" w:hAnsiTheme="majorBidi" w:cs="Times New Roman" w:hint="cs"/>
+          <w:rtl/>
+        </w:rPr>
+        <w:t>בקורות</w:t>
+      </w:r>
+      <w:r>
+        <w:rPr>
+          <w:rFonts w:asciiTheme="majorBidi" w:hAnsiTheme="majorBidi" w:cs="Times New Roman"/>
+          <w:rtl/>
+        </w:rPr>
+        <w:t xml:space="preserve"> </w:t>
+      </w:r>
+      <w:r>
+        <w:rPr>
+          <w:rFonts w:asciiTheme="majorBidi" w:hAnsiTheme="majorBidi" w:cs="Times New Roman" w:hint="cs"/>
+          <w:rtl/>
+        </w:rPr>
+        <w:t>חיים</w:t>
+      </w:r>
+      <w:r>
+        <w:rPr>
+          <w:rFonts w:asciiTheme="majorBidi" w:hAnsiTheme="majorBidi" w:cs="Times New Roman"/>
+          <w:rtl/>
+        </w:rPr>
+        <w:t xml:space="preserve"> </w:t>
+      </w:r>
+      <w:r>
+        <w:rPr>
+          <w:rFonts w:asciiTheme="majorBidi" w:hAnsiTheme="majorBidi" w:cs="Times New Roman" w:hint="cs"/>
+          <w:rtl/>
+        </w:rPr>
+        <w:t>מובילים</w:t>
+      </w:r>
+      <w:r>
+        <w:rPr>
+          <w:rFonts w:asciiTheme="majorBidi" w:hAnsiTheme="majorBidi" w:cs="Times New Roman" w:hint="cs"/>
+          <w:rtl/>
+        </w:rPr>
+        <w:t>.</w:t>
+      </w:r>
     </w:p>
     <w:p>
       <w:pPr>
-        <w:rPr>
-          <w:rFonts w:asciiTheme="majorBidi" w:hAnsiTheme="majorBidi" w:cstheme="majorBidi"/>
-        </w:rPr>
-      </w:pPr>
+        <w:pStyle w:val="a9"/>
+        <w:numPr>
+          <w:ilvl w:val="0"/>
+          <w:numId w:val="27"/>
+        </w:numPr>
+        <w:rPr>
+          <w:rFonts w:asciiTheme="majorBidi" w:hAnsiTheme="majorBidi" w:cstheme="majorBidi"/>
+          <w:rtl/>
+        </w:rPr>
+      </w:pPr>
+      <w:r>
+        <w:rPr>
+          <w:rFonts w:asciiTheme="majorBidi" w:hAnsiTheme="majorBidi" w:cs="Times New Roman" w:hint="cs"/>
+          <w:rtl/>
+        </w:rPr>
+        <w:t>התאמה</w:t>
+      </w:r>
+      <w:r>
+        <w:rPr>
+          <w:rFonts w:asciiTheme="majorBidi" w:hAnsiTheme="majorBidi" w:cs="Times New Roman"/>
+          <w:rtl/>
+        </w:rPr>
+        <w:t xml:space="preserve"> </w:t>
+      </w:r>
+      <w:r>
+        <w:rPr>
+          <w:rFonts w:asciiTheme="majorBidi" w:hAnsiTheme="majorBidi" w:cs="Times New Roman" w:hint="cs"/>
+          <w:rtl/>
+        </w:rPr>
+        <w:t>דו</w:t>
+      </w:r>
+      <w:r>
+        <w:rPr>
+          <w:rFonts w:asciiTheme="majorBidi" w:hAnsiTheme="majorBidi" w:cs="Times New Roman"/>
+          <w:rtl/>
+        </w:rPr>
+        <w:t>-</w:t>
+      </w:r>
+      <w:r>
+        <w:rPr>
+          <w:rFonts w:asciiTheme="majorBidi" w:hAnsiTheme="majorBidi" w:cs="Times New Roman" w:hint="cs"/>
+          <w:rtl/>
+        </w:rPr>
+        <w:t>לשונית</w:t>
+      </w:r>
+      <w:r>
+        <w:rPr>
+          <w:rFonts w:asciiTheme="majorBidi" w:hAnsiTheme="majorBidi" w:cs="Times New Roman"/>
+          <w:rtl/>
+        </w:rPr>
+        <w:t xml:space="preserve">: </w:t>
+      </w:r>
+      <w:r>
+        <w:rPr>
+          <w:rFonts w:asciiTheme="majorBidi" w:hAnsiTheme="majorBidi" w:cs="Times New Roman" w:hint="cs"/>
+          <w:rtl/>
+        </w:rPr>
+        <w:t>בדיקה</w:t>
+      </w:r>
+      <w:r>
+        <w:rPr>
+          <w:rFonts w:asciiTheme="majorBidi" w:hAnsiTheme="majorBidi" w:cs="Times New Roman"/>
+          <w:rtl/>
+        </w:rPr>
+        <w:t xml:space="preserve"> </w:t>
+      </w:r>
+      <w:r>
+        <w:rPr>
+          <w:rFonts w:asciiTheme="majorBidi" w:hAnsiTheme="majorBidi" w:cs="Times New Roman" w:hint="cs"/>
+          <w:rtl/>
+        </w:rPr>
+        <w:t>והפקה</w:t>
+      </w:r>
+      <w:r>
+        <w:rPr>
+          <w:rFonts w:asciiTheme="majorBidi" w:hAnsiTheme="majorBidi" w:cs="Times New Roman"/>
+          <w:rtl/>
+        </w:rPr>
+        <w:t xml:space="preserve"> </w:t>
+      </w:r>
+      <w:r>
+        <w:rPr>
+          <w:rFonts w:asciiTheme="majorBidi" w:hAnsiTheme="majorBidi" w:cs="Times New Roman" w:hint="cs"/>
+          <w:rtl/>
+        </w:rPr>
+        <w:t>מוצלחת</w:t>
+      </w:r>
+      <w:r>
+        <w:rPr>
+          <w:rFonts w:asciiTheme="majorBidi" w:hAnsiTheme="majorBidi" w:cs="Times New Roman"/>
+          <w:rtl/>
+        </w:rPr>
+        <w:t xml:space="preserve"> </w:t>
+      </w:r>
+      <w:r>
+        <w:rPr>
+          <w:rFonts w:asciiTheme="majorBidi" w:hAnsiTheme="majorBidi" w:cs="Times New Roman" w:hint="cs"/>
+          <w:rtl/>
+        </w:rPr>
+        <w:t>של</w:t>
+      </w:r>
+      <w:r>
+        <w:rPr>
+          <w:rFonts w:asciiTheme="majorBidi" w:hAnsiTheme="majorBidi" w:cs="Times New Roman"/>
+          <w:rtl/>
+        </w:rPr>
+        <w:t xml:space="preserve"> </w:t>
+      </w:r>
+      <w:r>
+        <w:rPr>
+          <w:rFonts w:asciiTheme="majorBidi" w:hAnsiTheme="majorBidi" w:cs="Times New Roman" w:hint="cs"/>
+          <w:rtl/>
+        </w:rPr>
+        <w:t>קורות</w:t>
+      </w:r>
+      <w:r>
+        <w:rPr>
+          <w:rFonts w:asciiTheme="majorBidi" w:hAnsiTheme="majorBidi" w:cs="Times New Roman"/>
+          <w:rtl/>
+        </w:rPr>
+        <w:t xml:space="preserve"> </w:t>
+      </w:r>
+      <w:r>
+        <w:rPr>
+          <w:rFonts w:asciiTheme="majorBidi" w:hAnsiTheme="majorBidi" w:cs="Times New Roman" w:hint="cs"/>
+          <w:rtl/>
+        </w:rPr>
+        <w:t>החיים</w:t>
+      </w:r>
+      <w:r>
+        <w:rPr>
+          <w:rFonts w:asciiTheme="majorBidi" w:hAnsiTheme="majorBidi" w:cs="Times New Roman"/>
+          <w:rtl/>
+        </w:rPr>
+        <w:t xml:space="preserve"> </w:t>
+      </w:r>
+      <w:r>
+        <w:rPr>
+          <w:rFonts w:asciiTheme="majorBidi" w:hAnsiTheme="majorBidi" w:cs="Times New Roman" w:hint="cs"/>
+          <w:rtl/>
+        </w:rPr>
+        <w:t>הן</w:t>
+      </w:r>
+      <w:r>
+        <w:rPr>
+          <w:rFonts w:asciiTheme="majorBidi" w:hAnsiTheme="majorBidi" w:cs="Times New Roman"/>
+          <w:rtl/>
+        </w:rPr>
+        <w:t xml:space="preserve"> </w:t>
+      </w:r>
+      <w:r>
+        <w:rPr>
+          <w:rFonts w:asciiTheme="majorBidi" w:hAnsiTheme="majorBidi" w:cs="Times New Roman" w:hint="cs"/>
+          <w:rtl/>
+        </w:rPr>
+        <w:t>בעברית</w:t>
+      </w:r>
+      <w:r>
+        <w:rPr>
+          <w:rFonts w:asciiTheme="majorBidi" w:hAnsiTheme="majorBidi" w:cs="Times New Roman"/>
+          <w:rtl/>
+        </w:rPr>
+        <w:t xml:space="preserve"> </w:t>
+      </w:r>
+      <w:r>
+        <w:rPr>
+          <w:rFonts w:asciiTheme="majorBidi" w:hAnsiTheme="majorBidi" w:cs="Times New Roman" w:hint="cs"/>
+          <w:rtl/>
+        </w:rPr>
+        <w:t>והן</w:t>
+      </w:r>
+      <w:r>
+        <w:rPr>
+          <w:rFonts w:asciiTheme="majorBidi" w:hAnsiTheme="majorBidi" w:cs="Times New Roman"/>
+          <w:rtl/>
+        </w:rPr>
+        <w:t xml:space="preserve"> </w:t>
+      </w:r>
+      <w:r>
+        <w:rPr>
+          <w:rFonts w:asciiTheme="majorBidi" w:hAnsiTheme="majorBidi" w:cs="Times New Roman" w:hint="cs"/>
+          <w:rtl/>
+        </w:rPr>
+        <w:t>באנגלית</w:t>
+      </w:r>
+      <w:r>
+        <w:rPr>
+          <w:rFonts w:asciiTheme="majorBidi" w:hAnsiTheme="majorBidi" w:cs="Times New Roman"/>
+          <w:rtl/>
+        </w:rPr>
+        <w:t xml:space="preserve"> </w:t>
+      </w:r>
+      <w:r>
+        <w:rPr>
+          <w:rFonts w:asciiTheme="majorBidi" w:hAnsiTheme="majorBidi" w:cs="Times New Roman" w:hint="cs"/>
+          <w:rtl/>
+        </w:rPr>
+        <w:t>ברמה</w:t>
+      </w:r>
+      <w:r>
+        <w:rPr>
+          <w:rFonts w:asciiTheme="majorBidi" w:hAnsiTheme="majorBidi" w:cs="Times New Roman"/>
+          <w:rtl/>
+        </w:rPr>
+        <w:t xml:space="preserve"> </w:t>
+      </w:r>
+      <w:r>
+        <w:rPr>
+          <w:rFonts w:asciiTheme="majorBidi" w:hAnsiTheme="majorBidi" w:cs="Times New Roman" w:hint="cs"/>
+          <w:rtl/>
+        </w:rPr>
+        <w:t>עסקית</w:t>
+      </w:r>
+      <w:r>
+        <w:rPr>
+          <w:rFonts w:asciiTheme="majorBidi" w:hAnsiTheme="majorBidi" w:cs="Times New Roman"/>
+          <w:rtl/>
+        </w:rPr>
+        <w:t xml:space="preserve"> </w:t>
+      </w:r>
+      <w:r>
+        <w:rPr>
+          <w:rFonts w:asciiTheme="majorBidi" w:hAnsiTheme="majorBidi" w:cs="Times New Roman" w:hint="cs"/>
+          <w:rtl/>
+        </w:rPr>
+        <w:t>גבוהה</w:t>
+      </w:r>
+      <w:r>
+        <w:rPr>
+          <w:rFonts w:asciiTheme="majorBidi" w:hAnsiTheme="majorBidi" w:cs="Times New Roman"/>
+          <w:rtl/>
+        </w:rPr>
+        <w:t xml:space="preserve"> </w:t>
+      </w:r>
+      <w:r>
+        <w:rPr>
+          <w:rFonts w:asciiTheme="majorBidi" w:hAnsiTheme="majorBidi" w:cs="Times New Roman" w:hint="cs"/>
+          <w:rtl/>
+        </w:rPr>
+        <w:t>.</w:t>
+      </w:r>
+    </w:p>
+    <w:p>
+      <w:pPr>
+        <w:pStyle w:val="a9"/>
+        <w:numPr>
+          <w:ilvl w:val="0"/>
+          <w:numId w:val="27"/>
+        </w:numPr>
+        <w:rPr>
+          <w:rFonts w:asciiTheme="majorBidi" w:hAnsiTheme="majorBidi" w:cstheme="majorBidi"/>
+          <w:rtl/>
+        </w:rPr>
+      </w:pPr>
+      <w:r>
+        <w:rPr>
+          <w:rFonts w:asciiTheme="majorBidi" w:hAnsiTheme="majorBidi" w:cs="Times New Roman" w:hint="cs"/>
+          <w:rtl/>
+        </w:rPr>
+        <w:t>מעבר</w:t>
+      </w:r>
+      <w:r>
+        <w:rPr>
+          <w:rFonts w:asciiTheme="majorBidi" w:hAnsiTheme="majorBidi" w:cs="Times New Roman"/>
+          <w:rtl/>
+        </w:rPr>
+        <w:t xml:space="preserve"> </w:t>
+      </w:r>
+      <w:r>
+        <w:rPr>
+          <w:rFonts w:asciiTheme="majorBidi" w:hAnsiTheme="majorBidi" w:cs="Times New Roman" w:hint="cs"/>
+          <w:rtl/>
+        </w:rPr>
+        <w:t>למודל</w:t>
+      </w:r>
+      <w:r>
+        <w:rPr>
+          <w:rFonts w:asciiTheme="majorBidi" w:hAnsiTheme="majorBidi" w:cs="Times New Roman"/>
+          <w:rtl/>
+        </w:rPr>
+        <w:t xml:space="preserve"> </w:t>
+      </w:r>
+      <w:r>
+        <w:rPr>
+          <w:rFonts w:asciiTheme="majorBidi" w:hAnsiTheme="majorBidi" w:cs="Times New Roman" w:hint="cs"/>
+          <w:rtl/>
+        </w:rPr>
+        <w:t>עדכני</w:t>
+      </w:r>
+      <w:r>
+        <w:rPr>
+          <w:rFonts w:asciiTheme="majorBidi" w:hAnsiTheme="majorBidi" w:cs="Times New Roman"/>
+          <w:rtl/>
+        </w:rPr>
+        <w:t xml:space="preserve"> </w:t>
+      </w:r>
+      <w:r>
+        <w:rPr>
+          <w:rFonts w:asciiTheme="majorBidi" w:hAnsiTheme="majorBidi" w:cs="Times New Roman" w:hint="cs"/>
+          <w:rtl/>
+        </w:rPr>
+        <w:t>וטיפול</w:t>
+      </w:r>
+      <w:r>
+        <w:rPr>
+          <w:rFonts w:asciiTheme="majorBidi" w:hAnsiTheme="majorBidi" w:cs="Times New Roman"/>
+          <w:rtl/>
+        </w:rPr>
+        <w:t xml:space="preserve"> </w:t>
+      </w:r>
+      <w:r>
+        <w:rPr>
+          <w:rFonts w:asciiTheme="majorBidi" w:hAnsiTheme="majorBidi" w:cs="Times New Roman" w:hint="cs"/>
+          <w:rtl/>
+        </w:rPr>
+        <w:t>במכסות</w:t>
+      </w:r>
+      <w:r>
+        <w:rPr>
+          <w:rFonts w:asciiTheme="majorBidi" w:hAnsiTheme="majorBidi" w:cs="Times New Roman"/>
+          <w:rtl/>
+        </w:rPr>
+        <w:t>:</w:t>
+      </w:r>
+    </w:p>
+    <w:p>
+      <w:pPr>
+        <w:pStyle w:val="a9"/>
+        <w:numPr>
+          <w:ilvl w:val="1"/>
+          <w:numId w:val="27"/>
+        </w:numPr>
+        <w:rPr>
+          <w:rFonts w:asciiTheme="majorBidi" w:hAnsiTheme="majorBidi" w:cstheme="majorBidi"/>
+          <w:rtl/>
+        </w:rPr>
+      </w:pPr>
+      <w:r>
+        <w:rPr>
+          <w:rFonts w:asciiTheme="majorBidi" w:hAnsiTheme="majorBidi" w:cs="Times New Roman" w:hint="cs"/>
+          <w:rtl/>
+        </w:rPr>
+        <w:t>זוהתה</w:t>
+      </w:r>
+      <w:r>
+        <w:rPr>
+          <w:rFonts w:asciiTheme="majorBidi" w:hAnsiTheme="majorBidi" w:cs="Times New Roman"/>
+          <w:rtl/>
+        </w:rPr>
+        <w:t xml:space="preserve"> </w:t>
+      </w:r>
+      <w:r>
+        <w:rPr>
+          <w:rFonts w:asciiTheme="majorBidi" w:hAnsiTheme="majorBidi" w:cs="Times New Roman" w:hint="cs"/>
+          <w:rtl/>
+        </w:rPr>
+        <w:t>מגבלת</w:t>
+      </w:r>
+      <w:r>
+        <w:rPr>
+          <w:rFonts w:asciiTheme="majorBidi" w:hAnsiTheme="majorBidi" w:cs="Times New Roman"/>
+          <w:rtl/>
+        </w:rPr>
+        <w:t xml:space="preserve"> </w:t>
+      </w:r>
+      <w:r>
+        <w:rPr>
+          <w:rFonts w:asciiTheme="majorBidi" w:hAnsiTheme="majorBidi" w:cs="Times New Roman" w:hint="cs"/>
+          <w:rtl/>
+        </w:rPr>
+        <w:t>מכסה</w:t>
+      </w:r>
+      <w:r>
+        <w:rPr>
+          <w:rFonts w:asciiTheme="majorBidi" w:hAnsiTheme="majorBidi" w:cs="Times New Roman"/>
+          <w:rtl/>
+        </w:rPr>
+        <w:t xml:space="preserve"> </w:t>
+      </w:r>
+      <w:r>
+        <w:rPr>
+          <w:rFonts w:asciiTheme="majorBidi" w:hAnsiTheme="majorBidi" w:cs="Times New Roman" w:hint="cs"/>
+          <w:rtl/>
+        </w:rPr>
+        <w:t>יומית</w:t>
+      </w:r>
+      <w:r>
+        <w:rPr>
+          <w:rFonts w:asciiTheme="majorBidi" w:hAnsiTheme="majorBidi" w:cs="Times New Roman"/>
+          <w:rtl/>
+        </w:rPr>
+        <w:t xml:space="preserve"> </w:t>
+      </w:r>
+      <w:r>
+        <w:rPr>
+          <w:rFonts w:asciiTheme="majorBidi" w:hAnsiTheme="majorBidi" w:cs="Times New Roman" w:hint="cs"/>
+          <w:rtl/>
+        </w:rPr>
+        <w:t>במודל</w:t>
+      </w:r>
+      <w:r>
+        <w:rPr>
+          <w:rFonts w:asciiTheme="majorBidi" w:hAnsiTheme="majorBidi" w:cs="Times New Roman"/>
+          <w:rtl/>
+        </w:rPr>
+        <w:t xml:space="preserve"> </w:t>
+      </w:r>
+      <w:r>
+        <w:rPr>
+          <w:rFonts w:asciiTheme="majorBidi" w:hAnsiTheme="majorBidi" w:cstheme="majorBidi"/>
+        </w:rPr>
+        <w:t>gemini-2.5-flash</w:t>
+      </w:r>
+      <w:r>
+        <w:rPr>
+          <w:rFonts w:asciiTheme="majorBidi" w:hAnsiTheme="majorBidi" w:cs="Times New Roman"/>
+          <w:rtl/>
+        </w:rPr>
+        <w:t>.</w:t>
+      </w:r>
+    </w:p>
+    <w:p>
+      <w:pPr>
+        <w:pStyle w:val="a9"/>
+        <w:numPr>
+          <w:ilvl w:val="1"/>
+          <w:numId w:val="27"/>
+        </w:numPr>
+        <w:rPr>
+          <w:rFonts w:asciiTheme="majorBidi" w:hAnsiTheme="majorBidi" w:cstheme="majorBidi"/>
+          <w:rtl/>
+        </w:rPr>
+      </w:pPr>
+      <w:r>
+        <w:rPr>
+          <w:rFonts w:asciiTheme="majorBidi" w:hAnsiTheme="majorBidi" w:cs="Times New Roman" w:hint="cs"/>
+          <w:rtl/>
+        </w:rPr>
+        <w:t>שודרג</w:t>
+      </w:r>
+      <w:r>
+        <w:rPr>
+          <w:rFonts w:asciiTheme="majorBidi" w:hAnsiTheme="majorBidi" w:cs="Times New Roman"/>
+          <w:rtl/>
+        </w:rPr>
+        <w:t xml:space="preserve"> </w:t>
+      </w:r>
+      <w:r>
+        <w:rPr>
+          <w:rFonts w:asciiTheme="majorBidi" w:hAnsiTheme="majorBidi" w:cs="Times New Roman" w:hint="cs"/>
+          <w:rtl/>
+        </w:rPr>
+        <w:t>הקוד</w:t>
+      </w:r>
+      <w:r>
+        <w:rPr>
+          <w:rFonts w:asciiTheme="majorBidi" w:hAnsiTheme="majorBidi" w:cs="Times New Roman"/>
+          <w:rtl/>
+        </w:rPr>
+        <w:t xml:space="preserve"> </w:t>
+      </w:r>
+      <w:r>
+        <w:rPr>
+          <w:rFonts w:asciiTheme="majorBidi" w:hAnsiTheme="majorBidi" w:cs="Times New Roman" w:hint="cs"/>
+          <w:rtl/>
+        </w:rPr>
+        <w:t>לשימוש</w:t>
+      </w:r>
+      <w:r>
+        <w:rPr>
+          <w:rFonts w:asciiTheme="majorBidi" w:hAnsiTheme="majorBidi" w:cs="Times New Roman"/>
+          <w:rtl/>
+        </w:rPr>
+        <w:t xml:space="preserve"> </w:t>
+      </w:r>
+      <w:r>
+        <w:rPr>
+          <w:rFonts w:asciiTheme="majorBidi" w:hAnsiTheme="majorBidi" w:cs="Times New Roman" w:hint="cs"/>
+          <w:rtl/>
+        </w:rPr>
+        <w:t>במודל</w:t>
+      </w:r>
+      <w:r>
+        <w:rPr>
+          <w:rFonts w:asciiTheme="majorBidi" w:hAnsiTheme="majorBidi" w:cs="Times New Roman"/>
+          <w:rtl/>
+        </w:rPr>
+        <w:t xml:space="preserve"> </w:t>
+      </w:r>
+      <w:r>
+        <w:rPr>
+          <w:rFonts w:asciiTheme="majorBidi" w:hAnsiTheme="majorBidi" w:cs="Times New Roman" w:hint="cs"/>
+          <w:rtl/>
+        </w:rPr>
+        <w:t>הרשמי</w:t>
+      </w:r>
+      <w:r>
+        <w:rPr>
+          <w:rFonts w:asciiTheme="majorBidi" w:hAnsiTheme="majorBidi" w:cs="Times New Roman"/>
+          <w:rtl/>
+        </w:rPr>
+        <w:t xml:space="preserve"> </w:t>
+      </w:r>
+      <w:r>
+        <w:rPr>
+          <w:rFonts w:asciiTheme="majorBidi" w:hAnsiTheme="majorBidi" w:cs="Times New Roman" w:hint="cs"/>
+          <w:rtl/>
+        </w:rPr>
+        <w:t>והעדכני</w:t>
+      </w:r>
+      <w:r>
+        <w:rPr>
+          <w:rFonts w:asciiTheme="majorBidi" w:hAnsiTheme="majorBidi" w:cs="Times New Roman"/>
+          <w:rtl/>
+        </w:rPr>
+        <w:t xml:space="preserve"> </w:t>
+      </w:r>
+      <w:r>
+        <w:rPr>
+          <w:rFonts w:asciiTheme="majorBidi" w:hAnsiTheme="majorBidi" w:cstheme="majorBidi"/>
+        </w:rPr>
+        <w:t>gemini-3.8-flash</w:t>
+      </w:r>
+      <w:r>
+        <w:rPr>
+          <w:rFonts w:asciiTheme="majorBidi" w:hAnsiTheme="majorBidi" w:cs="Times New Roman"/>
+          <w:rtl/>
+        </w:rPr>
+        <w:t xml:space="preserve"> </w:t>
+      </w:r>
+      <w:r>
+        <w:rPr>
+          <w:rFonts w:asciiTheme="majorBidi" w:hAnsiTheme="majorBidi" w:cs="Times New Roman" w:hint="cs"/>
+          <w:rtl/>
+        </w:rPr>
+        <w:t>בליווי</w:t>
+      </w:r>
+      <w:r>
+        <w:rPr>
+          <w:rFonts w:asciiTheme="majorBidi" w:hAnsiTheme="majorBidi" w:cs="Times New Roman"/>
+          <w:rtl/>
+        </w:rPr>
+        <w:t xml:space="preserve"> </w:t>
+      </w:r>
+      <w:r>
+        <w:rPr>
+          <w:rFonts w:asciiTheme="majorBidi" w:hAnsiTheme="majorBidi" w:cs="Times New Roman" w:hint="cs"/>
+          <w:rtl/>
+        </w:rPr>
+        <w:t>מנגנון</w:t>
+      </w:r>
+      <w:r>
+        <w:rPr>
+          <w:rFonts w:asciiTheme="majorBidi" w:hAnsiTheme="majorBidi" w:cs="Times New Roman"/>
+          <w:rtl/>
+        </w:rPr>
+        <w:t xml:space="preserve"> </w:t>
+      </w:r>
+      <w:r>
+        <w:rPr>
+          <w:rFonts w:asciiTheme="majorBidi" w:hAnsiTheme="majorBidi" w:cs="Times New Roman" w:hint="cs"/>
+          <w:rtl/>
+        </w:rPr>
+        <w:t>ניסיונות</w:t>
+      </w:r>
+      <w:r>
+        <w:rPr>
+          <w:rFonts w:asciiTheme="majorBidi" w:hAnsiTheme="majorBidi" w:cs="Times New Roman"/>
+          <w:rtl/>
+        </w:rPr>
+        <w:t xml:space="preserve"> </w:t>
+      </w:r>
+      <w:r>
+        <w:rPr>
+          <w:rFonts w:asciiTheme="majorBidi" w:hAnsiTheme="majorBidi" w:cs="Times New Roman" w:hint="cs"/>
+          <w:rtl/>
+        </w:rPr>
+        <w:t>חוזרים</w:t>
+      </w:r>
+      <w:r>
+        <w:rPr>
+          <w:rFonts w:asciiTheme="majorBidi" w:hAnsiTheme="majorBidi" w:cs="Times New Roman"/>
+          <w:rtl/>
+        </w:rPr>
+        <w:t xml:space="preserve"> (</w:t>
+      </w:r>
+      <w:r>
+        <w:rPr>
+          <w:rFonts w:asciiTheme="majorBidi" w:hAnsiTheme="majorBidi" w:cstheme="majorBidi"/>
+        </w:rPr>
+        <w:t>Retry Mechanism</w:t>
+      </w:r>
+      <w:r>
+        <w:rPr>
+          <w:rFonts w:asciiTheme="majorBidi" w:hAnsiTheme="majorBidi" w:cs="Times New Roman"/>
+          <w:rtl/>
+        </w:rPr>
+        <w:t xml:space="preserve">) </w:t>
+      </w:r>
+      <w:r>
+        <w:rPr>
+          <w:rFonts w:asciiTheme="majorBidi" w:hAnsiTheme="majorBidi" w:cs="Times New Roman" w:hint="cs"/>
+          <w:rtl/>
+        </w:rPr>
+        <w:t>לשמירה</w:t>
+      </w:r>
+      <w:r>
+        <w:rPr>
+          <w:rFonts w:asciiTheme="majorBidi" w:hAnsiTheme="majorBidi" w:cs="Times New Roman"/>
+          <w:rtl/>
+        </w:rPr>
+        <w:t xml:space="preserve"> </w:t>
+      </w:r>
+      <w:r>
+        <w:rPr>
+          <w:rFonts w:asciiTheme="majorBidi" w:hAnsiTheme="majorBidi" w:cs="Times New Roman" w:hint="cs"/>
+          <w:rtl/>
+        </w:rPr>
+        <w:t>על</w:t>
+      </w:r>
+      <w:r>
+        <w:rPr>
+          <w:rFonts w:asciiTheme="majorBidi" w:hAnsiTheme="majorBidi" w:cs="Times New Roman"/>
+          <w:rtl/>
+        </w:rPr>
+        <w:t xml:space="preserve"> </w:t>
+      </w:r>
+      <w:r>
+        <w:rPr>
+          <w:rFonts w:asciiTheme="majorBidi" w:hAnsiTheme="majorBidi" w:cs="Times New Roman" w:hint="cs"/>
+          <w:rtl/>
+        </w:rPr>
+        <w:t>יציבות</w:t>
+      </w:r>
+      <w:r>
+        <w:rPr>
+          <w:rFonts w:asciiTheme="majorBidi" w:hAnsiTheme="majorBidi" w:cs="Times New Roman"/>
+          <w:rtl/>
+        </w:rPr>
+        <w:t xml:space="preserve"> </w:t>
+      </w:r>
+      <w:r>
+        <w:rPr>
+          <w:rFonts w:asciiTheme="majorBidi" w:hAnsiTheme="majorBidi" w:cs="Times New Roman" w:hint="cs"/>
+          <w:rtl/>
+        </w:rPr>
+        <w:t>במקרה</w:t>
+      </w:r>
+      <w:r>
+        <w:rPr>
+          <w:rFonts w:asciiTheme="majorBidi" w:hAnsiTheme="majorBidi" w:cs="Times New Roman"/>
+          <w:rtl/>
+        </w:rPr>
+        <w:t xml:space="preserve"> </w:t>
+      </w:r>
+      <w:r>
+        <w:rPr>
+          <w:rFonts w:asciiTheme="majorBidi" w:hAnsiTheme="majorBidi" w:cs="Times New Roman" w:hint="cs"/>
+          <w:rtl/>
+        </w:rPr>
+        <w:t>של</w:t>
+      </w:r>
+      <w:r>
+        <w:rPr>
+          <w:rFonts w:asciiTheme="majorBidi" w:hAnsiTheme="majorBidi" w:cs="Times New Roman"/>
+          <w:rtl/>
+        </w:rPr>
+        <w:t xml:space="preserve"> </w:t>
+      </w:r>
+      <w:r>
+        <w:rPr>
+          <w:rFonts w:asciiTheme="majorBidi" w:hAnsiTheme="majorBidi" w:cs="Times New Roman" w:hint="cs"/>
+          <w:rtl/>
+        </w:rPr>
+        <w:t>עומסי</w:t>
+      </w:r>
+      <w:r>
+        <w:rPr>
+          <w:rFonts w:asciiTheme="majorBidi" w:hAnsiTheme="majorBidi" w:cs="Times New Roman"/>
+          <w:rtl/>
+        </w:rPr>
+        <w:t xml:space="preserve"> </w:t>
+      </w:r>
+      <w:r>
+        <w:rPr>
+          <w:rFonts w:asciiTheme="majorBidi" w:hAnsiTheme="majorBidi" w:cs="Times New Roman" w:hint="cs"/>
+          <w:rtl/>
+        </w:rPr>
+        <w:t>שרת</w:t>
+      </w:r>
+      <w:r>
+        <w:rPr>
+          <w:rFonts w:asciiTheme="majorBidi" w:hAnsiTheme="majorBidi" w:cs="Times New Roman"/>
+          <w:rtl/>
+        </w:rPr>
+        <w:t>.</w:t>
+      </w:r>
+    </w:p>
+    <w:p>
+      <w:pPr>
+        <w:rPr>
+          <w:rFonts w:asciiTheme="majorBidi" w:hAnsiTheme="majorBidi" w:cstheme="majorBidi"/>
+          <w:rtl/>
+        </w:rPr>
+      </w:pPr>
+      <w:r>
+        <w:rPr>
+          <w:rFonts w:asciiTheme="majorBidi" w:hAnsiTheme="majorBidi" w:cs="Times New Roman"/>
+          <w:rtl/>
+        </w:rPr>
+        <w:t xml:space="preserve">2. </w:t>
+      </w:r>
+      <w:r>
+        <w:rPr>
+          <w:rFonts w:asciiTheme="majorBidi" w:hAnsiTheme="majorBidi" w:cs="Times New Roman" w:hint="cs"/>
+          <w:rtl/>
+        </w:rPr>
+        <w:t>ארגון</w:t>
+      </w:r>
+      <w:r>
+        <w:rPr>
+          <w:rFonts w:asciiTheme="majorBidi" w:hAnsiTheme="majorBidi" w:cs="Times New Roman"/>
+          <w:rtl/>
+        </w:rPr>
+        <w:t xml:space="preserve"> </w:t>
+      </w:r>
+      <w:r>
+        <w:rPr>
+          <w:rFonts w:asciiTheme="majorBidi" w:hAnsiTheme="majorBidi" w:cs="Times New Roman" w:hint="cs"/>
+          <w:rtl/>
+        </w:rPr>
+        <w:t>מחדש</w:t>
+      </w:r>
+      <w:r>
+        <w:rPr>
+          <w:rFonts w:asciiTheme="majorBidi" w:hAnsiTheme="majorBidi" w:cs="Times New Roman"/>
+          <w:rtl/>
+        </w:rPr>
+        <w:t xml:space="preserve"> </w:t>
+      </w:r>
+      <w:r>
+        <w:rPr>
+          <w:rFonts w:asciiTheme="majorBidi" w:hAnsiTheme="majorBidi" w:cs="Times New Roman" w:hint="cs"/>
+          <w:rtl/>
+        </w:rPr>
+        <w:t>של</w:t>
+      </w:r>
+      <w:r>
+        <w:rPr>
+          <w:rFonts w:asciiTheme="majorBidi" w:hAnsiTheme="majorBidi" w:cs="Times New Roman"/>
+          <w:rtl/>
+        </w:rPr>
+        <w:t xml:space="preserve"> </w:t>
+      </w:r>
+      <w:r>
+        <w:rPr>
+          <w:rFonts w:asciiTheme="majorBidi" w:hAnsiTheme="majorBidi" w:cs="Times New Roman" w:hint="cs"/>
+          <w:rtl/>
+        </w:rPr>
+        <w:t>מבנה</w:t>
+      </w:r>
+      <w:r>
+        <w:rPr>
+          <w:rFonts w:asciiTheme="majorBidi" w:hAnsiTheme="majorBidi" w:cs="Times New Roman"/>
+          <w:rtl/>
+        </w:rPr>
+        <w:t xml:space="preserve"> </w:t>
+      </w:r>
+      <w:r>
+        <w:rPr>
+          <w:rFonts w:asciiTheme="majorBidi" w:hAnsiTheme="majorBidi" w:cs="Times New Roman" w:hint="cs"/>
+          <w:rtl/>
+        </w:rPr>
+        <w:t>התיקיות</w:t>
+      </w:r>
+      <w:r>
+        <w:rPr>
+          <w:rFonts w:asciiTheme="majorBidi" w:hAnsiTheme="majorBidi" w:cs="Times New Roman"/>
+          <w:rtl/>
+        </w:rPr>
+        <w:t xml:space="preserve"> </w:t>
+      </w:r>
+      <w:r>
+        <w:rPr>
+          <w:rFonts w:asciiTheme="majorBidi" w:hAnsiTheme="majorBidi" w:cs="Times New Roman" w:hint="cs"/>
+          <w:rtl/>
+        </w:rPr>
+        <w:t>והפרויקט</w:t>
+      </w:r>
+    </w:p>
+    <w:p>
+      <w:pPr>
+        <w:pStyle w:val="a9"/>
+        <w:numPr>
+          <w:ilvl w:val="0"/>
+          <w:numId w:val="29"/>
+        </w:numPr>
+        <w:rPr>
+          <w:rFonts w:asciiTheme="majorBidi" w:hAnsiTheme="majorBidi" w:cstheme="majorBidi"/>
+          <w:rtl/>
+        </w:rPr>
+      </w:pPr>
+      <w:r>
+        <w:rPr>
+          <w:rFonts w:asciiTheme="majorBidi" w:hAnsiTheme="majorBidi" w:cs="Times New Roman" w:hint="cs"/>
+          <w:rtl/>
+        </w:rPr>
+        <w:t>יצירת</w:t>
+      </w:r>
+      <w:r>
+        <w:rPr>
+          <w:rFonts w:asciiTheme="majorBidi" w:hAnsiTheme="majorBidi" w:cs="Times New Roman"/>
+          <w:rtl/>
+        </w:rPr>
+        <w:t xml:space="preserve"> </w:t>
+      </w:r>
+      <w:r>
+        <w:rPr>
+          <w:rFonts w:asciiTheme="majorBidi" w:hAnsiTheme="majorBidi" w:cs="Times New Roman" w:hint="cs"/>
+          <w:rtl/>
+        </w:rPr>
+        <w:t>תיקיית</w:t>
+      </w:r>
+      <w:r>
+        <w:rPr>
+          <w:rFonts w:asciiTheme="majorBidi" w:hAnsiTheme="majorBidi" w:cs="Times New Roman"/>
+          <w:rtl/>
+        </w:rPr>
+        <w:t xml:space="preserve"> </w:t>
+      </w:r>
+      <w:r>
+        <w:rPr>
+          <w:rFonts w:asciiTheme="majorBidi" w:hAnsiTheme="majorBidi" w:cs="Times New Roman" w:hint="cs"/>
+          <w:rtl/>
+        </w:rPr>
+        <w:t>פלט</w:t>
+      </w:r>
+      <w:r>
+        <w:rPr>
+          <w:rFonts w:asciiTheme="majorBidi" w:hAnsiTheme="majorBidi" w:cs="Times New Roman"/>
+          <w:rtl/>
+        </w:rPr>
+        <w:t xml:space="preserve"> </w:t>
+      </w:r>
+      <w:r>
+        <w:rPr>
+          <w:rFonts w:asciiTheme="majorBidi" w:hAnsiTheme="majorBidi" w:cs="Times New Roman" w:hint="cs"/>
+          <w:rtl/>
+        </w:rPr>
+        <w:t>ייעודית</w:t>
+      </w:r>
+      <w:r>
+        <w:rPr>
+          <w:rFonts w:asciiTheme="majorBidi" w:hAnsiTheme="majorBidi" w:cs="Times New Roman"/>
+          <w:rtl/>
+        </w:rPr>
+        <w:t xml:space="preserve"> (</w:t>
+      </w:r>
+      <w:proofErr w:type="spellStart"/>
+      <w:r>
+        <w:rPr>
+          <w:rFonts w:asciiTheme="majorBidi" w:hAnsiTheme="majorBidi" w:cstheme="majorBidi"/>
+        </w:rPr>
+        <w:t>generated_resumes</w:t>
+      </w:r>
+      <w:proofErr w:type="spellEnd"/>
+      <w:r>
+        <w:rPr>
+          <w:rFonts w:asciiTheme="majorBidi" w:hAnsiTheme="majorBidi" w:cs="Times New Roman"/>
+          <w:rtl/>
+        </w:rPr>
+        <w:t xml:space="preserve">/): </w:t>
+      </w:r>
+      <w:r>
+        <w:rPr>
+          <w:rFonts w:asciiTheme="majorBidi" w:hAnsiTheme="majorBidi" w:cs="Times New Roman" w:hint="cs"/>
+          <w:rtl/>
+        </w:rPr>
+        <w:t>כל</w:t>
+      </w:r>
+      <w:r>
+        <w:rPr>
+          <w:rFonts w:asciiTheme="majorBidi" w:hAnsiTheme="majorBidi" w:cs="Times New Roman"/>
+          <w:rtl/>
+        </w:rPr>
+        <w:t xml:space="preserve"> </w:t>
+      </w:r>
+      <w:r>
+        <w:rPr>
+          <w:rFonts w:asciiTheme="majorBidi" w:hAnsiTheme="majorBidi" w:cs="Times New Roman" w:hint="cs"/>
+          <w:rtl/>
+        </w:rPr>
+        <w:t>הקבצים</w:t>
+      </w:r>
+      <w:r>
+        <w:rPr>
+          <w:rFonts w:asciiTheme="majorBidi" w:hAnsiTheme="majorBidi" w:cs="Times New Roman"/>
+          <w:rtl/>
+        </w:rPr>
+        <w:t xml:space="preserve"> </w:t>
+      </w:r>
+      <w:r>
+        <w:rPr>
+          <w:rFonts w:asciiTheme="majorBidi" w:hAnsiTheme="majorBidi" w:cs="Times New Roman" w:hint="cs"/>
+          <w:rtl/>
+        </w:rPr>
+        <w:t>שנוצרים</w:t>
+      </w:r>
+      <w:r>
+        <w:rPr>
+          <w:rFonts w:asciiTheme="majorBidi" w:hAnsiTheme="majorBidi" w:cs="Times New Roman"/>
+          <w:rtl/>
+        </w:rPr>
+        <w:t xml:space="preserve"> </w:t>
+      </w:r>
+      <w:r>
+        <w:rPr>
+          <w:rFonts w:asciiTheme="majorBidi" w:hAnsiTheme="majorBidi" w:cs="Times New Roman" w:hint="cs"/>
+          <w:rtl/>
+        </w:rPr>
+        <w:t>בזמן</w:t>
+      </w:r>
+      <w:r>
+        <w:rPr>
+          <w:rFonts w:asciiTheme="majorBidi" w:hAnsiTheme="majorBidi" w:cs="Times New Roman"/>
+          <w:rtl/>
+        </w:rPr>
+        <w:t xml:space="preserve"> </w:t>
+      </w:r>
+      <w:r>
+        <w:rPr>
+          <w:rFonts w:asciiTheme="majorBidi" w:hAnsiTheme="majorBidi" w:cs="Times New Roman" w:hint="cs"/>
+          <w:rtl/>
+        </w:rPr>
+        <w:t>ריצה</w:t>
+      </w:r>
+      <w:r>
+        <w:rPr>
+          <w:rFonts w:asciiTheme="majorBidi" w:hAnsiTheme="majorBidi" w:cs="Times New Roman"/>
+          <w:rtl/>
+        </w:rPr>
+        <w:t xml:space="preserve"> (</w:t>
+      </w:r>
+      <w:r>
+        <w:rPr>
+          <w:rFonts w:asciiTheme="majorBidi" w:hAnsiTheme="majorBidi" w:cs="Times New Roman" w:hint="cs"/>
+          <w:rtl/>
+        </w:rPr>
+        <w:t>קובצי</w:t>
+      </w:r>
+      <w:r>
+        <w:rPr>
+          <w:rFonts w:asciiTheme="majorBidi" w:hAnsiTheme="majorBidi" w:cs="Times New Roman"/>
+          <w:rtl/>
+        </w:rPr>
+        <w:t xml:space="preserve"> </w:t>
+      </w:r>
+      <w:r>
+        <w:rPr>
+          <w:rFonts w:asciiTheme="majorBidi" w:hAnsiTheme="majorBidi" w:cstheme="majorBidi"/>
+        </w:rPr>
+        <w:t>Word, PDF, ZIP</w:t>
+      </w:r>
+      <w:r>
+        <w:rPr>
+          <w:rFonts w:asciiTheme="majorBidi" w:hAnsiTheme="majorBidi" w:cs="Times New Roman"/>
+          <w:rtl/>
+        </w:rPr>
+        <w:t xml:space="preserve"> </w:t>
+      </w:r>
+      <w:r>
+        <w:rPr>
+          <w:rFonts w:asciiTheme="majorBidi" w:hAnsiTheme="majorBidi" w:cs="Times New Roman" w:hint="cs"/>
+          <w:rtl/>
+        </w:rPr>
+        <w:t>וקובצי</w:t>
+      </w:r>
+      <w:r>
+        <w:rPr>
+          <w:rFonts w:asciiTheme="majorBidi" w:hAnsiTheme="majorBidi" w:cs="Times New Roman"/>
+          <w:rtl/>
+        </w:rPr>
+        <w:t xml:space="preserve"> </w:t>
+      </w:r>
+      <w:r>
+        <w:rPr>
+          <w:rFonts w:asciiTheme="majorBidi" w:hAnsiTheme="majorBidi" w:cstheme="majorBidi"/>
+        </w:rPr>
+        <w:t>JSON</w:t>
+      </w:r>
+      <w:r>
+        <w:rPr>
+          <w:rFonts w:asciiTheme="majorBidi" w:hAnsiTheme="majorBidi" w:cs="Times New Roman"/>
+          <w:rtl/>
+        </w:rPr>
+        <w:t xml:space="preserve"> </w:t>
+      </w:r>
+      <w:r>
+        <w:rPr>
+          <w:rFonts w:asciiTheme="majorBidi" w:hAnsiTheme="majorBidi" w:cs="Times New Roman" w:hint="cs"/>
+          <w:rtl/>
+        </w:rPr>
+        <w:t>זמניים</w:t>
+      </w:r>
+      <w:r>
+        <w:rPr>
+          <w:rFonts w:asciiTheme="majorBidi" w:hAnsiTheme="majorBidi" w:cs="Times New Roman"/>
+          <w:rtl/>
+        </w:rPr>
+        <w:t xml:space="preserve">) </w:t>
+      </w:r>
+      <w:r>
+        <w:rPr>
+          <w:rFonts w:asciiTheme="majorBidi" w:hAnsiTheme="majorBidi" w:cs="Times New Roman" w:hint="cs"/>
+          <w:rtl/>
+        </w:rPr>
+        <w:t>מנותבים</w:t>
+      </w:r>
+      <w:r>
+        <w:rPr>
+          <w:rFonts w:asciiTheme="majorBidi" w:hAnsiTheme="majorBidi" w:cs="Times New Roman"/>
+          <w:rtl/>
+        </w:rPr>
+        <w:t xml:space="preserve"> </w:t>
+      </w:r>
+      <w:r>
+        <w:rPr>
+          <w:rFonts w:asciiTheme="majorBidi" w:hAnsiTheme="majorBidi" w:cs="Times New Roman" w:hint="cs"/>
+          <w:rtl/>
+        </w:rPr>
+        <w:t>לתיקייה</w:t>
+      </w:r>
+      <w:r>
+        <w:rPr>
+          <w:rFonts w:asciiTheme="majorBidi" w:hAnsiTheme="majorBidi" w:cs="Times New Roman"/>
+          <w:rtl/>
+        </w:rPr>
+        <w:t xml:space="preserve"> </w:t>
+      </w:r>
+      <w:r>
+        <w:rPr>
+          <w:rFonts w:asciiTheme="majorBidi" w:hAnsiTheme="majorBidi" w:cs="Times New Roman" w:hint="cs"/>
+          <w:rtl/>
+        </w:rPr>
+        <w:t>זו</w:t>
+      </w:r>
+      <w:r>
+        <w:rPr>
+          <w:rFonts w:asciiTheme="majorBidi" w:hAnsiTheme="majorBidi" w:cs="Times New Roman"/>
+          <w:rtl/>
+        </w:rPr>
+        <w:t xml:space="preserve">, </w:t>
+      </w:r>
+      <w:r>
+        <w:rPr>
+          <w:rFonts w:asciiTheme="majorBidi" w:hAnsiTheme="majorBidi" w:cs="Times New Roman" w:hint="cs"/>
+          <w:rtl/>
+        </w:rPr>
+        <w:t>מה</w:t>
+      </w:r>
+      <w:r>
+        <w:rPr>
+          <w:rFonts w:asciiTheme="majorBidi" w:hAnsiTheme="majorBidi" w:cs="Times New Roman"/>
+          <w:rtl/>
+        </w:rPr>
+        <w:t xml:space="preserve"> </w:t>
+      </w:r>
+      <w:r>
+        <w:rPr>
+          <w:rFonts w:asciiTheme="majorBidi" w:hAnsiTheme="majorBidi" w:cs="Times New Roman" w:hint="cs"/>
+          <w:rtl/>
+        </w:rPr>
+        <w:t>שמונע</w:t>
+      </w:r>
+      <w:r>
+        <w:rPr>
+          <w:rFonts w:asciiTheme="majorBidi" w:hAnsiTheme="majorBidi" w:cs="Times New Roman"/>
+          <w:rtl/>
+        </w:rPr>
+        <w:t xml:space="preserve"> </w:t>
+      </w:r>
+      <w:proofErr w:type="spellStart"/>
+      <w:r>
+        <w:rPr>
+          <w:rFonts w:asciiTheme="majorBidi" w:hAnsiTheme="majorBidi" w:cs="Times New Roman" w:hint="cs"/>
+          <w:rtl/>
+        </w:rPr>
+        <w:t>בלאגן</w:t>
+      </w:r>
+      <w:proofErr w:type="spellEnd"/>
+      <w:r>
+        <w:rPr>
+          <w:rFonts w:asciiTheme="majorBidi" w:hAnsiTheme="majorBidi" w:cs="Times New Roman"/>
+          <w:rtl/>
+        </w:rPr>
+        <w:t xml:space="preserve"> </w:t>
+      </w:r>
+      <w:r>
+        <w:rPr>
+          <w:rFonts w:asciiTheme="majorBidi" w:hAnsiTheme="majorBidi" w:cs="Times New Roman" w:hint="cs"/>
+          <w:rtl/>
+        </w:rPr>
+        <w:t>בתיקייה</w:t>
+      </w:r>
+      <w:r>
+        <w:rPr>
+          <w:rFonts w:asciiTheme="majorBidi" w:hAnsiTheme="majorBidi" w:cs="Times New Roman"/>
+          <w:rtl/>
+        </w:rPr>
+        <w:t xml:space="preserve"> </w:t>
+      </w:r>
+      <w:r>
+        <w:rPr>
+          <w:rFonts w:asciiTheme="majorBidi" w:hAnsiTheme="majorBidi" w:cs="Times New Roman" w:hint="cs"/>
+          <w:rtl/>
+        </w:rPr>
+        <w:t>הראשית</w:t>
+      </w:r>
+      <w:r>
+        <w:rPr>
+          <w:rFonts w:asciiTheme="majorBidi" w:hAnsiTheme="majorBidi" w:cs="Times New Roman"/>
+          <w:rtl/>
+        </w:rPr>
+        <w:t>.</w:t>
+      </w:r>
+    </w:p>
+    <w:p>
+      <w:pPr>
+        <w:pStyle w:val="a9"/>
+        <w:numPr>
+          <w:ilvl w:val="0"/>
+          <w:numId w:val="29"/>
+        </w:numPr>
+        <w:rPr>
+          <w:rFonts w:asciiTheme="majorBidi" w:hAnsiTheme="majorBidi" w:cstheme="majorBidi"/>
+          <w:rtl/>
+        </w:rPr>
+      </w:pPr>
+      <w:r>
+        <w:rPr>
+          <w:rFonts w:asciiTheme="majorBidi" w:hAnsiTheme="majorBidi" w:cs="Times New Roman" w:hint="cs"/>
+          <w:rtl/>
+        </w:rPr>
+        <w:t>הסדרת</w:t>
+      </w:r>
+      <w:r>
+        <w:rPr>
+          <w:rFonts w:asciiTheme="majorBidi" w:hAnsiTheme="majorBidi" w:cs="Times New Roman"/>
+          <w:rtl/>
+        </w:rPr>
+        <w:t xml:space="preserve"> </w:t>
+      </w:r>
+      <w:r>
+        <w:rPr>
+          <w:rFonts w:asciiTheme="majorBidi" w:hAnsiTheme="majorBidi" w:cs="Times New Roman" w:hint="cs"/>
+          <w:rtl/>
+        </w:rPr>
+        <w:t>קובצי</w:t>
+      </w:r>
+      <w:r>
+        <w:rPr>
+          <w:rFonts w:asciiTheme="majorBidi" w:hAnsiTheme="majorBidi" w:cs="Times New Roman"/>
+          <w:rtl/>
+        </w:rPr>
+        <w:t xml:space="preserve"> </w:t>
+      </w:r>
+      <w:r>
+        <w:rPr>
+          <w:rFonts w:asciiTheme="majorBidi" w:hAnsiTheme="majorBidi" w:cs="Times New Roman" w:hint="cs"/>
+          <w:rtl/>
+        </w:rPr>
+        <w:t>המקור</w:t>
+      </w:r>
+      <w:r>
+        <w:rPr>
+          <w:rFonts w:asciiTheme="majorBidi" w:hAnsiTheme="majorBidi" w:cs="Times New Roman"/>
+          <w:rtl/>
+        </w:rPr>
+        <w:t xml:space="preserve"> (</w:t>
+      </w:r>
+      <w:r>
+        <w:rPr>
+          <w:rFonts w:asciiTheme="majorBidi" w:hAnsiTheme="majorBidi" w:cstheme="majorBidi"/>
+        </w:rPr>
+        <w:t>Resume</w:t>
+      </w:r>
+      <w:r>
+        <w:rPr>
+          <w:rFonts w:asciiTheme="majorBidi" w:hAnsiTheme="majorBidi" w:cs="Times New Roman"/>
+          <w:rtl/>
+        </w:rPr>
+        <w:t>/):</w:t>
+      </w:r>
+    </w:p>
+    <w:p>
+      <w:pPr>
+        <w:pStyle w:val="a9"/>
+        <w:numPr>
+          <w:ilvl w:val="1"/>
+          <w:numId w:val="29"/>
+        </w:numPr>
+        <w:rPr>
+          <w:rFonts w:asciiTheme="majorBidi" w:hAnsiTheme="majorBidi" w:cstheme="majorBidi"/>
+          <w:rtl/>
+        </w:rPr>
+      </w:pPr>
+      <w:r>
+        <w:rPr>
+          <w:rFonts w:asciiTheme="majorBidi" w:hAnsiTheme="majorBidi" w:cs="Times New Roman" w:hint="cs"/>
+          <w:rtl/>
+        </w:rPr>
+        <w:t>יצירת</w:t>
+      </w:r>
+      <w:r>
+        <w:rPr>
+          <w:rFonts w:asciiTheme="majorBidi" w:hAnsiTheme="majorBidi" w:cs="Times New Roman"/>
+          <w:rtl/>
+        </w:rPr>
+        <w:t xml:space="preserve"> </w:t>
+      </w:r>
+      <w:r>
+        <w:rPr>
+          <w:rFonts w:asciiTheme="majorBidi" w:hAnsiTheme="majorBidi" w:cs="Times New Roman" w:hint="cs"/>
+          <w:rtl/>
+        </w:rPr>
+        <w:t>תיקייה</w:t>
+      </w:r>
+      <w:r>
+        <w:rPr>
+          <w:rFonts w:asciiTheme="majorBidi" w:hAnsiTheme="majorBidi" w:cs="Times New Roman"/>
+          <w:rtl/>
+        </w:rPr>
+        <w:t xml:space="preserve"> </w:t>
+      </w:r>
+      <w:r>
+        <w:rPr>
+          <w:rFonts w:asciiTheme="majorBidi" w:hAnsiTheme="majorBidi" w:cs="Times New Roman" w:hint="cs"/>
+          <w:rtl/>
+        </w:rPr>
+        <w:t>ייעודית</w:t>
+      </w:r>
+      <w:r>
+        <w:rPr>
+          <w:rFonts w:asciiTheme="majorBidi" w:hAnsiTheme="majorBidi" w:cs="Times New Roman"/>
+          <w:rtl/>
+        </w:rPr>
+        <w:t xml:space="preserve"> </w:t>
+      </w:r>
+      <w:r>
+        <w:rPr>
+          <w:rFonts w:asciiTheme="majorBidi" w:hAnsiTheme="majorBidi" w:cs="Times New Roman" w:hint="cs"/>
+          <w:rtl/>
+        </w:rPr>
+        <w:t>בשם</w:t>
+      </w:r>
+      <w:r>
+        <w:rPr>
+          <w:rFonts w:asciiTheme="majorBidi" w:hAnsiTheme="majorBidi" w:cs="Times New Roman"/>
+          <w:rtl/>
+        </w:rPr>
+        <w:t xml:space="preserve"> </w:t>
+      </w:r>
+      <w:r>
+        <w:rPr>
+          <w:rFonts w:asciiTheme="majorBidi" w:hAnsiTheme="majorBidi" w:cstheme="majorBidi"/>
+        </w:rPr>
+        <w:t>Resume</w:t>
+      </w:r>
+      <w:r>
+        <w:rPr>
+          <w:rFonts w:asciiTheme="majorBidi" w:hAnsiTheme="majorBidi" w:cs="Times New Roman"/>
+          <w:rtl/>
+        </w:rPr>
+        <w:t xml:space="preserve"> </w:t>
+      </w:r>
+      <w:r>
+        <w:rPr>
+          <w:rFonts w:asciiTheme="majorBidi" w:hAnsiTheme="majorBidi" w:cs="Times New Roman" w:hint="cs"/>
+          <w:rtl/>
+        </w:rPr>
+        <w:t>לקובצי</w:t>
+      </w:r>
+      <w:r>
+        <w:rPr>
+          <w:rFonts w:asciiTheme="majorBidi" w:hAnsiTheme="majorBidi" w:cs="Times New Roman"/>
+          <w:rtl/>
+        </w:rPr>
+        <w:t xml:space="preserve"> </w:t>
+      </w:r>
+      <w:r>
+        <w:rPr>
+          <w:rFonts w:asciiTheme="majorBidi" w:hAnsiTheme="majorBidi" w:cs="Times New Roman" w:hint="cs"/>
+          <w:rtl/>
+        </w:rPr>
+        <w:t>הבסיס</w:t>
+      </w:r>
+      <w:r>
+        <w:rPr>
+          <w:rFonts w:asciiTheme="majorBidi" w:hAnsiTheme="majorBidi" w:cs="Times New Roman"/>
+          <w:rtl/>
+        </w:rPr>
+        <w:t>.</w:t>
+      </w:r>
+    </w:p>
+    <w:p>
+      <w:pPr>
+        <w:pStyle w:val="a9"/>
+        <w:numPr>
+          <w:ilvl w:val="1"/>
+          <w:numId w:val="29"/>
+        </w:numPr>
+        <w:rPr>
+          <w:rFonts w:asciiTheme="majorBidi" w:hAnsiTheme="majorBidi" w:cstheme="majorBidi" w:hint="cs"/>
+          <w:rtl/>
+        </w:rPr>
+      </w:pPr>
+      <w:r>
+        <w:rPr>
+          <w:rFonts w:asciiTheme="majorBidi" w:hAnsiTheme="majorBidi" w:cs="Times New Roman" w:hint="cs"/>
+          <w:rtl/>
+        </w:rPr>
+        <w:t>שינוי</w:t>
+      </w:r>
+      <w:r>
+        <w:rPr>
+          <w:rFonts w:asciiTheme="majorBidi" w:hAnsiTheme="majorBidi" w:cs="Times New Roman"/>
+          <w:rtl/>
+        </w:rPr>
+        <w:t xml:space="preserve"> </w:t>
+      </w:r>
+      <w:r>
+        <w:rPr>
+          <w:rFonts w:asciiTheme="majorBidi" w:hAnsiTheme="majorBidi" w:cs="Times New Roman" w:hint="cs"/>
+          <w:rtl/>
+        </w:rPr>
+        <w:t>שמות</w:t>
+      </w:r>
+      <w:r>
+        <w:rPr>
+          <w:rFonts w:asciiTheme="majorBidi" w:hAnsiTheme="majorBidi" w:cs="Times New Roman"/>
+          <w:rtl/>
+        </w:rPr>
+        <w:t xml:space="preserve"> </w:t>
+      </w:r>
+      <w:r>
+        <w:rPr>
+          <w:rFonts w:asciiTheme="majorBidi" w:hAnsiTheme="majorBidi" w:cs="Times New Roman" w:hint="cs"/>
+          <w:rtl/>
+        </w:rPr>
+        <w:t>הקבצים</w:t>
+      </w:r>
+      <w:r>
+        <w:rPr>
+          <w:rFonts w:asciiTheme="majorBidi" w:hAnsiTheme="majorBidi" w:cs="Times New Roman"/>
+          <w:rtl/>
+        </w:rPr>
+        <w:t xml:space="preserve"> </w:t>
+      </w:r>
+      <w:r>
+        <w:rPr>
+          <w:rFonts w:asciiTheme="majorBidi" w:hAnsiTheme="majorBidi" w:cs="Times New Roman" w:hint="cs"/>
+          <w:rtl/>
+        </w:rPr>
+        <w:t xml:space="preserve">של קורות החיים בעברית ובאנגלית </w:t>
+      </w:r>
+      <w:r>
+        <w:rPr>
+          <w:rFonts w:asciiTheme="majorBidi" w:hAnsiTheme="majorBidi" w:cs="Times New Roman" w:hint="cs"/>
+          <w:rtl/>
+        </w:rPr>
+        <w:t>לשמות</w:t>
+      </w:r>
+      <w:r>
+        <w:rPr>
+          <w:rFonts w:asciiTheme="majorBidi" w:hAnsiTheme="majorBidi" w:cs="Times New Roman"/>
+          <w:rtl/>
+        </w:rPr>
+        <w:t xml:space="preserve"> </w:t>
+      </w:r>
+      <w:r>
+        <w:rPr>
+          <w:rFonts w:asciiTheme="majorBidi" w:hAnsiTheme="majorBidi" w:cs="Times New Roman" w:hint="cs"/>
+          <w:rtl/>
+        </w:rPr>
+        <w:t>ברורים</w:t>
+      </w:r>
+      <w:r>
+        <w:rPr>
+          <w:rFonts w:asciiTheme="majorBidi" w:hAnsiTheme="majorBidi" w:cs="Times New Roman"/>
+          <w:rtl/>
+        </w:rPr>
+        <w:t xml:space="preserve"> </w:t>
+      </w:r>
+      <w:r>
+        <w:rPr>
+          <w:rFonts w:asciiTheme="majorBidi" w:hAnsiTheme="majorBidi" w:cs="Times New Roman" w:hint="cs"/>
+          <w:rtl/>
+        </w:rPr>
+        <w:t>ותקניים</w:t>
+      </w:r>
+    </w:p>
+    <w:p>
+      <w:pPr>
+        <w:rPr>
+          <w:rFonts w:asciiTheme="majorBidi" w:hAnsiTheme="majorBidi" w:cstheme="majorBidi"/>
+          <w:rtl/>
+        </w:rPr>
+      </w:pPr>
+      <w:r>
+        <w:rPr>
+          <w:rFonts w:asciiTheme="majorBidi" w:hAnsiTheme="majorBidi" w:cs="Times New Roman"/>
+          <w:rtl/>
+        </w:rPr>
+        <w:t xml:space="preserve">3. </w:t>
+      </w:r>
+      <w:r>
+        <w:rPr>
+          <w:rFonts w:asciiTheme="majorBidi" w:hAnsiTheme="majorBidi" w:cs="Times New Roman" w:hint="cs"/>
+          <w:rtl/>
+        </w:rPr>
+        <w:t>ממשק</w:t>
+      </w:r>
+      <w:r>
+        <w:rPr>
+          <w:rFonts w:asciiTheme="majorBidi" w:hAnsiTheme="majorBidi" w:cs="Times New Roman"/>
+          <w:rtl/>
+        </w:rPr>
+        <w:t xml:space="preserve"> </w:t>
+      </w:r>
+      <w:r>
+        <w:rPr>
+          <w:rFonts w:asciiTheme="majorBidi" w:hAnsiTheme="majorBidi" w:cs="Times New Roman" w:hint="cs"/>
+          <w:rtl/>
+        </w:rPr>
+        <w:t>ניהול</w:t>
+      </w:r>
+      <w:r>
+        <w:rPr>
+          <w:rFonts w:asciiTheme="majorBidi" w:hAnsiTheme="majorBidi" w:cs="Times New Roman"/>
+          <w:rtl/>
+        </w:rPr>
+        <w:t xml:space="preserve">, </w:t>
+      </w:r>
+      <w:r>
+        <w:rPr>
+          <w:rFonts w:asciiTheme="majorBidi" w:hAnsiTheme="majorBidi" w:cs="Times New Roman" w:hint="cs"/>
+          <w:rtl/>
+        </w:rPr>
+        <w:t>עריכה</w:t>
+      </w:r>
+      <w:r>
+        <w:rPr>
+          <w:rFonts w:asciiTheme="majorBidi" w:hAnsiTheme="majorBidi" w:cs="Times New Roman"/>
+          <w:rtl/>
+        </w:rPr>
+        <w:t xml:space="preserve"> </w:t>
+      </w:r>
+      <w:r>
+        <w:rPr>
+          <w:rFonts w:asciiTheme="majorBidi" w:hAnsiTheme="majorBidi" w:cs="Times New Roman" w:hint="cs"/>
+          <w:rtl/>
+        </w:rPr>
+        <w:t>ומחיקה</w:t>
+      </w:r>
+      <w:r>
+        <w:rPr>
+          <w:rFonts w:asciiTheme="majorBidi" w:hAnsiTheme="majorBidi" w:cs="Times New Roman"/>
+          <w:rtl/>
+        </w:rPr>
+        <w:t xml:space="preserve"> </w:t>
+      </w:r>
+      <w:r>
+        <w:rPr>
+          <w:rFonts w:asciiTheme="majorBidi" w:hAnsiTheme="majorBidi" w:cs="Times New Roman" w:hint="cs"/>
+          <w:rtl/>
+        </w:rPr>
+        <w:t>בלייב</w:t>
+      </w:r>
+      <w:r>
+        <w:rPr>
+          <w:rFonts w:asciiTheme="majorBidi" w:hAnsiTheme="majorBidi" w:cs="Times New Roman"/>
+          <w:rtl/>
+        </w:rPr>
+        <w:t xml:space="preserve"> </w:t>
+      </w:r>
+    </w:p>
+    <w:p>
+      <w:pPr>
+        <w:pStyle w:val="a9"/>
+        <w:numPr>
+          <w:ilvl w:val="0"/>
+          <w:numId w:val="30"/>
+        </w:numPr>
+        <w:rPr>
+          <w:rFonts w:asciiTheme="majorBidi" w:hAnsiTheme="majorBidi" w:cstheme="majorBidi"/>
+          <w:rtl/>
+        </w:rPr>
+      </w:pPr>
+      <w:r>
+        <w:rPr>
+          <w:rFonts w:asciiTheme="majorBidi" w:hAnsiTheme="majorBidi" w:cs="Times New Roman" w:hint="cs"/>
+          <w:rtl/>
+        </w:rPr>
+        <w:t>הוספת</w:t>
+      </w:r>
+      <w:r>
+        <w:rPr>
+          <w:rFonts w:asciiTheme="majorBidi" w:hAnsiTheme="majorBidi" w:cs="Times New Roman"/>
+          <w:rtl/>
+        </w:rPr>
+        <w:t xml:space="preserve"> </w:t>
+      </w:r>
+      <w:r>
+        <w:rPr>
+          <w:rFonts w:asciiTheme="majorBidi" w:hAnsiTheme="majorBidi" w:cs="Times New Roman" w:hint="cs"/>
+          <w:rtl/>
+        </w:rPr>
+        <w:t>אזור</w:t>
+      </w:r>
+      <w:r>
+        <w:rPr>
+          <w:rFonts w:asciiTheme="majorBidi" w:hAnsiTheme="majorBidi" w:cs="Times New Roman"/>
+          <w:rtl/>
+        </w:rPr>
+        <w:t xml:space="preserve"> </w:t>
+      </w:r>
+      <w:r>
+        <w:rPr>
+          <w:rFonts w:asciiTheme="majorBidi" w:hAnsiTheme="majorBidi" w:cs="Times New Roman" w:hint="cs"/>
+          <w:rtl/>
+        </w:rPr>
+        <w:t>שלם</w:t>
+      </w:r>
+      <w:r>
+        <w:rPr>
+          <w:rFonts w:asciiTheme="majorBidi" w:hAnsiTheme="majorBidi" w:cs="Times New Roman"/>
+          <w:rtl/>
+        </w:rPr>
+        <w:t xml:space="preserve"> </w:t>
+      </w:r>
+      <w:r>
+        <w:rPr>
+          <w:rFonts w:asciiTheme="majorBidi" w:hAnsiTheme="majorBidi" w:cs="Times New Roman" w:hint="cs"/>
+          <w:rtl/>
+        </w:rPr>
+        <w:t>בממשק</w:t>
+      </w:r>
+      <w:r>
+        <w:rPr>
+          <w:rFonts w:asciiTheme="majorBidi" w:hAnsiTheme="majorBidi" w:cs="Times New Roman"/>
+          <w:rtl/>
+        </w:rPr>
+        <w:t xml:space="preserve"> </w:t>
+      </w:r>
+      <w:r>
+        <w:rPr>
+          <w:rFonts w:asciiTheme="majorBidi" w:hAnsiTheme="majorBidi" w:cs="Times New Roman" w:hint="cs"/>
+          <w:rtl/>
+        </w:rPr>
+        <w:t>ה</w:t>
+      </w:r>
+      <w:r>
+        <w:rPr>
+          <w:rFonts w:asciiTheme="majorBidi" w:hAnsiTheme="majorBidi" w:cs="Times New Roman"/>
+          <w:rtl/>
+        </w:rPr>
+        <w:t>-</w:t>
+      </w:r>
+      <w:r>
+        <w:rPr>
+          <w:rFonts w:asciiTheme="majorBidi" w:hAnsiTheme="majorBidi" w:cstheme="majorBidi"/>
+        </w:rPr>
+        <w:t>Flask</w:t>
+      </w:r>
+      <w:r>
+        <w:rPr>
+          <w:rFonts w:asciiTheme="majorBidi" w:hAnsiTheme="majorBidi" w:cs="Times New Roman"/>
+          <w:rtl/>
+        </w:rPr>
+        <w:t xml:space="preserve"> </w:t>
+      </w:r>
+      <w:r>
+        <w:rPr>
+          <w:rFonts w:asciiTheme="majorBidi" w:hAnsiTheme="majorBidi" w:cs="Times New Roman" w:hint="cs"/>
+          <w:rtl/>
+        </w:rPr>
+        <w:t>המאפשר</w:t>
+      </w:r>
+      <w:r>
+        <w:rPr>
+          <w:rFonts w:asciiTheme="majorBidi" w:hAnsiTheme="majorBidi" w:cs="Times New Roman"/>
+          <w:rtl/>
+        </w:rPr>
+        <w:t xml:space="preserve"> </w:t>
+      </w:r>
+      <w:r>
+        <w:rPr>
+          <w:rFonts w:asciiTheme="majorBidi" w:hAnsiTheme="majorBidi" w:cs="Times New Roman" w:hint="cs"/>
+          <w:rtl/>
+        </w:rPr>
+        <w:t>ניהול</w:t>
+      </w:r>
+      <w:r>
+        <w:rPr>
+          <w:rFonts w:asciiTheme="majorBidi" w:hAnsiTheme="majorBidi" w:cs="Times New Roman"/>
+          <w:rtl/>
+        </w:rPr>
+        <w:t xml:space="preserve"> </w:t>
+      </w:r>
+      <w:r>
+        <w:rPr>
+          <w:rFonts w:asciiTheme="majorBidi" w:hAnsiTheme="majorBidi" w:cs="Times New Roman" w:hint="cs"/>
+          <w:rtl/>
+        </w:rPr>
+        <w:t>שוטף</w:t>
+      </w:r>
+      <w:r>
+        <w:rPr>
+          <w:rFonts w:asciiTheme="majorBidi" w:hAnsiTheme="majorBidi" w:cs="Times New Roman"/>
+          <w:rtl/>
+        </w:rPr>
+        <w:t xml:space="preserve"> </w:t>
+      </w:r>
+      <w:r>
+        <w:rPr>
+          <w:rFonts w:asciiTheme="majorBidi" w:hAnsiTheme="majorBidi" w:cs="Times New Roman" w:hint="cs"/>
+          <w:rtl/>
+        </w:rPr>
+        <w:t>של</w:t>
+      </w:r>
+      <w:r>
+        <w:rPr>
+          <w:rFonts w:asciiTheme="majorBidi" w:hAnsiTheme="majorBidi" w:cs="Times New Roman"/>
+          <w:rtl/>
+        </w:rPr>
+        <w:t xml:space="preserve"> </w:t>
+      </w:r>
+      <w:r>
+        <w:rPr>
+          <w:rFonts w:asciiTheme="majorBidi" w:hAnsiTheme="majorBidi" w:cs="Times New Roman" w:hint="cs"/>
+          <w:rtl/>
+        </w:rPr>
+        <w:t>קורות</w:t>
+      </w:r>
+      <w:r>
+        <w:rPr>
+          <w:rFonts w:asciiTheme="majorBidi" w:hAnsiTheme="majorBidi" w:cs="Times New Roman"/>
+          <w:rtl/>
+        </w:rPr>
+        <w:t xml:space="preserve"> </w:t>
+      </w:r>
+      <w:r>
+        <w:rPr>
+          <w:rFonts w:asciiTheme="majorBidi" w:hAnsiTheme="majorBidi" w:cs="Times New Roman" w:hint="cs"/>
+          <w:rtl/>
+        </w:rPr>
+        <w:t>החיים</w:t>
+      </w:r>
+      <w:r>
+        <w:rPr>
+          <w:rFonts w:asciiTheme="majorBidi" w:hAnsiTheme="majorBidi" w:cs="Times New Roman"/>
+          <w:rtl/>
+        </w:rPr>
+        <w:t xml:space="preserve"> </w:t>
+      </w:r>
+      <w:r>
+        <w:rPr>
+          <w:rFonts w:asciiTheme="majorBidi" w:hAnsiTheme="majorBidi" w:cs="Times New Roman" w:hint="cs"/>
+          <w:rtl/>
+        </w:rPr>
+        <w:t>ללא</w:t>
+      </w:r>
+      <w:r>
+        <w:rPr>
+          <w:rFonts w:asciiTheme="majorBidi" w:hAnsiTheme="majorBidi" w:cs="Times New Roman"/>
+          <w:rtl/>
+        </w:rPr>
+        <w:t xml:space="preserve"> </w:t>
+      </w:r>
+      <w:r>
+        <w:rPr>
+          <w:rFonts w:asciiTheme="majorBidi" w:hAnsiTheme="majorBidi" w:cs="Times New Roman" w:hint="cs"/>
+          <w:rtl/>
+        </w:rPr>
+        <w:t>צורך</w:t>
+      </w:r>
+      <w:r>
+        <w:rPr>
+          <w:rFonts w:asciiTheme="majorBidi" w:hAnsiTheme="majorBidi" w:cs="Times New Roman"/>
+          <w:rtl/>
+        </w:rPr>
+        <w:t xml:space="preserve"> </w:t>
+      </w:r>
+      <w:r>
+        <w:rPr>
+          <w:rFonts w:asciiTheme="majorBidi" w:hAnsiTheme="majorBidi" w:cs="Times New Roman" w:hint="cs"/>
+          <w:rtl/>
+        </w:rPr>
+        <w:t>בעריכת</w:t>
+      </w:r>
+      <w:r>
+        <w:rPr>
+          <w:rFonts w:asciiTheme="majorBidi" w:hAnsiTheme="majorBidi" w:cs="Times New Roman"/>
+          <w:rtl/>
+        </w:rPr>
+        <w:t xml:space="preserve"> </w:t>
+      </w:r>
+      <w:r>
+        <w:rPr>
+          <w:rFonts w:asciiTheme="majorBidi" w:hAnsiTheme="majorBidi" w:cstheme="majorBidi"/>
+        </w:rPr>
+        <w:t>JSON</w:t>
+      </w:r>
+      <w:r>
+        <w:rPr>
+          <w:rFonts w:asciiTheme="majorBidi" w:hAnsiTheme="majorBidi" w:cs="Times New Roman"/>
+          <w:rtl/>
+        </w:rPr>
+        <w:t xml:space="preserve"> </w:t>
+      </w:r>
+      <w:r>
+        <w:rPr>
+          <w:rFonts w:asciiTheme="majorBidi" w:hAnsiTheme="majorBidi" w:cs="Times New Roman" w:hint="cs"/>
+          <w:rtl/>
+        </w:rPr>
+        <w:t>ידנית</w:t>
+      </w:r>
+      <w:r>
+        <w:rPr>
+          <w:rFonts w:asciiTheme="majorBidi" w:hAnsiTheme="majorBidi" w:cs="Times New Roman"/>
+          <w:rtl/>
+        </w:rPr>
+        <w:t>:</w:t>
+      </w:r>
+    </w:p>
+    <w:p>
+      <w:pPr>
+        <w:pStyle w:val="a9"/>
+        <w:numPr>
+          <w:ilvl w:val="0"/>
+          <w:numId w:val="30"/>
+        </w:numPr>
+        <w:rPr>
+          <w:rFonts w:asciiTheme="majorBidi" w:hAnsiTheme="majorBidi" w:cstheme="majorBidi"/>
+          <w:rtl/>
+        </w:rPr>
+      </w:pPr>
+      <w:r>
+        <w:rPr>
+          <w:rFonts w:asciiTheme="majorBidi" w:hAnsiTheme="majorBidi" w:cs="Times New Roman" w:hint="cs"/>
+          <w:rtl/>
+        </w:rPr>
+        <w:t>כלי</w:t>
+      </w:r>
+      <w:r>
+        <w:rPr>
+          <w:rFonts w:asciiTheme="majorBidi" w:hAnsiTheme="majorBidi" w:cs="Times New Roman"/>
+          <w:rtl/>
+        </w:rPr>
+        <w:t xml:space="preserve"> </w:t>
+      </w:r>
+      <w:r>
+        <w:rPr>
+          <w:rFonts w:asciiTheme="majorBidi" w:hAnsiTheme="majorBidi" w:cs="Times New Roman" w:hint="cs"/>
+          <w:rtl/>
+        </w:rPr>
+        <w:t>חיפוש</w:t>
+      </w:r>
+      <w:r>
+        <w:rPr>
+          <w:rFonts w:asciiTheme="majorBidi" w:hAnsiTheme="majorBidi" w:cs="Times New Roman"/>
+          <w:rtl/>
+        </w:rPr>
+        <w:t xml:space="preserve">, </w:t>
+      </w:r>
+      <w:r>
+        <w:rPr>
+          <w:rFonts w:asciiTheme="majorBidi" w:hAnsiTheme="majorBidi" w:cs="Times New Roman" w:hint="cs"/>
+          <w:rtl/>
+        </w:rPr>
+        <w:t>החלפה</w:t>
+      </w:r>
+      <w:r>
+        <w:rPr>
+          <w:rFonts w:asciiTheme="majorBidi" w:hAnsiTheme="majorBidi" w:cs="Times New Roman"/>
+          <w:rtl/>
+        </w:rPr>
+        <w:t xml:space="preserve"> </w:t>
+      </w:r>
+      <w:r>
+        <w:rPr>
+          <w:rFonts w:asciiTheme="majorBidi" w:hAnsiTheme="majorBidi" w:cs="Times New Roman" w:hint="cs"/>
+          <w:rtl/>
+        </w:rPr>
+        <w:t>והסרה</w:t>
+      </w:r>
+      <w:r>
+        <w:rPr>
+          <w:rFonts w:asciiTheme="majorBidi" w:hAnsiTheme="majorBidi" w:cs="Times New Roman"/>
+          <w:rtl/>
+        </w:rPr>
+        <w:t>:</w:t>
+      </w:r>
+    </w:p>
+    <w:p>
+      <w:pPr>
+        <w:pStyle w:val="a9"/>
+        <w:numPr>
+          <w:ilvl w:val="1"/>
+          <w:numId w:val="30"/>
+        </w:numPr>
+        <w:rPr>
+          <w:rFonts w:asciiTheme="majorBidi" w:hAnsiTheme="majorBidi" w:cstheme="majorBidi"/>
+          <w:rtl/>
+        </w:rPr>
+      </w:pPr>
+      <w:r>
+        <w:rPr>
+          <w:rFonts w:asciiTheme="majorBidi" w:hAnsiTheme="majorBidi" w:cs="Times New Roman" w:hint="cs"/>
+          <w:rtl/>
+        </w:rPr>
+        <w:t>החלפת</w:t>
+      </w:r>
+      <w:r>
+        <w:rPr>
+          <w:rFonts w:asciiTheme="majorBidi" w:hAnsiTheme="majorBidi" w:cs="Times New Roman"/>
+          <w:rtl/>
+        </w:rPr>
+        <w:t xml:space="preserve"> </w:t>
+      </w:r>
+      <w:r>
+        <w:rPr>
+          <w:rFonts w:asciiTheme="majorBidi" w:hAnsiTheme="majorBidi" w:cs="Times New Roman" w:hint="cs"/>
+          <w:rtl/>
+        </w:rPr>
+        <w:t>טקסט</w:t>
+      </w:r>
+      <w:r>
+        <w:rPr>
+          <w:rFonts w:asciiTheme="majorBidi" w:hAnsiTheme="majorBidi" w:cs="Times New Roman"/>
+          <w:rtl/>
+        </w:rPr>
+        <w:t xml:space="preserve"> </w:t>
+      </w:r>
+      <w:r>
+        <w:rPr>
+          <w:rFonts w:asciiTheme="majorBidi" w:hAnsiTheme="majorBidi" w:cs="Times New Roman" w:hint="cs"/>
+          <w:rtl/>
+        </w:rPr>
+        <w:t>קיים</w:t>
+      </w:r>
+      <w:r>
+        <w:rPr>
+          <w:rFonts w:asciiTheme="majorBidi" w:hAnsiTheme="majorBidi" w:cs="Times New Roman"/>
+          <w:rtl/>
+        </w:rPr>
+        <w:t xml:space="preserve"> </w:t>
+      </w:r>
+      <w:r>
+        <w:rPr>
+          <w:rFonts w:asciiTheme="majorBidi" w:hAnsiTheme="majorBidi" w:cs="Times New Roman" w:hint="cs"/>
+          <w:rtl/>
+        </w:rPr>
+        <w:t>בטקסט</w:t>
+      </w:r>
+      <w:r>
+        <w:rPr>
+          <w:rFonts w:asciiTheme="majorBidi" w:hAnsiTheme="majorBidi" w:cs="Times New Roman"/>
+          <w:rtl/>
+        </w:rPr>
+        <w:t xml:space="preserve"> </w:t>
+      </w:r>
+      <w:r>
+        <w:rPr>
+          <w:rFonts w:asciiTheme="majorBidi" w:hAnsiTheme="majorBidi" w:cs="Times New Roman" w:hint="cs"/>
+          <w:rtl/>
+        </w:rPr>
+        <w:t>מעודכן</w:t>
+      </w:r>
+      <w:r>
+        <w:rPr>
+          <w:rFonts w:asciiTheme="majorBidi" w:hAnsiTheme="majorBidi" w:cs="Times New Roman"/>
+          <w:rtl/>
+        </w:rPr>
+        <w:t xml:space="preserve"> (</w:t>
+      </w:r>
+      <w:r>
+        <w:rPr>
+          <w:rFonts w:asciiTheme="majorBidi" w:hAnsiTheme="majorBidi" w:cs="Times New Roman" w:hint="cs"/>
+          <w:rtl/>
+        </w:rPr>
+        <w:t>לדוגמה</w:t>
+      </w:r>
+      <w:r>
+        <w:rPr>
+          <w:rFonts w:asciiTheme="majorBidi" w:hAnsiTheme="majorBidi" w:cs="Times New Roman"/>
+          <w:rtl/>
+        </w:rPr>
+        <w:t xml:space="preserve">: </w:t>
+      </w:r>
+      <w:r>
+        <w:rPr>
+          <w:rFonts w:asciiTheme="majorBidi" w:hAnsiTheme="majorBidi" w:cs="Times New Roman" w:hint="cs"/>
+          <w:rtl/>
+        </w:rPr>
+        <w:t>עדכון</w:t>
+      </w:r>
+      <w:r>
+        <w:rPr>
+          <w:rFonts w:asciiTheme="majorBidi" w:hAnsiTheme="majorBidi" w:cs="Times New Roman"/>
+          <w:rtl/>
+        </w:rPr>
+        <w:t xml:space="preserve"> </w:t>
+      </w:r>
+      <w:r>
+        <w:rPr>
+          <w:rFonts w:asciiTheme="majorBidi" w:hAnsiTheme="majorBidi" w:cs="Times New Roman" w:hint="cs"/>
+          <w:rtl/>
+        </w:rPr>
+        <w:t>סטטוס</w:t>
+      </w:r>
+      <w:r>
+        <w:rPr>
+          <w:rFonts w:asciiTheme="majorBidi" w:hAnsiTheme="majorBidi" w:cs="Times New Roman"/>
+          <w:rtl/>
+        </w:rPr>
+        <w:t xml:space="preserve"> </w:t>
+      </w:r>
+      <w:r>
+        <w:rPr>
+          <w:rFonts w:asciiTheme="majorBidi" w:hAnsiTheme="majorBidi" w:cs="Times New Roman" w:hint="cs"/>
+          <w:rtl/>
+        </w:rPr>
+        <w:t>קורס</w:t>
+      </w:r>
+      <w:r>
+        <w:rPr>
+          <w:rFonts w:asciiTheme="majorBidi" w:hAnsiTheme="majorBidi" w:cs="Times New Roman"/>
+          <w:rtl/>
+        </w:rPr>
+        <w:t xml:space="preserve"> </w:t>
+      </w:r>
+      <w:r>
+        <w:rPr>
+          <w:rFonts w:asciiTheme="majorBidi" w:hAnsiTheme="majorBidi" w:cs="Times New Roman" w:hint="cs"/>
+          <w:rtl/>
+        </w:rPr>
+        <w:t>או</w:t>
+      </w:r>
+      <w:r>
+        <w:rPr>
+          <w:rFonts w:asciiTheme="majorBidi" w:hAnsiTheme="majorBidi" w:cs="Times New Roman"/>
+          <w:rtl/>
+        </w:rPr>
+        <w:t xml:space="preserve"> </w:t>
+      </w:r>
+      <w:r>
+        <w:rPr>
+          <w:rFonts w:asciiTheme="majorBidi" w:hAnsiTheme="majorBidi" w:cs="Times New Roman" w:hint="cs"/>
+          <w:rtl/>
+        </w:rPr>
+        <w:t>ציון</w:t>
+      </w:r>
+      <w:r>
+        <w:rPr>
+          <w:rFonts w:asciiTheme="majorBidi" w:hAnsiTheme="majorBidi" w:cs="Times New Roman"/>
+          <w:rtl/>
+        </w:rPr>
+        <w:t>).</w:t>
+      </w:r>
+    </w:p>
+    <w:p>
+      <w:pPr>
+        <w:pStyle w:val="a9"/>
+        <w:numPr>
+          <w:ilvl w:val="1"/>
+          <w:numId w:val="30"/>
+        </w:numPr>
+        <w:rPr>
+          <w:rFonts w:asciiTheme="majorBidi" w:hAnsiTheme="majorBidi" w:cstheme="majorBidi"/>
+          <w:rtl/>
+        </w:rPr>
+      </w:pPr>
+      <w:r>
+        <w:rPr>
+          <w:rFonts w:asciiTheme="majorBidi" w:hAnsiTheme="majorBidi" w:cs="Times New Roman" w:hint="cs"/>
+          <w:rtl/>
+        </w:rPr>
+        <w:t>מחיקה</w:t>
+      </w:r>
+      <w:r>
+        <w:rPr>
+          <w:rFonts w:asciiTheme="majorBidi" w:hAnsiTheme="majorBidi" w:cs="Times New Roman"/>
+          <w:rtl/>
+        </w:rPr>
+        <w:t xml:space="preserve"> </w:t>
+      </w:r>
+      <w:r>
+        <w:rPr>
+          <w:rFonts w:asciiTheme="majorBidi" w:hAnsiTheme="majorBidi" w:cs="Times New Roman" w:hint="cs"/>
+          <w:rtl/>
+        </w:rPr>
+        <w:t>מלאה</w:t>
+      </w:r>
+      <w:r>
+        <w:rPr>
+          <w:rFonts w:asciiTheme="majorBidi" w:hAnsiTheme="majorBidi" w:cs="Times New Roman"/>
+          <w:rtl/>
+        </w:rPr>
+        <w:t xml:space="preserve"> </w:t>
+      </w:r>
+      <w:r>
+        <w:rPr>
+          <w:rFonts w:asciiTheme="majorBidi" w:hAnsiTheme="majorBidi" w:cs="Times New Roman" w:hint="cs"/>
+          <w:rtl/>
+        </w:rPr>
+        <w:t>וחלקה</w:t>
+      </w:r>
+      <w:r>
+        <w:rPr>
+          <w:rFonts w:asciiTheme="majorBidi" w:hAnsiTheme="majorBidi" w:cs="Times New Roman"/>
+          <w:rtl/>
+        </w:rPr>
+        <w:t xml:space="preserve"> </w:t>
+      </w:r>
+      <w:r>
+        <w:rPr>
+          <w:rFonts w:asciiTheme="majorBidi" w:hAnsiTheme="majorBidi" w:cs="Times New Roman" w:hint="cs"/>
+          <w:rtl/>
+        </w:rPr>
+        <w:t>של</w:t>
+      </w:r>
+      <w:r>
+        <w:rPr>
+          <w:rFonts w:asciiTheme="majorBidi" w:hAnsiTheme="majorBidi" w:cs="Times New Roman"/>
+          <w:rtl/>
+        </w:rPr>
+        <w:t xml:space="preserve"> </w:t>
+      </w:r>
+      <w:r>
+        <w:rPr>
+          <w:rFonts w:asciiTheme="majorBidi" w:hAnsiTheme="majorBidi" w:cs="Times New Roman" w:hint="cs"/>
+          <w:rtl/>
+        </w:rPr>
+        <w:t>פריטים</w:t>
+      </w:r>
+      <w:r>
+        <w:rPr>
+          <w:rFonts w:asciiTheme="majorBidi" w:hAnsiTheme="majorBidi" w:cs="Times New Roman"/>
+          <w:rtl/>
+        </w:rPr>
+        <w:t xml:space="preserve"> </w:t>
+      </w:r>
+      <w:r>
+        <w:rPr>
+          <w:rFonts w:asciiTheme="majorBidi" w:hAnsiTheme="majorBidi" w:cs="Times New Roman" w:hint="cs"/>
+          <w:rtl/>
+        </w:rPr>
+        <w:t>על</w:t>
+      </w:r>
+      <w:r>
+        <w:rPr>
+          <w:rFonts w:asciiTheme="majorBidi" w:hAnsiTheme="majorBidi" w:cs="Times New Roman"/>
+          <w:rtl/>
+        </w:rPr>
+        <w:t xml:space="preserve"> </w:t>
+      </w:r>
+      <w:r>
+        <w:rPr>
+          <w:rFonts w:asciiTheme="majorBidi" w:hAnsiTheme="majorBidi" w:cs="Times New Roman" w:hint="cs"/>
+          <w:rtl/>
+        </w:rPr>
+        <w:t>ידי</w:t>
+      </w:r>
+      <w:r>
+        <w:rPr>
+          <w:rFonts w:asciiTheme="majorBidi" w:hAnsiTheme="majorBidi" w:cs="Times New Roman"/>
+          <w:rtl/>
+        </w:rPr>
+        <w:t xml:space="preserve"> </w:t>
+      </w:r>
+      <w:r>
+        <w:rPr>
+          <w:rFonts w:asciiTheme="majorBidi" w:hAnsiTheme="majorBidi" w:cs="Times New Roman" w:hint="cs"/>
+          <w:rtl/>
+        </w:rPr>
+        <w:t>השארת</w:t>
+      </w:r>
+      <w:r>
+        <w:rPr>
+          <w:rFonts w:asciiTheme="majorBidi" w:hAnsiTheme="majorBidi" w:cs="Times New Roman"/>
+          <w:rtl/>
+        </w:rPr>
+        <w:t xml:space="preserve"> </w:t>
+      </w:r>
+      <w:r>
+        <w:rPr>
+          <w:rFonts w:asciiTheme="majorBidi" w:hAnsiTheme="majorBidi" w:cs="Times New Roman" w:hint="cs"/>
+          <w:rtl/>
+        </w:rPr>
+        <w:t>שדה</w:t>
+      </w:r>
+      <w:r>
+        <w:rPr>
+          <w:rFonts w:asciiTheme="majorBidi" w:hAnsiTheme="majorBidi" w:cs="Times New Roman"/>
+          <w:rtl/>
+        </w:rPr>
+        <w:t xml:space="preserve"> </w:t>
+      </w:r>
+      <w:r>
+        <w:rPr>
+          <w:rFonts w:asciiTheme="majorBidi" w:hAnsiTheme="majorBidi" w:cs="Times New Roman" w:hint="cs"/>
+          <w:rtl/>
+        </w:rPr>
+        <w:t>הטקסט</w:t>
+      </w:r>
+      <w:r>
+        <w:rPr>
+          <w:rFonts w:asciiTheme="majorBidi" w:hAnsiTheme="majorBidi" w:cs="Times New Roman"/>
+          <w:rtl/>
+        </w:rPr>
+        <w:t xml:space="preserve"> </w:t>
+      </w:r>
+      <w:r>
+        <w:rPr>
+          <w:rFonts w:asciiTheme="majorBidi" w:hAnsiTheme="majorBidi" w:cs="Times New Roman" w:hint="cs"/>
+          <w:rtl/>
+        </w:rPr>
+        <w:t>החדש</w:t>
+      </w:r>
+      <w:r>
+        <w:rPr>
+          <w:rFonts w:asciiTheme="majorBidi" w:hAnsiTheme="majorBidi" w:cs="Times New Roman"/>
+          <w:rtl/>
+        </w:rPr>
+        <w:t xml:space="preserve"> </w:t>
+      </w:r>
+      <w:r>
+        <w:rPr>
+          <w:rFonts w:asciiTheme="majorBidi" w:hAnsiTheme="majorBidi" w:cs="Times New Roman" w:hint="cs"/>
+          <w:rtl/>
+        </w:rPr>
+        <w:t>ריק</w:t>
+      </w:r>
+      <w:r>
+        <w:rPr>
+          <w:rFonts w:asciiTheme="majorBidi" w:hAnsiTheme="majorBidi" w:cs="Times New Roman"/>
+          <w:rtl/>
+        </w:rPr>
+        <w:t xml:space="preserve"> (</w:t>
+      </w:r>
+      <w:r>
+        <w:rPr>
+          <w:rFonts w:asciiTheme="majorBidi" w:hAnsiTheme="majorBidi" w:cs="Times New Roman" w:hint="cs"/>
+          <w:rtl/>
+        </w:rPr>
+        <w:t>כולל</w:t>
+      </w:r>
+      <w:r>
+        <w:rPr>
+          <w:rFonts w:asciiTheme="majorBidi" w:hAnsiTheme="majorBidi" w:cs="Times New Roman"/>
+          <w:rtl/>
+        </w:rPr>
+        <w:t xml:space="preserve"> </w:t>
+      </w:r>
+      <w:r>
+        <w:rPr>
+          <w:rFonts w:asciiTheme="majorBidi" w:hAnsiTheme="majorBidi" w:cs="Times New Roman" w:hint="cs"/>
+          <w:rtl/>
+        </w:rPr>
+        <w:t>ניקוי</w:t>
+      </w:r>
+      <w:r>
+        <w:rPr>
+          <w:rFonts w:asciiTheme="majorBidi" w:hAnsiTheme="majorBidi" w:cs="Times New Roman"/>
+          <w:rtl/>
+        </w:rPr>
+        <w:t xml:space="preserve"> </w:t>
+      </w:r>
+      <w:r>
+        <w:rPr>
+          <w:rFonts w:asciiTheme="majorBidi" w:hAnsiTheme="majorBidi" w:cs="Times New Roman" w:hint="cs"/>
+          <w:rtl/>
+        </w:rPr>
+        <w:t>פסיקים</w:t>
+      </w:r>
+      <w:r>
+        <w:rPr>
+          <w:rFonts w:asciiTheme="majorBidi" w:hAnsiTheme="majorBidi" w:cs="Times New Roman"/>
+          <w:rtl/>
+        </w:rPr>
+        <w:t xml:space="preserve"> </w:t>
+      </w:r>
+      <w:r>
+        <w:rPr>
+          <w:rFonts w:asciiTheme="majorBidi" w:hAnsiTheme="majorBidi" w:cs="Times New Roman" w:hint="cs"/>
+          <w:rtl/>
+        </w:rPr>
+        <w:t>ורווחים</w:t>
+      </w:r>
+      <w:r>
+        <w:rPr>
+          <w:rFonts w:asciiTheme="majorBidi" w:hAnsiTheme="majorBidi" w:cs="Times New Roman"/>
+          <w:rtl/>
+        </w:rPr>
+        <w:t xml:space="preserve"> </w:t>
+      </w:r>
+      <w:r>
+        <w:rPr>
+          <w:rFonts w:asciiTheme="majorBidi" w:hAnsiTheme="majorBidi" w:cs="Times New Roman" w:hint="cs"/>
+          <w:rtl/>
+        </w:rPr>
+        <w:t>מיותרים</w:t>
+      </w:r>
+      <w:r>
+        <w:rPr>
+          <w:rFonts w:asciiTheme="majorBidi" w:hAnsiTheme="majorBidi" w:cs="Times New Roman"/>
+          <w:rtl/>
+        </w:rPr>
+        <w:t>).</w:t>
+      </w:r>
+    </w:p>
+    <w:p>
+      <w:pPr>
+        <w:pStyle w:val="a9"/>
+        <w:numPr>
+          <w:ilvl w:val="0"/>
+          <w:numId w:val="30"/>
+        </w:numPr>
+        <w:rPr>
+          <w:rFonts w:asciiTheme="majorBidi" w:hAnsiTheme="majorBidi" w:cstheme="majorBidi"/>
+          <w:rtl/>
+        </w:rPr>
+      </w:pPr>
+      <w:r>
+        <w:rPr>
+          <w:rFonts w:asciiTheme="majorBidi" w:hAnsiTheme="majorBidi" w:cs="Times New Roman" w:hint="cs"/>
+          <w:rtl/>
+        </w:rPr>
+        <w:t>כלי</w:t>
+      </w:r>
+      <w:r>
+        <w:rPr>
+          <w:rFonts w:asciiTheme="majorBidi" w:hAnsiTheme="majorBidi" w:cs="Times New Roman"/>
+          <w:rtl/>
+        </w:rPr>
+        <w:t xml:space="preserve"> </w:t>
+      </w:r>
+      <w:r>
+        <w:rPr>
+          <w:rFonts w:asciiTheme="majorBidi" w:hAnsiTheme="majorBidi" w:cs="Times New Roman" w:hint="cs"/>
+          <w:rtl/>
+        </w:rPr>
+        <w:t>הוספה</w:t>
+      </w:r>
+      <w:r>
+        <w:rPr>
+          <w:rFonts w:asciiTheme="majorBidi" w:hAnsiTheme="majorBidi" w:cs="Times New Roman"/>
+          <w:rtl/>
+        </w:rPr>
+        <w:t xml:space="preserve"> </w:t>
+      </w:r>
+      <w:r>
+        <w:rPr>
+          <w:rFonts w:asciiTheme="majorBidi" w:hAnsiTheme="majorBidi" w:cs="Times New Roman" w:hint="cs"/>
+          <w:rtl/>
+        </w:rPr>
+        <w:t>מהירה</w:t>
+      </w:r>
+      <w:r>
+        <w:rPr>
+          <w:rFonts w:asciiTheme="majorBidi" w:hAnsiTheme="majorBidi" w:cs="Times New Roman"/>
+          <w:rtl/>
+        </w:rPr>
+        <w:t xml:space="preserve"> </w:t>
+      </w:r>
+      <w:r>
+        <w:rPr>
+          <w:rFonts w:asciiTheme="majorBidi" w:hAnsiTheme="majorBidi" w:cs="Times New Roman" w:hint="cs"/>
+          <w:rtl/>
+        </w:rPr>
+        <w:t>דינמי</w:t>
+      </w:r>
+      <w:r>
+        <w:rPr>
+          <w:rFonts w:asciiTheme="majorBidi" w:hAnsiTheme="majorBidi" w:cs="Times New Roman"/>
+          <w:rtl/>
+        </w:rPr>
+        <w:t xml:space="preserve"> </w:t>
+      </w:r>
+      <w:r>
+        <w:rPr>
+          <w:rFonts w:asciiTheme="majorBidi" w:hAnsiTheme="majorBidi" w:cs="Times New Roman" w:hint="cs"/>
+          <w:rtl/>
+        </w:rPr>
+        <w:t>:</w:t>
+      </w:r>
+    </w:p>
+    <w:p>
+      <w:pPr>
+        <w:pStyle w:val="a9"/>
+        <w:numPr>
+          <w:ilvl w:val="1"/>
+          <w:numId w:val="30"/>
+        </w:numPr>
+        <w:rPr>
+          <w:rFonts w:asciiTheme="majorBidi" w:hAnsiTheme="majorBidi" w:cstheme="majorBidi"/>
+          <w:rtl/>
+        </w:rPr>
+      </w:pPr>
+      <w:r>
+        <w:rPr>
+          <w:rFonts w:asciiTheme="majorBidi" w:hAnsiTheme="majorBidi" w:cs="Times New Roman" w:hint="cs"/>
+          <w:rtl/>
+        </w:rPr>
+        <w:t>הוספת</w:t>
+      </w:r>
+      <w:r>
+        <w:rPr>
+          <w:rFonts w:asciiTheme="majorBidi" w:hAnsiTheme="majorBidi" w:cs="Times New Roman"/>
+          <w:rtl/>
+        </w:rPr>
+        <w:t xml:space="preserve"> </w:t>
+      </w:r>
+      <w:r>
+        <w:rPr>
+          <w:rFonts w:asciiTheme="majorBidi" w:hAnsiTheme="majorBidi" w:cs="Times New Roman" w:hint="cs"/>
+          <w:rtl/>
+        </w:rPr>
+        <w:t>קורס</w:t>
+      </w:r>
+      <w:r>
+        <w:rPr>
+          <w:rFonts w:asciiTheme="majorBidi" w:hAnsiTheme="majorBidi" w:cs="Times New Roman"/>
+          <w:rtl/>
+        </w:rPr>
+        <w:t xml:space="preserve"> </w:t>
+      </w:r>
+      <w:r>
+        <w:rPr>
+          <w:rFonts w:asciiTheme="majorBidi" w:hAnsiTheme="majorBidi" w:cs="Times New Roman" w:hint="cs"/>
+          <w:rtl/>
+        </w:rPr>
+        <w:t>אקדמי</w:t>
+      </w:r>
+      <w:r>
+        <w:rPr>
+          <w:rFonts w:asciiTheme="majorBidi" w:hAnsiTheme="majorBidi" w:cs="Times New Roman"/>
+          <w:rtl/>
+        </w:rPr>
+        <w:t xml:space="preserve"> </w:t>
+      </w:r>
+      <w:r>
+        <w:rPr>
+          <w:rFonts w:asciiTheme="majorBidi" w:hAnsiTheme="majorBidi" w:cs="Times New Roman" w:hint="cs"/>
+          <w:rtl/>
+        </w:rPr>
+        <w:t>לרשימת</w:t>
+      </w:r>
+      <w:r>
+        <w:rPr>
+          <w:rFonts w:asciiTheme="majorBidi" w:hAnsiTheme="majorBidi" w:cs="Times New Roman"/>
+          <w:rtl/>
+        </w:rPr>
+        <w:t xml:space="preserve"> </w:t>
+      </w:r>
+      <w:r>
+        <w:rPr>
+          <w:rFonts w:asciiTheme="majorBidi" w:hAnsiTheme="majorBidi" w:cs="Times New Roman" w:hint="cs"/>
+          <w:rtl/>
+        </w:rPr>
+        <w:t>הקורסים</w:t>
+      </w:r>
+      <w:r>
+        <w:rPr>
+          <w:rFonts w:asciiTheme="majorBidi" w:hAnsiTheme="majorBidi" w:cs="Times New Roman"/>
+          <w:rtl/>
+        </w:rPr>
+        <w:t>.</w:t>
+      </w:r>
+    </w:p>
+    <w:p>
+      <w:pPr>
+        <w:pStyle w:val="a9"/>
+        <w:numPr>
+          <w:ilvl w:val="1"/>
+          <w:numId w:val="30"/>
+        </w:numPr>
+        <w:rPr>
+          <w:rFonts w:asciiTheme="majorBidi" w:hAnsiTheme="majorBidi" w:cstheme="majorBidi"/>
+          <w:rtl/>
+        </w:rPr>
+      </w:pPr>
+      <w:r>
+        <w:rPr>
+          <w:rFonts w:asciiTheme="majorBidi" w:hAnsiTheme="majorBidi" w:cs="Times New Roman" w:hint="cs"/>
+          <w:rtl/>
+        </w:rPr>
+        <w:t>הוספת</w:t>
+      </w:r>
+      <w:r>
+        <w:rPr>
+          <w:rFonts w:asciiTheme="majorBidi" w:hAnsiTheme="majorBidi" w:cs="Times New Roman"/>
+          <w:rtl/>
+        </w:rPr>
+        <w:t xml:space="preserve"> </w:t>
+      </w:r>
+      <w:r>
+        <w:rPr>
+          <w:rFonts w:asciiTheme="majorBidi" w:hAnsiTheme="majorBidi" w:cs="Times New Roman" w:hint="cs"/>
+          <w:rtl/>
+        </w:rPr>
+        <w:t>פרויקט</w:t>
+      </w:r>
+      <w:r>
+        <w:rPr>
+          <w:rFonts w:asciiTheme="majorBidi" w:hAnsiTheme="majorBidi" w:cs="Times New Roman"/>
+          <w:rtl/>
+        </w:rPr>
+        <w:t xml:space="preserve"> </w:t>
+      </w:r>
+      <w:r>
+        <w:rPr>
+          <w:rFonts w:asciiTheme="majorBidi" w:hAnsiTheme="majorBidi" w:cs="Times New Roman" w:hint="cs"/>
+          <w:rtl/>
+        </w:rPr>
+        <w:t>חדש</w:t>
+      </w:r>
+      <w:r>
+        <w:rPr>
+          <w:rFonts w:asciiTheme="majorBidi" w:hAnsiTheme="majorBidi" w:cs="Times New Roman"/>
+          <w:rtl/>
+        </w:rPr>
+        <w:t xml:space="preserve"> (</w:t>
+      </w:r>
+      <w:r>
+        <w:rPr>
+          <w:rFonts w:asciiTheme="majorBidi" w:hAnsiTheme="majorBidi" w:cs="Times New Roman" w:hint="cs"/>
+          <w:rtl/>
+        </w:rPr>
+        <w:t>טופס</w:t>
+      </w:r>
+      <w:r>
+        <w:rPr>
+          <w:rFonts w:asciiTheme="majorBidi" w:hAnsiTheme="majorBidi" w:cs="Times New Roman"/>
+          <w:rtl/>
+        </w:rPr>
+        <w:t xml:space="preserve"> </w:t>
+      </w:r>
+      <w:r>
+        <w:rPr>
+          <w:rFonts w:asciiTheme="majorBidi" w:hAnsiTheme="majorBidi" w:cs="Times New Roman" w:hint="cs"/>
+          <w:rtl/>
+        </w:rPr>
+        <w:t>מותאם</w:t>
+      </w:r>
+      <w:r>
+        <w:rPr>
+          <w:rFonts w:asciiTheme="majorBidi" w:hAnsiTheme="majorBidi" w:cs="Times New Roman"/>
+          <w:rtl/>
+        </w:rPr>
+        <w:t xml:space="preserve"> </w:t>
+      </w:r>
+      <w:r>
+        <w:rPr>
+          <w:rFonts w:asciiTheme="majorBidi" w:hAnsiTheme="majorBidi" w:cs="Times New Roman" w:hint="cs"/>
+          <w:rtl/>
+        </w:rPr>
+        <w:t>לקליטת</w:t>
+      </w:r>
+      <w:r>
+        <w:rPr>
+          <w:rFonts w:asciiTheme="majorBidi" w:hAnsiTheme="majorBidi" w:cs="Times New Roman"/>
+          <w:rtl/>
+        </w:rPr>
+        <w:t xml:space="preserve"> </w:t>
+      </w:r>
+      <w:r>
+        <w:rPr>
+          <w:rFonts w:asciiTheme="majorBidi" w:hAnsiTheme="majorBidi" w:cs="Times New Roman" w:hint="cs"/>
+          <w:rtl/>
+        </w:rPr>
+        <w:t>שם</w:t>
+      </w:r>
+      <w:r>
+        <w:rPr>
+          <w:rFonts w:asciiTheme="majorBidi" w:hAnsiTheme="majorBidi" w:cs="Times New Roman"/>
+          <w:rtl/>
+        </w:rPr>
+        <w:t xml:space="preserve"> </w:t>
+      </w:r>
+      <w:r>
+        <w:rPr>
+          <w:rFonts w:asciiTheme="majorBidi" w:hAnsiTheme="majorBidi" w:cs="Times New Roman" w:hint="cs"/>
+          <w:rtl/>
+        </w:rPr>
+        <w:t>פרויקט</w:t>
+      </w:r>
+      <w:r>
+        <w:rPr>
+          <w:rFonts w:asciiTheme="majorBidi" w:hAnsiTheme="majorBidi" w:cs="Times New Roman"/>
+          <w:rtl/>
+        </w:rPr>
+        <w:t xml:space="preserve"> </w:t>
+      </w:r>
+      <w:r>
+        <w:rPr>
+          <w:rFonts w:asciiTheme="majorBidi" w:hAnsiTheme="majorBidi" w:cs="Times New Roman" w:hint="cs"/>
+          <w:rtl/>
+        </w:rPr>
+        <w:t>ותיאור</w:t>
+      </w:r>
+      <w:r>
+        <w:rPr>
+          <w:rFonts w:asciiTheme="majorBidi" w:hAnsiTheme="majorBidi" w:cs="Times New Roman"/>
+          <w:rtl/>
+        </w:rPr>
+        <w:t>).</w:t>
+      </w:r>
+    </w:p>
+    <w:p>
+      <w:pPr>
+        <w:pStyle w:val="a9"/>
+        <w:numPr>
+          <w:ilvl w:val="1"/>
+          <w:numId w:val="30"/>
+        </w:numPr>
+        <w:rPr>
+          <w:rFonts w:asciiTheme="majorBidi" w:hAnsiTheme="majorBidi" w:cstheme="majorBidi"/>
+          <w:rtl/>
+        </w:rPr>
+      </w:pPr>
+      <w:r>
+        <w:rPr>
+          <w:rFonts w:asciiTheme="majorBidi" w:hAnsiTheme="majorBidi" w:cs="Times New Roman" w:hint="cs"/>
+          <w:rtl/>
+        </w:rPr>
+        <w:t>הוספת</w:t>
+      </w:r>
+      <w:r>
+        <w:rPr>
+          <w:rFonts w:asciiTheme="majorBidi" w:hAnsiTheme="majorBidi" w:cs="Times New Roman"/>
+          <w:rtl/>
+        </w:rPr>
+        <w:t xml:space="preserve"> </w:t>
+      </w:r>
+      <w:r>
+        <w:rPr>
+          <w:rFonts w:asciiTheme="majorBidi" w:hAnsiTheme="majorBidi" w:cs="Times New Roman" w:hint="cs"/>
+          <w:rtl/>
+        </w:rPr>
+        <w:t>מיומנות</w:t>
+      </w:r>
+      <w:r>
+        <w:rPr>
+          <w:rFonts w:asciiTheme="majorBidi" w:hAnsiTheme="majorBidi" w:cs="Times New Roman"/>
+          <w:rtl/>
+        </w:rPr>
+        <w:t xml:space="preserve"> / </w:t>
+      </w:r>
+      <w:r>
+        <w:rPr>
+          <w:rFonts w:asciiTheme="majorBidi" w:hAnsiTheme="majorBidi" w:cs="Times New Roman" w:hint="cs"/>
+          <w:rtl/>
+        </w:rPr>
+        <w:t>כלי</w:t>
+      </w:r>
+      <w:r>
+        <w:rPr>
+          <w:rFonts w:asciiTheme="majorBidi" w:hAnsiTheme="majorBidi" w:cs="Times New Roman"/>
+          <w:rtl/>
+        </w:rPr>
+        <w:t xml:space="preserve"> </w:t>
+      </w:r>
+      <w:r>
+        <w:rPr>
+          <w:rFonts w:asciiTheme="majorBidi" w:hAnsiTheme="majorBidi" w:cs="Times New Roman" w:hint="cs"/>
+          <w:rtl/>
+        </w:rPr>
+        <w:t>טכנולוגי</w:t>
+      </w:r>
+      <w:r>
+        <w:rPr>
+          <w:rFonts w:asciiTheme="majorBidi" w:hAnsiTheme="majorBidi" w:cs="Times New Roman"/>
+          <w:rtl/>
+        </w:rPr>
+        <w:t xml:space="preserve"> (</w:t>
+      </w:r>
+      <w:r>
+        <w:rPr>
+          <w:rFonts w:asciiTheme="majorBidi" w:hAnsiTheme="majorBidi" w:cstheme="majorBidi"/>
+        </w:rPr>
+        <w:t>Skill</w:t>
+      </w:r>
+      <w:r>
+        <w:rPr>
+          <w:rFonts w:asciiTheme="majorBidi" w:hAnsiTheme="majorBidi" w:cs="Times New Roman"/>
+          <w:rtl/>
+        </w:rPr>
+        <w:t xml:space="preserve">) </w:t>
+      </w:r>
+      <w:r>
+        <w:rPr>
+          <w:rFonts w:asciiTheme="majorBidi" w:hAnsiTheme="majorBidi" w:cs="Times New Roman" w:hint="cs"/>
+          <w:rtl/>
+        </w:rPr>
+        <w:t>לפי</w:t>
+      </w:r>
+      <w:r>
+        <w:rPr>
+          <w:rFonts w:asciiTheme="majorBidi" w:hAnsiTheme="majorBidi" w:cs="Times New Roman"/>
+          <w:rtl/>
+        </w:rPr>
+        <w:t xml:space="preserve"> </w:t>
+      </w:r>
+      <w:r>
+        <w:rPr>
+          <w:rFonts w:asciiTheme="majorBidi" w:hAnsiTheme="majorBidi" w:cs="Times New Roman" w:hint="cs"/>
+          <w:rtl/>
+        </w:rPr>
+        <w:t>קטגוריות</w:t>
+      </w:r>
+      <w:r>
+        <w:rPr>
+          <w:rFonts w:asciiTheme="majorBidi" w:hAnsiTheme="majorBidi" w:cs="Times New Roman"/>
+          <w:rtl/>
+        </w:rPr>
+        <w:t>.</w:t>
+      </w:r>
+    </w:p>
+    <w:p>
+      <w:pPr>
+        <w:pStyle w:val="a9"/>
+        <w:numPr>
+          <w:ilvl w:val="1"/>
+          <w:numId w:val="30"/>
+        </w:numPr>
+        <w:rPr>
+          <w:rFonts w:asciiTheme="majorBidi" w:hAnsiTheme="majorBidi" w:cstheme="majorBidi"/>
+          <w:rtl/>
+        </w:rPr>
+      </w:pPr>
+      <w:r>
+        <w:rPr>
+          <w:rFonts w:asciiTheme="majorBidi" w:hAnsiTheme="majorBidi" w:cs="Times New Roman" w:hint="cs"/>
+          <w:rtl/>
+        </w:rPr>
+        <w:t>הוספת</w:t>
+      </w:r>
+      <w:r>
+        <w:rPr>
+          <w:rFonts w:asciiTheme="majorBidi" w:hAnsiTheme="majorBidi" w:cs="Times New Roman"/>
+          <w:rtl/>
+        </w:rPr>
+        <w:t xml:space="preserve"> </w:t>
+      </w:r>
+      <w:r>
+        <w:rPr>
+          <w:rFonts w:asciiTheme="majorBidi" w:hAnsiTheme="majorBidi" w:cs="Times New Roman" w:hint="cs"/>
+          <w:rtl/>
+        </w:rPr>
+        <w:t>משפט</w:t>
+      </w:r>
+      <w:r>
+        <w:rPr>
+          <w:rFonts w:asciiTheme="majorBidi" w:hAnsiTheme="majorBidi" w:cs="Times New Roman"/>
+          <w:rtl/>
+        </w:rPr>
+        <w:t xml:space="preserve"> </w:t>
+      </w:r>
+      <w:r>
+        <w:rPr>
+          <w:rFonts w:asciiTheme="majorBidi" w:hAnsiTheme="majorBidi" w:cs="Times New Roman" w:hint="cs"/>
+          <w:rtl/>
+        </w:rPr>
+        <w:t>לתמצית</w:t>
+      </w:r>
+      <w:r>
+        <w:rPr>
+          <w:rFonts w:asciiTheme="majorBidi" w:hAnsiTheme="majorBidi" w:cs="Times New Roman"/>
+          <w:rtl/>
+        </w:rPr>
+        <w:t xml:space="preserve"> </w:t>
+      </w:r>
+      <w:r>
+        <w:rPr>
+          <w:rFonts w:asciiTheme="majorBidi" w:hAnsiTheme="majorBidi" w:cs="Times New Roman" w:hint="cs"/>
+          <w:rtl/>
+        </w:rPr>
+        <w:t>קורות</w:t>
+      </w:r>
+      <w:r>
+        <w:rPr>
+          <w:rFonts w:asciiTheme="majorBidi" w:hAnsiTheme="majorBidi" w:cs="Times New Roman"/>
+          <w:rtl/>
+        </w:rPr>
+        <w:t xml:space="preserve"> </w:t>
+      </w:r>
+      <w:r>
+        <w:rPr>
+          <w:rFonts w:asciiTheme="majorBidi" w:hAnsiTheme="majorBidi" w:cs="Times New Roman" w:hint="cs"/>
+          <w:rtl/>
+        </w:rPr>
+        <w:t>החיים</w:t>
+      </w:r>
+      <w:r>
+        <w:rPr>
+          <w:rFonts w:asciiTheme="majorBidi" w:hAnsiTheme="majorBidi" w:cs="Times New Roman"/>
+          <w:rtl/>
+        </w:rPr>
+        <w:t>.</w:t>
+      </w:r>
+    </w:p>
+    <w:p>
+      <w:pPr>
+        <w:pStyle w:val="a9"/>
+        <w:numPr>
+          <w:ilvl w:val="0"/>
+          <w:numId w:val="30"/>
+        </w:numPr>
+        <w:rPr>
+          <w:rFonts w:asciiTheme="majorBidi" w:hAnsiTheme="majorBidi" w:cstheme="majorBidi"/>
+        </w:rPr>
+      </w:pPr>
+      <w:r>
+        <w:rPr>
+          <w:rFonts w:asciiTheme="majorBidi" w:hAnsiTheme="majorBidi" w:cs="Times New Roman" w:hint="cs"/>
+          <w:rtl/>
+        </w:rPr>
+        <w:t>כל</w:t>
+      </w:r>
+      <w:r>
+        <w:rPr>
+          <w:rFonts w:asciiTheme="majorBidi" w:hAnsiTheme="majorBidi" w:cs="Times New Roman"/>
+          <w:rtl/>
+        </w:rPr>
+        <w:t xml:space="preserve"> </w:t>
+      </w:r>
+      <w:r>
+        <w:rPr>
+          <w:rFonts w:asciiTheme="majorBidi" w:hAnsiTheme="majorBidi" w:cs="Times New Roman" w:hint="cs"/>
+          <w:rtl/>
+        </w:rPr>
+        <w:t>שינוי</w:t>
+      </w:r>
+      <w:r>
+        <w:rPr>
+          <w:rFonts w:asciiTheme="majorBidi" w:hAnsiTheme="majorBidi" w:cs="Times New Roman"/>
+          <w:rtl/>
+        </w:rPr>
+        <w:t xml:space="preserve"> </w:t>
+      </w:r>
+      <w:r>
+        <w:rPr>
+          <w:rFonts w:asciiTheme="majorBidi" w:hAnsiTheme="majorBidi" w:cs="Times New Roman" w:hint="cs"/>
+          <w:rtl/>
+        </w:rPr>
+        <w:t>נשמר</w:t>
+      </w:r>
+      <w:r>
+        <w:rPr>
+          <w:rFonts w:asciiTheme="majorBidi" w:hAnsiTheme="majorBidi" w:cs="Times New Roman"/>
+          <w:rtl/>
+        </w:rPr>
+        <w:t xml:space="preserve"> </w:t>
+      </w:r>
+      <w:r>
+        <w:rPr>
+          <w:rFonts w:asciiTheme="majorBidi" w:hAnsiTheme="majorBidi" w:cs="Times New Roman" w:hint="cs"/>
+          <w:rtl/>
+        </w:rPr>
+        <w:t>לצמיתות</w:t>
+      </w:r>
+      <w:r>
+        <w:rPr>
+          <w:rFonts w:asciiTheme="majorBidi" w:hAnsiTheme="majorBidi" w:cs="Times New Roman"/>
+          <w:rtl/>
+        </w:rPr>
+        <w:t xml:space="preserve"> </w:t>
+      </w:r>
+      <w:r>
+        <w:rPr>
+          <w:rFonts w:asciiTheme="majorBidi" w:hAnsiTheme="majorBidi" w:cs="Times New Roman" w:hint="cs"/>
+          <w:rtl/>
+        </w:rPr>
+        <w:t>ישירות</w:t>
+      </w:r>
+      <w:r>
+        <w:rPr>
+          <w:rFonts w:asciiTheme="majorBidi" w:hAnsiTheme="majorBidi" w:cs="Times New Roman"/>
+          <w:rtl/>
+        </w:rPr>
+        <w:t xml:space="preserve"> </w:t>
+      </w:r>
+      <w:r>
+        <w:rPr>
+          <w:rFonts w:asciiTheme="majorBidi" w:hAnsiTheme="majorBidi" w:cs="Times New Roman" w:hint="cs"/>
+          <w:rtl/>
+        </w:rPr>
+        <w:t>בקובץ</w:t>
+      </w:r>
+      <w:r>
+        <w:rPr>
+          <w:rFonts w:asciiTheme="majorBidi" w:hAnsiTheme="majorBidi" w:cs="Times New Roman"/>
+          <w:rtl/>
+        </w:rPr>
+        <w:t xml:space="preserve"> </w:t>
+      </w:r>
+      <w:r>
+        <w:rPr>
+          <w:rFonts w:asciiTheme="majorBidi" w:hAnsiTheme="majorBidi" w:cs="Times New Roman" w:hint="cs"/>
+          <w:rtl/>
+        </w:rPr>
+        <w:t>המקור</w:t>
+      </w:r>
+      <w:r>
+        <w:rPr>
+          <w:rFonts w:asciiTheme="majorBidi" w:hAnsiTheme="majorBidi" w:cs="Times New Roman"/>
+          <w:rtl/>
+        </w:rPr>
+        <w:t xml:space="preserve"> </w:t>
+      </w:r>
+      <w:r>
+        <w:rPr>
+          <w:rFonts w:asciiTheme="majorBidi" w:hAnsiTheme="majorBidi" w:cs="Times New Roman" w:hint="cs"/>
+          <w:rtl/>
+        </w:rPr>
+        <w:t>המתאים</w:t>
+      </w:r>
+      <w:r>
+        <w:rPr>
+          <w:rFonts w:asciiTheme="majorBidi" w:hAnsiTheme="majorBidi" w:cs="Times New Roman"/>
+          <w:rtl/>
+        </w:rPr>
+        <w:t xml:space="preserve"> </w:t>
+      </w:r>
+      <w:r>
+        <w:rPr>
+          <w:rFonts w:asciiTheme="majorBidi" w:hAnsiTheme="majorBidi" w:cs="Times New Roman" w:hint="cs"/>
+          <w:rtl/>
+        </w:rPr>
+        <w:t>בתיקיית</w:t>
+      </w:r>
+      <w:r>
+        <w:rPr>
+          <w:rFonts w:asciiTheme="majorBidi" w:hAnsiTheme="majorBidi" w:cs="Times New Roman"/>
+          <w:rtl/>
+        </w:rPr>
+        <w:t xml:space="preserve"> </w:t>
+      </w:r>
+      <w:r>
+        <w:rPr>
+          <w:rFonts w:asciiTheme="majorBidi" w:hAnsiTheme="majorBidi" w:cstheme="majorBidi"/>
+        </w:rPr>
+        <w:t>Resume</w:t>
+      </w:r>
+      <w:r>
+        <w:rPr>
+          <w:rFonts w:asciiTheme="majorBidi" w:hAnsiTheme="majorBidi" w:cs="Times New Roman"/>
+          <w:rtl/>
+        </w:rPr>
+        <w:t>/.</w:t>
+      </w:r>
+    </w:p>
+    <w:p>
+      <w:pPr>
+        <w:pStyle w:val="a9"/>
+        <w:rPr>
+          <w:rFonts w:asciiTheme="majorBidi" w:hAnsiTheme="majorBidi" w:cstheme="majorBidi"/>
+          <w:rtl/>
+        </w:rPr>
+      </w:pPr>
+    </w:p>
+    <w:p>
+      <w:pPr>
+        <w:rPr>
+          <w:rFonts w:asciiTheme="majorBidi" w:hAnsiTheme="majorBidi" w:cstheme="majorBidi"/>
+          <w:rtl/>
+        </w:rPr>
+      </w:pPr>
+      <w:r>
+        <w:rPr>
+          <w:rFonts w:asciiTheme="majorBidi" w:hAnsiTheme="majorBidi" w:cs="Times New Roman" w:hint="cs"/>
+          <w:rtl/>
+        </w:rPr>
+        <w:t>4</w:t>
+      </w:r>
+      <w:r>
+        <w:rPr>
+          <w:rFonts w:asciiTheme="majorBidi" w:hAnsiTheme="majorBidi" w:cs="Times New Roman"/>
+          <w:rtl/>
+        </w:rPr>
+        <w:t xml:space="preserve">. </w:t>
+      </w:r>
+      <w:r>
+        <w:rPr>
+          <w:rFonts w:asciiTheme="majorBidi" w:hAnsiTheme="majorBidi" w:cs="Times New Roman" w:hint="cs"/>
+          <w:rtl/>
+        </w:rPr>
+        <w:t>שיפורי</w:t>
+      </w:r>
+      <w:r>
+        <w:rPr>
+          <w:rFonts w:asciiTheme="majorBidi" w:hAnsiTheme="majorBidi" w:cs="Times New Roman"/>
+          <w:rtl/>
+        </w:rPr>
+        <w:t xml:space="preserve"> </w:t>
+      </w:r>
+      <w:r>
+        <w:rPr>
+          <w:rFonts w:asciiTheme="majorBidi" w:hAnsiTheme="majorBidi" w:cs="Times New Roman" w:hint="cs"/>
+          <w:rtl/>
+        </w:rPr>
+        <w:t>עיצוב</w:t>
+      </w:r>
+      <w:r>
+        <w:rPr>
+          <w:rFonts w:asciiTheme="majorBidi" w:hAnsiTheme="majorBidi" w:cs="Times New Roman"/>
+          <w:rtl/>
+        </w:rPr>
+        <w:t xml:space="preserve"> </w:t>
+      </w:r>
+      <w:r>
+        <w:rPr>
+          <w:rFonts w:asciiTheme="majorBidi" w:hAnsiTheme="majorBidi" w:cs="Times New Roman" w:hint="cs"/>
+          <w:rtl/>
+        </w:rPr>
+        <w:t>והפקה</w:t>
+      </w:r>
+      <w:r>
+        <w:rPr>
+          <w:rFonts w:asciiTheme="majorBidi" w:hAnsiTheme="majorBidi" w:cs="Times New Roman"/>
+          <w:rtl/>
+        </w:rPr>
+        <w:t xml:space="preserve"> </w:t>
+      </w:r>
+      <w:r>
+        <w:rPr>
+          <w:rFonts w:asciiTheme="majorBidi" w:hAnsiTheme="majorBidi" w:cs="Times New Roman" w:hint="cs"/>
+          <w:rtl/>
+        </w:rPr>
+        <w:t>בוורד</w:t>
+      </w:r>
+      <w:r>
+        <w:rPr>
+          <w:rFonts w:asciiTheme="majorBidi" w:hAnsiTheme="majorBidi" w:cs="Times New Roman"/>
+          <w:rtl/>
+        </w:rPr>
+        <w:t xml:space="preserve"> (</w:t>
+      </w:r>
+      <w:r>
+        <w:rPr>
+          <w:rFonts w:asciiTheme="majorBidi" w:hAnsiTheme="majorBidi" w:cstheme="majorBidi"/>
+        </w:rPr>
+        <w:t>generate_word.py</w:t>
+      </w:r>
+      <w:r>
+        <w:rPr>
+          <w:rFonts w:asciiTheme="majorBidi" w:hAnsiTheme="majorBidi" w:cs="Times New Roman"/>
+          <w:rtl/>
+        </w:rPr>
+        <w:t>)</w:t>
+      </w:r>
+    </w:p>
+    <w:p>
+      <w:pPr>
+        <w:rPr>
+          <w:rFonts w:asciiTheme="majorBidi" w:hAnsiTheme="majorBidi" w:cstheme="majorBidi"/>
+        </w:rPr>
+      </w:pPr>
+      <w:r>
+        <w:rPr>
+          <w:rFonts w:asciiTheme="majorBidi" w:hAnsiTheme="majorBidi" w:cs="Times New Roman" w:hint="cs"/>
+          <w:rtl/>
+        </w:rPr>
+        <w:t>הוספת</w:t>
+      </w:r>
+      <w:r>
+        <w:rPr>
+          <w:rFonts w:asciiTheme="majorBidi" w:hAnsiTheme="majorBidi" w:cs="Times New Roman"/>
+          <w:rtl/>
+        </w:rPr>
+        <w:t xml:space="preserve"> </w:t>
+      </w:r>
+      <w:r>
+        <w:rPr>
+          <w:rFonts w:asciiTheme="majorBidi" w:hAnsiTheme="majorBidi" w:cs="Times New Roman" w:hint="cs"/>
+          <w:rtl/>
+        </w:rPr>
+        <w:t>תמיכה</w:t>
+      </w:r>
+      <w:r>
+        <w:rPr>
+          <w:rFonts w:asciiTheme="majorBidi" w:hAnsiTheme="majorBidi" w:cs="Times New Roman"/>
+          <w:rtl/>
+        </w:rPr>
+        <w:t xml:space="preserve"> </w:t>
+      </w:r>
+      <w:r>
+        <w:rPr>
+          <w:rFonts w:asciiTheme="majorBidi" w:hAnsiTheme="majorBidi" w:cs="Times New Roman" w:hint="cs"/>
+          <w:rtl/>
+        </w:rPr>
+        <w:t>בירידת</w:t>
+      </w:r>
+      <w:r>
+        <w:rPr>
+          <w:rFonts w:asciiTheme="majorBidi" w:hAnsiTheme="majorBidi" w:cs="Times New Roman"/>
+          <w:rtl/>
+        </w:rPr>
+        <w:t xml:space="preserve"> </w:t>
+      </w:r>
+      <w:r>
+        <w:rPr>
+          <w:rFonts w:asciiTheme="majorBidi" w:hAnsiTheme="majorBidi" w:cs="Times New Roman" w:hint="cs"/>
+          <w:rtl/>
+        </w:rPr>
+        <w:t>שורה</w:t>
+      </w:r>
+      <w:r>
+        <w:rPr>
+          <w:rFonts w:asciiTheme="majorBidi" w:hAnsiTheme="majorBidi" w:cs="Times New Roman"/>
+          <w:rtl/>
+        </w:rPr>
+        <w:t xml:space="preserve"> (</w:t>
+      </w:r>
+      <w:r>
+        <w:rPr>
+          <w:rFonts w:asciiTheme="majorBidi" w:hAnsiTheme="majorBidi" w:cstheme="majorBidi"/>
+        </w:rPr>
+        <w:t>Enter</w:t>
+      </w:r>
+      <w:r>
+        <w:rPr>
+          <w:rFonts w:asciiTheme="majorBidi" w:hAnsiTheme="majorBidi" w:cs="Times New Roman"/>
+          <w:rtl/>
+        </w:rPr>
+        <w:t xml:space="preserve">) </w:t>
+      </w:r>
+      <w:r>
+        <w:rPr>
+          <w:rFonts w:asciiTheme="majorBidi" w:hAnsiTheme="majorBidi" w:cs="Times New Roman" w:hint="cs"/>
+          <w:rtl/>
+        </w:rPr>
+        <w:t>בתיאורי</w:t>
+      </w:r>
+      <w:r>
+        <w:rPr>
+          <w:rFonts w:asciiTheme="majorBidi" w:hAnsiTheme="majorBidi" w:cs="Times New Roman"/>
+          <w:rtl/>
+        </w:rPr>
+        <w:t xml:space="preserve"> </w:t>
+      </w:r>
+      <w:r>
+        <w:rPr>
+          <w:rFonts w:asciiTheme="majorBidi" w:hAnsiTheme="majorBidi" w:cs="Times New Roman" w:hint="cs"/>
+          <w:rtl/>
+        </w:rPr>
+        <w:t>פרויקטים</w:t>
+      </w:r>
+      <w:r>
+        <w:rPr>
+          <w:rFonts w:asciiTheme="majorBidi" w:hAnsiTheme="majorBidi" w:cs="Times New Roman"/>
+          <w:rtl/>
+        </w:rPr>
+        <w:t xml:space="preserve">, </w:t>
+      </w:r>
+      <w:r>
+        <w:rPr>
+          <w:rFonts w:asciiTheme="majorBidi" w:hAnsiTheme="majorBidi" w:cs="Times New Roman" w:hint="cs"/>
+          <w:rtl/>
+        </w:rPr>
+        <w:t>כך</w:t>
+      </w:r>
+      <w:r>
+        <w:rPr>
+          <w:rFonts w:asciiTheme="majorBidi" w:hAnsiTheme="majorBidi" w:cs="Times New Roman"/>
+          <w:rtl/>
+        </w:rPr>
+        <w:t xml:space="preserve"> </w:t>
+      </w:r>
+      <w:r>
+        <w:rPr>
+          <w:rFonts w:asciiTheme="majorBidi" w:hAnsiTheme="majorBidi" w:cs="Times New Roman" w:hint="cs"/>
+          <w:rtl/>
+        </w:rPr>
+        <w:t>שכל</w:t>
+      </w:r>
+      <w:r>
+        <w:rPr>
+          <w:rFonts w:asciiTheme="majorBidi" w:hAnsiTheme="majorBidi" w:cs="Times New Roman"/>
+          <w:rtl/>
+        </w:rPr>
+        <w:t xml:space="preserve"> </w:t>
+      </w:r>
+      <w:r>
+        <w:rPr>
+          <w:rFonts w:asciiTheme="majorBidi" w:hAnsiTheme="majorBidi" w:cs="Times New Roman" w:hint="cs"/>
+          <w:rtl/>
+        </w:rPr>
+        <w:t>שורה</w:t>
+      </w:r>
+      <w:r>
+        <w:rPr>
+          <w:rFonts w:asciiTheme="majorBidi" w:hAnsiTheme="majorBidi" w:cs="Times New Roman"/>
+          <w:rtl/>
+        </w:rPr>
+        <w:t xml:space="preserve"> </w:t>
+      </w:r>
+      <w:r>
+        <w:rPr>
+          <w:rFonts w:asciiTheme="majorBidi" w:hAnsiTheme="majorBidi" w:cs="Times New Roman" w:hint="cs"/>
+          <w:rtl/>
+        </w:rPr>
+        <w:t>חדשה</w:t>
+      </w:r>
+      <w:r>
+        <w:rPr>
+          <w:rFonts w:asciiTheme="majorBidi" w:hAnsiTheme="majorBidi" w:cs="Times New Roman"/>
+          <w:rtl/>
+        </w:rPr>
+        <w:t xml:space="preserve"> </w:t>
+      </w:r>
+      <w:r>
+        <w:rPr>
+          <w:rFonts w:asciiTheme="majorBidi" w:hAnsiTheme="majorBidi" w:cs="Times New Roman" w:hint="cs"/>
+          <w:rtl/>
+        </w:rPr>
+        <w:t>או</w:t>
+      </w:r>
+      <w:r>
+        <w:rPr>
+          <w:rFonts w:asciiTheme="majorBidi" w:hAnsiTheme="majorBidi" w:cs="Times New Roman"/>
+          <w:rtl/>
+        </w:rPr>
+        <w:t xml:space="preserve"> </w:t>
+      </w:r>
+      <w:r>
+        <w:rPr>
+          <w:rFonts w:asciiTheme="majorBidi" w:hAnsiTheme="majorBidi" w:cs="Times New Roman" w:hint="cs"/>
+          <w:rtl/>
+        </w:rPr>
+        <w:t>משפט</w:t>
+      </w:r>
+      <w:r>
+        <w:rPr>
+          <w:rFonts w:asciiTheme="majorBidi" w:hAnsiTheme="majorBidi" w:cs="Times New Roman"/>
+          <w:rtl/>
+        </w:rPr>
+        <w:t xml:space="preserve"> </w:t>
+      </w:r>
+      <w:r>
+        <w:rPr>
+          <w:rFonts w:asciiTheme="majorBidi" w:hAnsiTheme="majorBidi" w:cs="Times New Roman" w:hint="cs"/>
+          <w:rtl/>
+        </w:rPr>
+        <w:t>מופרד</w:t>
+      </w:r>
+      <w:r>
+        <w:rPr>
+          <w:rFonts w:asciiTheme="majorBidi" w:hAnsiTheme="majorBidi" w:cs="Times New Roman"/>
+          <w:rtl/>
+        </w:rPr>
+        <w:t xml:space="preserve"> </w:t>
+      </w:r>
+      <w:r>
+        <w:rPr>
+          <w:rFonts w:asciiTheme="majorBidi" w:hAnsiTheme="majorBidi" w:cs="Times New Roman" w:hint="cs"/>
+          <w:rtl/>
+        </w:rPr>
+        <w:t>הופכים</w:t>
+      </w:r>
+      <w:r>
+        <w:rPr>
+          <w:rFonts w:asciiTheme="majorBidi" w:hAnsiTheme="majorBidi" w:cs="Times New Roman"/>
+          <w:rtl/>
+        </w:rPr>
+        <w:t xml:space="preserve"> </w:t>
+      </w:r>
+      <w:r>
+        <w:rPr>
+          <w:rFonts w:asciiTheme="majorBidi" w:hAnsiTheme="majorBidi" w:cs="Times New Roman" w:hint="cs"/>
+          <w:rtl/>
+        </w:rPr>
+        <w:t>אוטומטית</w:t>
+      </w:r>
+      <w:r>
+        <w:rPr>
+          <w:rFonts w:asciiTheme="majorBidi" w:hAnsiTheme="majorBidi" w:cs="Times New Roman"/>
+          <w:rtl/>
+        </w:rPr>
+        <w:t xml:space="preserve"> </w:t>
+      </w:r>
+      <w:r>
+        <w:rPr>
+          <w:rFonts w:asciiTheme="majorBidi" w:hAnsiTheme="majorBidi" w:cs="Times New Roman" w:hint="cs"/>
+          <w:rtl/>
+        </w:rPr>
+        <w:t>לתבליט</w:t>
+      </w:r>
+      <w:r>
+        <w:rPr>
+          <w:rFonts w:asciiTheme="majorBidi" w:hAnsiTheme="majorBidi" w:cs="Times New Roman"/>
+          <w:rtl/>
+        </w:rPr>
+        <w:t xml:space="preserve"> </w:t>
+      </w:r>
+      <w:r>
+        <w:rPr>
+          <w:rFonts w:asciiTheme="majorBidi" w:hAnsiTheme="majorBidi" w:cs="Times New Roman" w:hint="cs"/>
+          <w:rtl/>
+        </w:rPr>
+        <w:t>נפרד</w:t>
+      </w:r>
+      <w:r>
+        <w:rPr>
+          <w:rFonts w:asciiTheme="majorBidi" w:hAnsiTheme="majorBidi" w:cs="Times New Roman"/>
+          <w:rtl/>
+        </w:rPr>
+        <w:t xml:space="preserve">, </w:t>
+      </w:r>
+      <w:r>
+        <w:rPr>
+          <w:rFonts w:asciiTheme="majorBidi" w:hAnsiTheme="majorBidi" w:cs="Times New Roman" w:hint="cs"/>
+          <w:rtl/>
+        </w:rPr>
+        <w:t>קריא</w:t>
+      </w:r>
+      <w:r>
+        <w:rPr>
+          <w:rFonts w:asciiTheme="majorBidi" w:hAnsiTheme="majorBidi" w:cs="Times New Roman"/>
+          <w:rtl/>
+        </w:rPr>
+        <w:t xml:space="preserve"> </w:t>
+      </w:r>
+      <w:r>
+        <w:rPr>
+          <w:rFonts w:asciiTheme="majorBidi" w:hAnsiTheme="majorBidi" w:cs="Times New Roman" w:hint="cs"/>
+          <w:rtl/>
+        </w:rPr>
+        <w:t>ומסודר</w:t>
+      </w:r>
+      <w:r>
+        <w:rPr>
+          <w:rFonts w:asciiTheme="majorBidi" w:hAnsiTheme="majorBidi" w:cs="Times New Roman"/>
+          <w:rtl/>
+        </w:rPr>
+        <w:t xml:space="preserve"> </w:t>
+      </w:r>
+      <w:r>
+        <w:rPr>
+          <w:rFonts w:asciiTheme="majorBidi" w:hAnsiTheme="majorBidi" w:cs="Times New Roman" w:hint="cs"/>
+          <w:rtl/>
+        </w:rPr>
+        <w:t>במסמך</w:t>
+      </w:r>
+      <w:r>
+        <w:rPr>
+          <w:rFonts w:asciiTheme="majorBidi" w:hAnsiTheme="majorBidi" w:cs="Times New Roman"/>
+          <w:rtl/>
+        </w:rPr>
+        <w:t xml:space="preserve"> </w:t>
+      </w:r>
+      <w:r>
+        <w:rPr>
+          <w:rFonts w:asciiTheme="majorBidi" w:hAnsiTheme="majorBidi" w:cs="Times New Roman" w:hint="cs"/>
+          <w:rtl/>
+        </w:rPr>
+        <w:t>הסופי</w:t>
+      </w:r>
+      <w:r>
+        <w:rPr>
+          <w:rFonts w:asciiTheme="majorBidi" w:hAnsiTheme="majorBidi" w:cs="Times New Roman"/>
+          <w:rtl/>
+        </w:rPr>
+        <w:t>.</w:t>
+      </w:r>
     </w:p>
     <w:sectPr>
       <w:pgSz w:w="11906" w:h="16838"/>
@@ -12524,6 +16504,119 @@
     </w:lvl>
   </w:abstractNum>
   <w:abstractNum w:abstractNumId="2" w15:restartNumberingAfterBreak="0">
+    <w:nsid w:val="14CD3846"/>
+    <w:multiLevelType w:val="hybridMultilevel"/>
+    <w:tmpl w:val="53160B82"/>
+    <w:lvl w:ilvl="0" w:tplc="04090001">
+      <w:start w:val="1"/>
+      <w:numFmt w:val="bullet"/>
+      <w:lvlText w:val=""/>
+      <w:lvlJc w:val="left"/>
+      <w:pPr>
+        <w:ind w:left="720" w:hanging="360"/>
+      </w:pPr>
+      <w:rPr>
+        <w:rFonts w:ascii="Symbol" w:hAnsi="Symbol" w:hint="default"/>
+      </w:rPr>
+    </w:lvl>
+    <w:lvl w:ilvl="1" w:tplc="04090003">
+      <w:start w:val="1"/>
+      <w:numFmt w:val="bullet"/>
+      <w:lvlText w:val="o"/>
+      <w:lvlJc w:val="left"/>
+      <w:pPr>
+        <w:ind w:left="1440" w:hanging="360"/>
+      </w:pPr>
+      <w:rPr>
+        <w:rFonts w:ascii="Courier New" w:hAnsi="Courier New" w:cs="Courier New" w:hint="default"/>
+      </w:rPr>
+    </w:lvl>
+    <w:lvl w:ilvl="2" w:tplc="04090005" w:tentative="1">
+      <w:start w:val="1"/>
+      <w:numFmt w:val="bullet"/>
+      <w:lvlText w:val=""/>
+      <w:lvlJc w:val="left"/>
+      <w:pPr>
+        <w:ind w:left="2160" w:hanging="360"/>
+      </w:pPr>
+      <w:rPr>
+        <w:rFonts w:ascii="Wingdings" w:hAnsi="Wingdings" w:hint="default"/>
+      </w:rPr>
+    </w:lvl>
+    <w:lvl w:ilvl="3" w:tplc="04090001" w:tentative="1">
+      <w:start w:val="1"/>
+      <w:numFmt w:val="bullet"/>
+      <w:lvlText w:val=""/>
+      <w:lvlJc w:val="left"/>
+      <w:pPr>
+        <w:ind w:left="2880" w:hanging="360"/>
+      </w:pPr>
+      <w:rPr>
+        <w:rFonts w:ascii="Symbol" w:hAnsi="Symbol" w:hint="default"/>
+      </w:rPr>
+    </w:lvl>
+    <w:lvl w:ilvl="4" w:tplc="04090003" w:tentative="1">
+      <w:start w:val="1"/>
+      <w:numFmt w:val="bullet"/>
+      <w:lvlText w:val="o"/>
+      <w:lvlJc w:val="left"/>
+      <w:pPr>
+        <w:ind w:left="3600" w:hanging="360"/>
+      </w:pPr>
+      <w:rPr>
+        <w:rFonts w:ascii="Courier New" w:hAnsi="Courier New" w:cs="Courier New" w:hint="default"/>
+      </w:rPr>
+    </w:lvl>
+    <w:lvl w:ilvl="5" w:tplc="04090005" w:tentative="1">
+      <w:start w:val="1"/>
+      <w:numFmt w:val="bullet"/>
+      <w:lvlText w:val=""/>
+      <w:lvlJc w:val="left"/>
+      <w:pPr>
+        <w:ind w:left="4320" w:hanging="360"/>
+      </w:pPr>
+      <w:rPr>
+        <w:rFonts w:ascii="Wingdings" w:hAnsi="Wingdings" w:hint="default"/>
+      </w:rPr>
+    </w:lvl>
+    <w:lvl w:ilvl="6" w:tplc="04090001" w:tentative="1">
+      <w:start w:val="1"/>
+      <w:numFmt w:val="bullet"/>
+      <w:lvlText w:val=""/>
+      <w:lvlJc w:val="left"/>
+      <w:pPr>
+        <w:ind w:left="5040" w:hanging="360"/>
+      </w:pPr>
+      <w:rPr>
+        <w:rFonts w:ascii="Symbol" w:hAnsi="Symbol" w:hint="default"/>
+      </w:rPr>
+    </w:lvl>
+    <w:lvl w:ilvl="7" w:tplc="04090003" w:tentative="1">
+      <w:start w:val="1"/>
+      <w:numFmt w:val="bullet"/>
+      <w:lvlText w:val="o"/>
+      <w:lvlJc w:val="left"/>
+      <w:pPr>
+        <w:ind w:left="5760" w:hanging="360"/>
+      </w:pPr>
+      <w:rPr>
+        <w:rFonts w:ascii="Courier New" w:hAnsi="Courier New" w:cs="Courier New" w:hint="default"/>
+      </w:rPr>
+    </w:lvl>
+    <w:lvl w:ilvl="8" w:tplc="04090005" w:tentative="1">
+      <w:start w:val="1"/>
+      <w:numFmt w:val="bullet"/>
+      <w:lvlText w:val=""/>
+      <w:lvlJc w:val="left"/>
+      <w:pPr>
+        <w:ind w:left="6480" w:hanging="360"/>
+      </w:pPr>
+      <w:rPr>
+        <w:rFonts w:ascii="Wingdings" w:hAnsi="Wingdings" w:hint="default"/>
+      </w:rPr>
+    </w:lvl>
+  </w:abstractNum>
+  <w:abstractNum w:abstractNumId="3" w15:restartNumberingAfterBreak="0">
     <w:nsid w:val="181A54C8"/>
     <w:multiLevelType w:val="hybridMultilevel"/>
     <w:tmpl w:val="72BE7C2C"/>
@@ -12636,7 +16729,7 @@
       </w:rPr>
     </w:lvl>
   </w:abstractNum>
-  <w:abstractNum w:abstractNumId="3" w15:restartNumberingAfterBreak="0">
+  <w:abstractNum w:abstractNumId="4" w15:restartNumberingAfterBreak="0">
     <w:nsid w:val="2117277F"/>
     <w:multiLevelType w:val="multilevel"/>
     <w:tmpl w:val="D0422390"/>
@@ -12785,7 +16878,7 @@
       </w:rPr>
     </w:lvl>
   </w:abstractNum>
-  <w:abstractNum w:abstractNumId="4" w15:restartNumberingAfterBreak="0">
+  <w:abstractNum w:abstractNumId="5" w15:restartNumberingAfterBreak="0">
     <w:nsid w:val="28590A9F"/>
     <w:multiLevelType w:val="hybridMultilevel"/>
     <w:tmpl w:val="5E8EC446"/>
@@ -12898,7 +16991,7 @@
       </w:rPr>
     </w:lvl>
   </w:abstractNum>
-  <w:abstractNum w:abstractNumId="5" w15:restartNumberingAfterBreak="0">
+  <w:abstractNum w:abstractNumId="6" w15:restartNumberingAfterBreak="0">
     <w:nsid w:val="29637269"/>
     <w:multiLevelType w:val="hybridMultilevel"/>
     <w:tmpl w:val="E7683020"/>
@@ -13011,7 +17104,7 @@
       </w:rPr>
     </w:lvl>
   </w:abstractNum>
-  <w:abstractNum w:abstractNumId="6" w15:restartNumberingAfterBreak="0">
+  <w:abstractNum w:abstractNumId="7" w15:restartNumberingAfterBreak="0">
     <w:nsid w:val="2A5837E6"/>
     <w:multiLevelType w:val="hybridMultilevel"/>
     <w:tmpl w:val="4B705CA8"/>
@@ -13097,7 +17190,7 @@
       </w:pPr>
     </w:lvl>
   </w:abstractNum>
-  <w:abstractNum w:abstractNumId="7" w15:restartNumberingAfterBreak="0">
+  <w:abstractNum w:abstractNumId="8" w15:restartNumberingAfterBreak="0">
     <w:nsid w:val="2D321FDD"/>
     <w:multiLevelType w:val="hybridMultilevel"/>
     <w:tmpl w:val="57224098"/>
@@ -13186,7 +17279,7 @@
       </w:pPr>
     </w:lvl>
   </w:abstractNum>
-  <w:abstractNum w:abstractNumId="8" w15:restartNumberingAfterBreak="0">
+  <w:abstractNum w:abstractNumId="9" w15:restartNumberingAfterBreak="0">
     <w:nsid w:val="2E3F5285"/>
     <w:multiLevelType w:val="multilevel"/>
     <w:tmpl w:val="0E5AE9EA"/>
@@ -13335,7 +17428,7 @@
       </w:rPr>
     </w:lvl>
   </w:abstractNum>
-  <w:abstractNum w:abstractNumId="9" w15:restartNumberingAfterBreak="0">
+  <w:abstractNum w:abstractNumId="10" w15:restartNumberingAfterBreak="0">
     <w:nsid w:val="2E6927E7"/>
     <w:multiLevelType w:val="multilevel"/>
     <w:tmpl w:val="22BAAE3A"/>
@@ -13484,7 +17577,7 @@
       </w:rPr>
     </w:lvl>
   </w:abstractNum>
-  <w:abstractNum w:abstractNumId="10" w15:restartNumberingAfterBreak="0">
+  <w:abstractNum w:abstractNumId="11" w15:restartNumberingAfterBreak="0">
     <w:nsid w:val="2EA06585"/>
     <w:multiLevelType w:val="multilevel"/>
     <w:tmpl w:val="F8F21DBA"/>
@@ -13633,7 +17726,7 @@
       </w:rPr>
     </w:lvl>
   </w:abstractNum>
-  <w:abstractNum w:abstractNumId="11" w15:restartNumberingAfterBreak="0">
+  <w:abstractNum w:abstractNumId="12" w15:restartNumberingAfterBreak="0">
     <w:nsid w:val="2F354BAA"/>
     <w:multiLevelType w:val="hybridMultilevel"/>
     <w:tmpl w:val="E6C81FA6"/>
@@ -13746,7 +17839,7 @@
       </w:rPr>
     </w:lvl>
   </w:abstractNum>
-  <w:abstractNum w:abstractNumId="12" w15:restartNumberingAfterBreak="0">
+  <w:abstractNum w:abstractNumId="13" w15:restartNumberingAfterBreak="0">
     <w:nsid w:val="36B80182"/>
     <w:multiLevelType w:val="hybridMultilevel"/>
     <w:tmpl w:val="3E8CDA8A"/>
@@ -13859,7 +17952,7 @@
       </w:rPr>
     </w:lvl>
   </w:abstractNum>
-  <w:abstractNum w:abstractNumId="13" w15:restartNumberingAfterBreak="0">
+  <w:abstractNum w:abstractNumId="14" w15:restartNumberingAfterBreak="0">
     <w:nsid w:val="3AD24233"/>
     <w:multiLevelType w:val="multilevel"/>
     <w:tmpl w:val="ACD87CDE"/>
@@ -14008,7 +18101,7 @@
       </w:rPr>
     </w:lvl>
   </w:abstractNum>
-  <w:abstractNum w:abstractNumId="14" w15:restartNumberingAfterBreak="0">
+  <w:abstractNum w:abstractNumId="15" w15:restartNumberingAfterBreak="0">
     <w:nsid w:val="3D0F3A0A"/>
     <w:multiLevelType w:val="hybridMultilevel"/>
     <w:tmpl w:val="A2E0ED3C"/>
@@ -14121,7 +18214,120 @@
       </w:rPr>
     </w:lvl>
   </w:abstractNum>
-  <w:abstractNum w:abstractNumId="15" w15:restartNumberingAfterBreak="0">
+  <w:abstractNum w:abstractNumId="16" w15:restartNumberingAfterBreak="0">
+    <w:nsid w:val="49A33874"/>
+    <w:multiLevelType w:val="hybridMultilevel"/>
+    <w:tmpl w:val="D0107B62"/>
+    <w:lvl w:ilvl="0" w:tplc="04090001">
+      <w:start w:val="1"/>
+      <w:numFmt w:val="bullet"/>
+      <w:lvlText w:val=""/>
+      <w:lvlJc w:val="left"/>
+      <w:pPr>
+        <w:ind w:left="720" w:hanging="360"/>
+      </w:pPr>
+      <w:rPr>
+        <w:rFonts w:ascii="Symbol" w:hAnsi="Symbol" w:hint="default"/>
+      </w:rPr>
+    </w:lvl>
+    <w:lvl w:ilvl="1" w:tplc="04090003">
+      <w:start w:val="1"/>
+      <w:numFmt w:val="bullet"/>
+      <w:lvlText w:val="o"/>
+      <w:lvlJc w:val="left"/>
+      <w:pPr>
+        <w:ind w:left="1440" w:hanging="360"/>
+      </w:pPr>
+      <w:rPr>
+        <w:rFonts w:ascii="Courier New" w:hAnsi="Courier New" w:cs="Courier New" w:hint="default"/>
+      </w:rPr>
+    </w:lvl>
+    <w:lvl w:ilvl="2" w:tplc="04090005" w:tentative="1">
+      <w:start w:val="1"/>
+      <w:numFmt w:val="bullet"/>
+      <w:lvlText w:val=""/>
+      <w:lvlJc w:val="left"/>
+      <w:pPr>
+        <w:ind w:left="2160" w:hanging="360"/>
+      </w:pPr>
+      <w:rPr>
+        <w:rFonts w:ascii="Wingdings" w:hAnsi="Wingdings" w:hint="default"/>
+      </w:rPr>
+    </w:lvl>
+    <w:lvl w:ilvl="3" w:tplc="04090001" w:tentative="1">
+      <w:start w:val="1"/>
+      <w:numFmt w:val="bullet"/>
+      <w:lvlText w:val=""/>
+      <w:lvlJc w:val="left"/>
+      <w:pPr>
+        <w:ind w:left="2880" w:hanging="360"/>
+      </w:pPr>
+      <w:rPr>
+        <w:rFonts w:ascii="Symbol" w:hAnsi="Symbol" w:hint="default"/>
+      </w:rPr>
+    </w:lvl>
+    <w:lvl w:ilvl="4" w:tplc="04090003" w:tentative="1">
+      <w:start w:val="1"/>
+      <w:numFmt w:val="bullet"/>
+      <w:lvlText w:val="o"/>
+      <w:lvlJc w:val="left"/>
+      <w:pPr>
+        <w:ind w:left="3600" w:hanging="360"/>
+      </w:pPr>
+      <w:rPr>
+        <w:rFonts w:ascii="Courier New" w:hAnsi="Courier New" w:cs="Courier New" w:hint="default"/>
+      </w:rPr>
+    </w:lvl>
+    <w:lvl w:ilvl="5" w:tplc="04090005" w:tentative="1">
+      <w:start w:val="1"/>
+      <w:numFmt w:val="bullet"/>
+      <w:lvlText w:val=""/>
+      <w:lvlJc w:val="left"/>
+      <w:pPr>
+        <w:ind w:left="4320" w:hanging="360"/>
+      </w:pPr>
+      <w:rPr>
+        <w:rFonts w:ascii="Wingdings" w:hAnsi="Wingdings" w:hint="default"/>
+      </w:rPr>
+    </w:lvl>
+    <w:lvl w:ilvl="6" w:tplc="04090001" w:tentative="1">
+      <w:start w:val="1"/>
+      <w:numFmt w:val="bullet"/>
+      <w:lvlText w:val=""/>
+      <w:lvlJc w:val="left"/>
+      <w:pPr>
+        <w:ind w:left="5040" w:hanging="360"/>
+      </w:pPr>
+      <w:rPr>
+        <w:rFonts w:ascii="Symbol" w:hAnsi="Symbol" w:hint="default"/>
+      </w:rPr>
+    </w:lvl>
+    <w:lvl w:ilvl="7" w:tplc="04090003" w:tentative="1">
+      <w:start w:val="1"/>
+      <w:numFmt w:val="bullet"/>
+      <w:lvlText w:val="o"/>
+      <w:lvlJc w:val="left"/>
+      <w:pPr>
+        <w:ind w:left="5760" w:hanging="360"/>
+      </w:pPr>
+      <w:rPr>
+        <w:rFonts w:ascii="Courier New" w:hAnsi="Courier New" w:cs="Courier New" w:hint="default"/>
+      </w:rPr>
+    </w:lvl>
+    <w:lvl w:ilvl="8" w:tplc="04090005" w:tentative="1">
+      <w:start w:val="1"/>
+      <w:numFmt w:val="bullet"/>
+      <w:lvlText w:val=""/>
+      <w:lvlJc w:val="left"/>
+      <w:pPr>
+        <w:ind w:left="6480" w:hanging="360"/>
+      </w:pPr>
+      <w:rPr>
+        <w:rFonts w:ascii="Wingdings" w:hAnsi="Wingdings" w:hint="default"/>
+      </w:rPr>
+    </w:lvl>
+  </w:abstractNum>
+  <w:abstractNum w:abstractNumId="17" w15:restartNumberingAfterBreak="0">
     <w:nsid w:val="4ADB77C2"/>
     <w:multiLevelType w:val="hybridMultilevel"/>
     <w:tmpl w:val="FABA3CE0"/>
@@ -14210,7 +18416,7 @@
       </w:pPr>
     </w:lvl>
   </w:abstractNum>
-  <w:abstractNum w:abstractNumId="16" w15:restartNumberingAfterBreak="0">
+  <w:abstractNum w:abstractNumId="18" w15:restartNumberingAfterBreak="0">
     <w:nsid w:val="4CD12F2E"/>
     <w:multiLevelType w:val="hybridMultilevel"/>
     <w:tmpl w:val="4514667E"/>
@@ -14323,7 +18529,7 @@
       </w:rPr>
     </w:lvl>
   </w:abstractNum>
-  <w:abstractNum w:abstractNumId="17" w15:restartNumberingAfterBreak="0">
+  <w:abstractNum w:abstractNumId="19" w15:restartNumberingAfterBreak="0">
     <w:nsid w:val="4F430BC9"/>
     <w:multiLevelType w:val="hybridMultilevel"/>
     <w:tmpl w:val="8DAA2804"/>
@@ -14436,7 +18642,7 @@
       </w:rPr>
     </w:lvl>
   </w:abstractNum>
-  <w:abstractNum w:abstractNumId="18" w15:restartNumberingAfterBreak="0">
+  <w:abstractNum w:abstractNumId="20" w15:restartNumberingAfterBreak="0">
     <w:nsid w:val="5D641485"/>
     <w:multiLevelType w:val="hybridMultilevel"/>
     <w:tmpl w:val="B23E8A66"/>
@@ -14549,7 +18755,120 @@
       </w:rPr>
     </w:lvl>
   </w:abstractNum>
-  <w:abstractNum w:abstractNumId="19" w15:restartNumberingAfterBreak="0">
+  <w:abstractNum w:abstractNumId="21" w15:restartNumberingAfterBreak="0">
+    <w:nsid w:val="5DCF22D1"/>
+    <w:multiLevelType w:val="hybridMultilevel"/>
+    <w:tmpl w:val="B41C06B2"/>
+    <w:lvl w:ilvl="0" w:tplc="04090001">
+      <w:start w:val="1"/>
+      <w:numFmt w:val="bullet"/>
+      <w:lvlText w:val=""/>
+      <w:lvlJc w:val="left"/>
+      <w:pPr>
+        <w:ind w:left="720" w:hanging="360"/>
+      </w:pPr>
+      <w:rPr>
+        <w:rFonts w:ascii="Symbol" w:hAnsi="Symbol" w:hint="default"/>
+      </w:rPr>
+    </w:lvl>
+    <w:lvl w:ilvl="1" w:tplc="04090003" w:tentative="1">
+      <w:start w:val="1"/>
+      <w:numFmt w:val="bullet"/>
+      <w:lvlText w:val="o"/>
+      <w:lvlJc w:val="left"/>
+      <w:pPr>
+        <w:ind w:left="1440" w:hanging="360"/>
+      </w:pPr>
+      <w:rPr>
+        <w:rFonts w:ascii="Courier New" w:hAnsi="Courier New" w:cs="Courier New" w:hint="default"/>
+      </w:rPr>
+    </w:lvl>
+    <w:lvl w:ilvl="2" w:tplc="04090005" w:tentative="1">
+      <w:start w:val="1"/>
+      <w:numFmt w:val="bullet"/>
+      <w:lvlText w:val=""/>
+      <w:lvlJc w:val="left"/>
+      <w:pPr>
+        <w:ind w:left="2160" w:hanging="360"/>
+      </w:pPr>
+      <w:rPr>
+        <w:rFonts w:ascii="Wingdings" w:hAnsi="Wingdings" w:hint="default"/>
+      </w:rPr>
+    </w:lvl>
+    <w:lvl w:ilvl="3" w:tplc="04090001" w:tentative="1">
+      <w:start w:val="1"/>
+      <w:numFmt w:val="bullet"/>
+      <w:lvlText w:val=""/>
+      <w:lvlJc w:val="left"/>
+      <w:pPr>
+        <w:ind w:left="2880" w:hanging="360"/>
+      </w:pPr>
+      <w:rPr>
+        <w:rFonts w:ascii="Symbol" w:hAnsi="Symbol" w:hint="default"/>
+      </w:rPr>
+    </w:lvl>
+    <w:lvl w:ilvl="4" w:tplc="04090003" w:tentative="1">
+      <w:start w:val="1"/>
+      <w:numFmt w:val="bullet"/>
+      <w:lvlText w:val="o"/>
+      <w:lvlJc w:val="left"/>
+      <w:pPr>
+        <w:ind w:left="3600" w:hanging="360"/>
+      </w:pPr>
+      <w:rPr>
+        <w:rFonts w:ascii="Courier New" w:hAnsi="Courier New" w:cs="Courier New" w:hint="default"/>
+      </w:rPr>
+    </w:lvl>
+    <w:lvl w:ilvl="5" w:tplc="04090005" w:tentative="1">
+      <w:start w:val="1"/>
+      <w:numFmt w:val="bullet"/>
+      <w:lvlText w:val=""/>
+      <w:lvlJc w:val="left"/>
+      <w:pPr>
+        <w:ind w:left="4320" w:hanging="360"/>
+      </w:pPr>
+      <w:rPr>
+        <w:rFonts w:ascii="Wingdings" w:hAnsi="Wingdings" w:hint="default"/>
+      </w:rPr>
+    </w:lvl>
+    <w:lvl w:ilvl="6" w:tplc="04090001" w:tentative="1">
+      <w:start w:val="1"/>
+      <w:numFmt w:val="bullet"/>
+      <w:lvlText w:val=""/>
+      <w:lvlJc w:val="left"/>
+      <w:pPr>
+        <w:ind w:left="5040" w:hanging="360"/>
+      </w:pPr>
+      <w:rPr>
+        <w:rFonts w:ascii="Symbol" w:hAnsi="Symbol" w:hint="default"/>
+      </w:rPr>
+    </w:lvl>
+    <w:lvl w:ilvl="7" w:tplc="04090003" w:tentative="1">
+      <w:start w:val="1"/>
+      <w:numFmt w:val="bullet"/>
+      <w:lvlText w:val="o"/>
+      <w:lvlJc w:val="left"/>
+      <w:pPr>
+        <w:ind w:left="5760" w:hanging="360"/>
+      </w:pPr>
+      <w:rPr>
+        <w:rFonts w:ascii="Courier New" w:hAnsi="Courier New" w:cs="Courier New" w:hint="default"/>
+      </w:rPr>
+    </w:lvl>
+    <w:lvl w:ilvl="8" w:tplc="04090005" w:tentative="1">
+      <w:start w:val="1"/>
+      <w:numFmt w:val="bullet"/>
+      <w:lvlText w:val=""/>
+      <w:lvlJc w:val="left"/>
+      <w:pPr>
+        <w:ind w:left="6480" w:hanging="360"/>
+      </w:pPr>
+      <w:rPr>
+        <w:rFonts w:ascii="Wingdings" w:hAnsi="Wingdings" w:hint="default"/>
+      </w:rPr>
+    </w:lvl>
+  </w:abstractNum>
+  <w:abstractNum w:abstractNumId="22" w15:restartNumberingAfterBreak="0">
     <w:nsid w:val="61D56C3D"/>
     <w:multiLevelType w:val="hybridMultilevel"/>
     <w:tmpl w:val="381A932C"/>
@@ -14635,7 +18954,7 @@
       </w:pPr>
     </w:lvl>
   </w:abstractNum>
-  <w:abstractNum w:abstractNumId="20" w15:restartNumberingAfterBreak="0">
+  <w:abstractNum w:abstractNumId="23" w15:restartNumberingAfterBreak="0">
     <w:nsid w:val="62F0602E"/>
     <w:multiLevelType w:val="hybridMultilevel"/>
     <w:tmpl w:val="3552195C"/>
@@ -14748,7 +19067,7 @@
       </w:rPr>
     </w:lvl>
   </w:abstractNum>
-  <w:abstractNum w:abstractNumId="21" w15:restartNumberingAfterBreak="0">
+  <w:abstractNum w:abstractNumId="24" w15:restartNumberingAfterBreak="0">
     <w:nsid w:val="65B3409E"/>
     <w:multiLevelType w:val="hybridMultilevel"/>
     <w:tmpl w:val="8F3C8812"/>
@@ -14861,7 +19180,7 @@
       </w:rPr>
     </w:lvl>
   </w:abstractNum>
-  <w:abstractNum w:abstractNumId="22" w15:restartNumberingAfterBreak="0">
+  <w:abstractNum w:abstractNumId="25" w15:restartNumberingAfterBreak="0">
     <w:nsid w:val="6CAE19EB"/>
     <w:multiLevelType w:val="hybridMultilevel"/>
     <w:tmpl w:val="E9BA06AE"/>
@@ -14974,7 +19293,7 @@
       </w:rPr>
     </w:lvl>
   </w:abstractNum>
-  <w:abstractNum w:abstractNumId="23" w15:restartNumberingAfterBreak="0">
+  <w:abstractNum w:abstractNumId="26" w15:restartNumberingAfterBreak="0">
     <w:nsid w:val="759E76ED"/>
     <w:multiLevelType w:val="multilevel"/>
     <w:tmpl w:val="5C20941A"/>
@@ -15123,7 +19442,7 @@
       </w:rPr>
     </w:lvl>
   </w:abstractNum>
-  <w:abstractNum w:abstractNumId="24" w15:restartNumberingAfterBreak="0">
+  <w:abstractNum w:abstractNumId="27" w15:restartNumberingAfterBreak="0">
     <w:nsid w:val="764D47C2"/>
     <w:multiLevelType w:val="multilevel"/>
     <w:tmpl w:val="3B3A6F90"/>
@@ -15272,7 +19591,7 @@
       </w:rPr>
     </w:lvl>
   </w:abstractNum>
-  <w:abstractNum w:abstractNumId="25" w15:restartNumberingAfterBreak="0">
+  <w:abstractNum w:abstractNumId="28" w15:restartNumberingAfterBreak="0">
     <w:nsid w:val="7BA66B04"/>
     <w:multiLevelType w:val="hybridMultilevel"/>
     <w:tmpl w:val="ABD6B19C"/>
@@ -15385,83 +19704,208 @@
       </w:rPr>
     </w:lvl>
   </w:abstractNum>
+  <w:abstractNum w:abstractNumId="29" w15:restartNumberingAfterBreak="0">
+    <w:nsid w:val="7FA11F9F"/>
+    <w:multiLevelType w:val="hybridMultilevel"/>
+    <w:tmpl w:val="65B2DDAE"/>
+    <w:lvl w:ilvl="0" w:tplc="04090001">
+      <w:start w:val="1"/>
+      <w:numFmt w:val="bullet"/>
+      <w:lvlText w:val=""/>
+      <w:lvlJc w:val="left"/>
+      <w:pPr>
+        <w:ind w:left="720" w:hanging="360"/>
+      </w:pPr>
+      <w:rPr>
+        <w:rFonts w:ascii="Symbol" w:hAnsi="Symbol" w:hint="default"/>
+      </w:rPr>
+    </w:lvl>
+    <w:lvl w:ilvl="1" w:tplc="04090003">
+      <w:start w:val="1"/>
+      <w:numFmt w:val="bullet"/>
+      <w:lvlText w:val="o"/>
+      <w:lvlJc w:val="left"/>
+      <w:pPr>
+        <w:ind w:left="1440" w:hanging="360"/>
+      </w:pPr>
+      <w:rPr>
+        <w:rFonts w:ascii="Courier New" w:hAnsi="Courier New" w:cs="Courier New" w:hint="default"/>
+      </w:rPr>
+    </w:lvl>
+    <w:lvl w:ilvl="2" w:tplc="04090005" w:tentative="1">
+      <w:start w:val="1"/>
+      <w:numFmt w:val="bullet"/>
+      <w:lvlText w:val=""/>
+      <w:lvlJc w:val="left"/>
+      <w:pPr>
+        <w:ind w:left="2160" w:hanging="360"/>
+      </w:pPr>
+      <w:rPr>
+        <w:rFonts w:ascii="Wingdings" w:hAnsi="Wingdings" w:hint="default"/>
+      </w:rPr>
+    </w:lvl>
+    <w:lvl w:ilvl="3" w:tplc="04090001" w:tentative="1">
+      <w:start w:val="1"/>
+      <w:numFmt w:val="bullet"/>
+      <w:lvlText w:val=""/>
+      <w:lvlJc w:val="left"/>
+      <w:pPr>
+        <w:ind w:left="2880" w:hanging="360"/>
+      </w:pPr>
+      <w:rPr>
+        <w:rFonts w:ascii="Symbol" w:hAnsi="Symbol" w:hint="default"/>
+      </w:rPr>
+    </w:lvl>
+    <w:lvl w:ilvl="4" w:tplc="04090003" w:tentative="1">
+      <w:start w:val="1"/>
+      <w:numFmt w:val="bullet"/>
+      <w:lvlText w:val="o"/>
+      <w:lvlJc w:val="left"/>
+      <w:pPr>
+        <w:ind w:left="3600" w:hanging="360"/>
+      </w:pPr>
+      <w:rPr>
+        <w:rFonts w:ascii="Courier New" w:hAnsi="Courier New" w:cs="Courier New" w:hint="default"/>
+      </w:rPr>
+    </w:lvl>
+    <w:lvl w:ilvl="5" w:tplc="04090005" w:tentative="1">
+      <w:start w:val="1"/>
+      <w:numFmt w:val="bullet"/>
+      <w:lvlText w:val=""/>
+      <w:lvlJc w:val="left"/>
+      <w:pPr>
+        <w:ind w:left="4320" w:hanging="360"/>
+      </w:pPr>
+      <w:rPr>
+        <w:rFonts w:ascii="Wingdings" w:hAnsi="Wingdings" w:hint="default"/>
+      </w:rPr>
+    </w:lvl>
+    <w:lvl w:ilvl="6" w:tplc="04090001" w:tentative="1">
+      <w:start w:val="1"/>
+      <w:numFmt w:val="bullet"/>
+      <w:lvlText w:val=""/>
+      <w:lvlJc w:val="left"/>
+      <w:pPr>
+        <w:ind w:left="5040" w:hanging="360"/>
+      </w:pPr>
+      <w:rPr>
+        <w:rFonts w:ascii="Symbol" w:hAnsi="Symbol" w:hint="default"/>
+      </w:rPr>
+    </w:lvl>
+    <w:lvl w:ilvl="7" w:tplc="04090003" w:tentative="1">
+      <w:start w:val="1"/>
+      <w:numFmt w:val="bullet"/>
+      <w:lvlText w:val="o"/>
+      <w:lvlJc w:val="left"/>
+      <w:pPr>
+        <w:ind w:left="5760" w:hanging="360"/>
+      </w:pPr>
+      <w:rPr>
+        <w:rFonts w:ascii="Courier New" w:hAnsi="Courier New" w:cs="Courier New" w:hint="default"/>
+      </w:rPr>
+    </w:lvl>
+    <w:lvl w:ilvl="8" w:tplc="04090005" w:tentative="1">
+      <w:start w:val="1"/>
+      <w:numFmt w:val="bullet"/>
+      <w:lvlText w:val=""/>
+      <w:lvlJc w:val="left"/>
+      <w:pPr>
+        <w:ind w:left="6480" w:hanging="360"/>
+      </w:pPr>
+      <w:rPr>
+        <w:rFonts w:ascii="Wingdings" w:hAnsi="Wingdings" w:hint="default"/>
+      </w:rPr>
+    </w:lvl>
+  </w:abstractNum>
   <w:num w:numId="1" w16cid:durableId="1275481404">
-    <w:abstractNumId w:val="3"/>
+    <w:abstractNumId w:val="4"/>
   </w:num>
   <w:num w:numId="2" w16cid:durableId="1154681495">
+    <w:abstractNumId w:val="10"/>
+  </w:num>
+  <w:num w:numId="3" w16cid:durableId="266083387">
+    <w:abstractNumId w:val="26"/>
+  </w:num>
+  <w:num w:numId="4" w16cid:durableId="873660753">
     <w:abstractNumId w:val="9"/>
   </w:num>
-  <w:num w:numId="3" w16cid:durableId="266083387">
-    <w:abstractNumId w:val="23"/>
-  </w:num>
-  <w:num w:numId="4" w16cid:durableId="873660753">
-    <w:abstractNumId w:val="8"/>
-  </w:num>
   <w:num w:numId="5" w16cid:durableId="1741977509">
-    <w:abstractNumId w:val="10"/>
+    <w:abstractNumId w:val="11"/>
   </w:num>
   <w:num w:numId="6" w16cid:durableId="1646618146">
-    <w:abstractNumId w:val="13"/>
+    <w:abstractNumId w:val="14"/>
   </w:num>
   <w:num w:numId="7" w16cid:durableId="853031828">
-    <w:abstractNumId w:val="24"/>
+    <w:abstractNumId w:val="27"/>
   </w:num>
   <w:num w:numId="8" w16cid:durableId="997149269">
-    <w:abstractNumId w:val="18"/>
+    <w:abstractNumId w:val="20"/>
   </w:num>
   <w:num w:numId="9" w16cid:durableId="1679306578">
     <w:abstractNumId w:val="0"/>
   </w:num>
   <w:num w:numId="10" w16cid:durableId="1750690486">
-    <w:abstractNumId w:val="2"/>
+    <w:abstractNumId w:val="3"/>
   </w:num>
   <w:num w:numId="11" w16cid:durableId="1967079583">
-    <w:abstractNumId w:val="21"/>
+    <w:abstractNumId w:val="24"/>
   </w:num>
   <w:num w:numId="12" w16cid:durableId="163085895">
-    <w:abstractNumId w:val="11"/>
+    <w:abstractNumId w:val="12"/>
   </w:num>
   <w:num w:numId="13" w16cid:durableId="824012895">
+    <w:abstractNumId w:val="6"/>
+  </w:num>
+  <w:num w:numId="14" w16cid:durableId="103690183">
     <w:abstractNumId w:val="5"/>
   </w:num>
-  <w:num w:numId="14" w16cid:durableId="103690183">
-    <w:abstractNumId w:val="4"/>
-  </w:num>
   <w:num w:numId="15" w16cid:durableId="895043232">
-    <w:abstractNumId w:val="6"/>
+    <w:abstractNumId w:val="7"/>
   </w:num>
   <w:num w:numId="16" w16cid:durableId="1760715920">
-    <w:abstractNumId w:val="14"/>
+    <w:abstractNumId w:val="15"/>
   </w:num>
   <w:num w:numId="17" w16cid:durableId="794762957">
-    <w:abstractNumId w:val="19"/>
+    <w:abstractNumId w:val="22"/>
   </w:num>
   <w:num w:numId="18" w16cid:durableId="459108235">
-    <w:abstractNumId w:val="15"/>
+    <w:abstractNumId w:val="17"/>
   </w:num>
   <w:num w:numId="19" w16cid:durableId="595528174">
-    <w:abstractNumId w:val="7"/>
+    <w:abstractNumId w:val="8"/>
   </w:num>
   <w:num w:numId="20" w16cid:durableId="925501855">
     <w:abstractNumId w:val="1"/>
   </w:num>
   <w:num w:numId="21" w16cid:durableId="449667561">
-    <w:abstractNumId w:val="20"/>
+    <w:abstractNumId w:val="23"/>
   </w:num>
   <w:num w:numId="22" w16cid:durableId="1567034540">
-    <w:abstractNumId w:val="17"/>
+    <w:abstractNumId w:val="19"/>
   </w:num>
   <w:num w:numId="23" w16cid:durableId="478696298">
+    <w:abstractNumId w:val="18"/>
+  </w:num>
+  <w:num w:numId="24" w16cid:durableId="182256206">
+    <w:abstractNumId w:val="13"/>
+  </w:num>
+  <w:num w:numId="25" w16cid:durableId="1125463079">
+    <w:abstractNumId w:val="25"/>
+  </w:num>
+  <w:num w:numId="26" w16cid:durableId="860776311">
+    <w:abstractNumId w:val="28"/>
+  </w:num>
+  <w:num w:numId="27" w16cid:durableId="1748922935">
+    <w:abstractNumId w:val="29"/>
+  </w:num>
+  <w:num w:numId="28" w16cid:durableId="103424527">
+    <w:abstractNumId w:val="21"/>
+  </w:num>
+  <w:num w:numId="29" w16cid:durableId="2088840650">
     <w:abstractNumId w:val="16"/>
   </w:num>
-  <w:num w:numId="24" w16cid:durableId="182256206">
-    <w:abstractNumId w:val="12"/>
-  </w:num>
-  <w:num w:numId="25" w16cid:durableId="1125463079">
-    <w:abstractNumId w:val="22"/>
-  </w:num>
-  <w:num w:numId="26" w16cid:durableId="860776311">
-    <w:abstractNumId w:val="25"/>
+  <w:num w:numId="30" w16cid:durableId="1748333682">
+    <w:abstractNumId w:val="2"/>
   </w:num>
 </w:numbering>
 </file>
